--- a/BACKEND/rh-backend/src/MyApp.Api/File/ATD.docx
+++ b/BACKEND/rh-backend/src/MyApp.Api/File/ATD.docx
@@ -1,13 +1,11 @@
 
 <file path=word/document.xml><?xml version="1.0" encoding="utf-8"?>
-<w:document xmlns:o="urn:schemas-microsoft-com:office:office" xmlns:r="http://schemas.openxmlformats.org/officeDocument/2006/relationships" xmlns:v="urn:schemas-microsoft-com:vml" xmlns:w="http://schemas.openxmlformats.org/wordprocessingml/2006/main" xmlns:w10="urn:schemas-microsoft-com:office:word" xmlns:wp="http://schemas.openxmlformats.org/drawingml/2006/wordprocessingDrawing" xmlns:pic="http://schemas.openxmlformats.org/drawingml/2006/picture" xmlns:wps="http://schemas.microsoft.com/office/word/2010/wordprocessingShape" xmlns:wpg="http://schemas.microsoft.com/office/word/2010/wordprocessingGroup" xmlns:mc="http://schemas.openxmlformats.org/markup-compatibility/2006" xmlns:wp14="http://schemas.microsoft.com/office/word/2010/wordprocessingDrawing" xmlns:w14="http://schemas.microsoft.com/office/word/2010/wordml" xmlns:w15="http://schemas.microsoft.com/office/word/2012/wordml" mc:Ignorable="w14 wp14 w15">
+<w:document xmlns:wpc="http://schemas.microsoft.com/office/word/2010/wordprocessingCanvas" xmlns:cx="http://schemas.microsoft.com/office/drawing/2014/chartex" xmlns:cx1="http://schemas.microsoft.com/office/drawing/2015/9/8/chartex" xmlns:cx2="http://schemas.microsoft.com/office/drawing/2015/10/21/chartex" xmlns:cx3="http://schemas.microsoft.com/office/drawing/2016/5/9/chartex" xmlns:cx4="http://schemas.microsoft.com/office/drawing/2016/5/10/chartex" xmlns:cx5="http://schemas.microsoft.com/office/drawing/2016/5/11/chartex" xmlns:cx6="http://schemas.microsoft.com/office/drawing/2016/5/12/chartex" xmlns:cx7="http://schemas.microsoft.com/office/drawing/2016/5/13/chartex" xmlns:cx8="http://schemas.microsoft.com/office/drawing/2016/5/14/chartex" xmlns:mc="http://schemas.openxmlformats.org/markup-compatibility/2006" xmlns:aink="http://schemas.microsoft.com/office/drawing/2016/ink" xmlns:am3d="http://schemas.microsoft.com/office/drawing/2017/model3d" xmlns:o="urn:schemas-microsoft-com:office:office" xmlns:r="http://schemas.openxmlformats.org/officeDocument/2006/relationships" xmlns:m="http://schemas.openxmlformats.org/officeDocument/2006/math" xmlns:v="urn:schemas-microsoft-com:vml" xmlns:wp14="http://schemas.microsoft.com/office/word/2010/wordprocessingDrawing" xmlns:wp="http://schemas.openxmlformats.org/drawingml/2006/wordprocessingDrawing" xmlns:w10="urn:schemas-microsoft-com:office:word" xmlns:w="http://schemas.openxmlformats.org/wordprocessingml/2006/main" xmlns:w14="http://schemas.microsoft.com/office/word/2010/wordml" xmlns:w15="http://schemas.microsoft.com/office/word/2012/wordml" xmlns:w16cex="http://schemas.microsoft.com/office/word/2018/wordml/cex" xmlns:w16cid="http://schemas.microsoft.com/office/word/2016/wordml/cid" xmlns:w16="http://schemas.microsoft.com/office/word/2018/wordml" xmlns:w16sdtdh="http://schemas.microsoft.com/office/word/2020/wordml/sdtdatahash" xmlns:w16se="http://schemas.microsoft.com/office/word/2015/wordml/symex" xmlns:wpg="http://schemas.microsoft.com/office/word/2010/wordprocessingGroup" xmlns:wpi="http://schemas.microsoft.com/office/word/2010/wordprocessingInk" xmlns:wne="http://schemas.microsoft.com/office/word/2006/wordml" xmlns:wps="http://schemas.microsoft.com/office/word/2010/wordprocessingShape" mc:Ignorable="w14 w15 w16se w16cid w16 w16cex w16sdtdh wp14">
   <w:body>
     <w:p>
       <w:pPr>
-        <w:pStyle w:val="Normal"/>
         <w:tabs>
-          <w:tab w:val="clear" w:pos="708"/>
-          <w:tab w:val="left" w:pos="4820" w:leader="none"/>
+          <w:tab w:val="left" w:pos="4820"/>
         </w:tabs>
         <w:jc w:val="center"/>
         <w:rPr>
@@ -16,20 +14,11 @@
           <w:sz w:val="36"/>
         </w:rPr>
       </w:pPr>
-      <w:r>
-        <w:rPr>
-          <w:rFonts w:cs="Arial" w:ascii="Century Gothic" w:hAnsi="Century Gothic"/>
-          <w:b/>
-          <w:sz w:val="36"/>
-        </w:rPr>
-      </w:r>
-    </w:p>
-    <w:p>
-      <w:pPr>
-        <w:pStyle w:val="Normal"/>
+    </w:p>
+    <w:p>
+      <w:pPr>
         <w:tabs>
-          <w:tab w:val="clear" w:pos="708"/>
-          <w:tab w:val="left" w:pos="0" w:leader="none"/>
+          <w:tab w:val="left" w:pos="0"/>
         </w:tabs>
         <w:rPr>
           <w:rFonts w:ascii="Century Gothic" w:hAnsi="Century Gothic" w:cs="Arial"/>
@@ -37,20 +26,23 @@
           <w:sz w:val="40"/>
         </w:rPr>
       </w:pPr>
-      <w:r>
-        <w:rPr>
-          <w:rFonts w:cs="Arial" w:ascii="Century Gothic" w:hAnsi="Century Gothic"/>
+    </w:p>
+    <w:p>
+      <w:pPr>
+        <w:tabs>
+          <w:tab w:val="left" w:pos="0"/>
+        </w:tabs>
+        <w:rPr>
+          <w:rFonts w:ascii="Century Gothic" w:hAnsi="Century Gothic" w:cs="Arial"/>
           <w:b/>
           <w:sz w:val="40"/>
         </w:rPr>
-      </w:r>
-    </w:p>
-    <w:p>
-      <w:pPr>
-        <w:pStyle w:val="Normal"/>
+      </w:pPr>
+    </w:p>
+    <w:p>
+      <w:pPr>
         <w:tabs>
-          <w:tab w:val="clear" w:pos="708"/>
-          <w:tab w:val="left" w:pos="0" w:leader="none"/>
+          <w:tab w:val="left" w:pos="0"/>
         </w:tabs>
         <w:rPr>
           <w:rFonts w:ascii="Century Gothic" w:hAnsi="Century Gothic" w:cs="Arial"/>
@@ -58,62 +50,23 @@
           <w:sz w:val="40"/>
         </w:rPr>
       </w:pPr>
-      <w:r>
-        <w:rPr>
-          <w:rFonts w:cs="Arial" w:ascii="Century Gothic" w:hAnsi="Century Gothic"/>
+    </w:p>
+    <w:p>
+      <w:pPr>
+        <w:tabs>
+          <w:tab w:val="left" w:pos="0"/>
+        </w:tabs>
+        <w:rPr>
+          <w:rFonts w:ascii="Century Gothic" w:hAnsi="Century Gothic" w:cs="Arial"/>
           <w:b/>
           <w:sz w:val="40"/>
         </w:rPr>
-      </w:r>
-    </w:p>
-    <w:p>
-      <w:pPr>
-        <w:pStyle w:val="Normal"/>
+      </w:pPr>
+    </w:p>
+    <w:p>
+      <w:pPr>
         <w:tabs>
-          <w:tab w:val="clear" w:pos="708"/>
-          <w:tab w:val="left" w:pos="0" w:leader="none"/>
-        </w:tabs>
-        <w:rPr>
-          <w:rFonts w:ascii="Century Gothic" w:hAnsi="Century Gothic" w:cs="Arial"/>
-          <w:b/>
-          <w:sz w:val="40"/>
-        </w:rPr>
-      </w:pPr>
-      <w:r>
-        <w:rPr>
-          <w:rFonts w:cs="Arial" w:ascii="Century Gothic" w:hAnsi="Century Gothic"/>
-          <w:b/>
-          <w:sz w:val="40"/>
-        </w:rPr>
-      </w:r>
-    </w:p>
-    <w:p>
-      <w:pPr>
-        <w:pStyle w:val="Normal"/>
-        <w:tabs>
-          <w:tab w:val="clear" w:pos="708"/>
-          <w:tab w:val="left" w:pos="0" w:leader="none"/>
-        </w:tabs>
-        <w:rPr>
-          <w:rFonts w:ascii="Century Gothic" w:hAnsi="Century Gothic" w:cs="Arial"/>
-          <w:b/>
-          <w:sz w:val="40"/>
-        </w:rPr>
-      </w:pPr>
-      <w:r>
-        <w:rPr>
-          <w:rFonts w:cs="Arial" w:ascii="Century Gothic" w:hAnsi="Century Gothic"/>
-          <w:b/>
-          <w:sz w:val="40"/>
-        </w:rPr>
-      </w:r>
-    </w:p>
-    <w:p>
-      <w:pPr>
-        <w:pStyle w:val="Normal"/>
-        <w:tabs>
-          <w:tab w:val="clear" w:pos="708"/>
-          <w:tab w:val="left" w:pos="0" w:leader="none"/>
+          <w:tab w:val="left" w:pos="0"/>
         </w:tabs>
         <w:jc w:val="center"/>
         <w:rPr>
@@ -122,7 +75,7 @@
       </w:pPr>
       <w:r>
         <w:rPr>
-          <w:rFonts w:cs="Arial" w:ascii="Century Gothic" w:hAnsi="Century Gothic"/>
+          <w:rFonts w:ascii="Century Gothic" w:hAnsi="Century Gothic" w:cs="Arial"/>
           <w:b/>
           <w:sz w:val="40"/>
         </w:rPr>
@@ -131,10 +84,8 @@
     </w:p>
     <w:p>
       <w:pPr>
-        <w:pStyle w:val="Normal"/>
         <w:tabs>
-          <w:tab w:val="clear" w:pos="708"/>
-          <w:tab w:val="left" w:pos="4820" w:leader="none"/>
+          <w:tab w:val="left" w:pos="4820"/>
         </w:tabs>
         <w:jc w:val="both"/>
         <w:rPr>
@@ -142,17 +93,9 @@
           <w:u w:val="single"/>
         </w:rPr>
       </w:pPr>
-      <w:r>
-        <w:rPr>
-          <w:rFonts w:cs="Arial" w:ascii="Century Gothic" w:hAnsi="Century Gothic"/>
-          <w:u w:val="single"/>
-        </w:rPr>
-      </w:r>
-    </w:p>
-    <w:p>
-      <w:pPr>
-        <w:pStyle w:val="Normal"/>
-        <w:spacing w:before="0" w:after="0"/>
+    </w:p>
+    <w:p>
+      <w:pPr>
         <w:ind w:firstLine="720"/>
         <w:contextualSpacing/>
         <w:jc w:val="both"/>
@@ -160,16 +103,9 @@
           <w:rFonts w:ascii="Century Gothic" w:hAnsi="Century Gothic" w:cs="Arial"/>
         </w:rPr>
       </w:pPr>
-      <w:r>
-        <w:rPr>
-          <w:rFonts w:cs="Arial" w:ascii="Century Gothic" w:hAnsi="Century Gothic"/>
-        </w:rPr>
-      </w:r>
-    </w:p>
-    <w:p>
-      <w:pPr>
-        <w:pStyle w:val="Normal"/>
-        <w:spacing w:before="0" w:after="0"/>
+    </w:p>
+    <w:p>
+      <w:pPr>
         <w:ind w:firstLine="720"/>
         <w:contextualSpacing/>
         <w:jc w:val="both"/>
@@ -177,16 +113,9 @@
           <w:rFonts w:ascii="Century Gothic" w:hAnsi="Century Gothic" w:cs="Arial"/>
         </w:rPr>
       </w:pPr>
-      <w:r>
-        <w:rPr>
-          <w:rFonts w:cs="Arial" w:ascii="Century Gothic" w:hAnsi="Century Gothic"/>
-        </w:rPr>
-      </w:r>
-    </w:p>
-    <w:p>
-      <w:pPr>
-        <w:pStyle w:val="Normal"/>
-        <w:spacing w:before="0" w:after="0"/>
+    </w:p>
+    <w:p>
+      <w:pPr>
         <w:ind w:firstLine="720"/>
         <w:contextualSpacing/>
         <w:jc w:val="both"/>
@@ -194,16 +123,10 @@
           <w:rFonts w:ascii="Century Gothic" w:hAnsi="Century Gothic" w:cs="Arial"/>
         </w:rPr>
       </w:pPr>
-      <w:r>
-        <w:rPr>
-          <w:rFonts w:cs="Arial" w:ascii="Century Gothic" w:hAnsi="Century Gothic"/>
-        </w:rPr>
-      </w:r>
-    </w:p>
-    <w:p>
-      <w:pPr>
-        <w:pStyle w:val="Normal"/>
-        <w:spacing w:lineRule="auto" w:line="300" w:before="0" w:after="240"/>
+    </w:p>
+    <w:p>
+      <w:pPr>
+        <w:spacing w:after="240" w:line="300" w:lineRule="auto"/>
         <w:ind w:firstLine="720"/>
         <w:jc w:val="both"/>
         <w:rPr>
@@ -212,14 +135,14 @@
       </w:pPr>
       <w:r>
         <w:rPr>
-          <w:rFonts w:cs="Arial" w:ascii="Century Gothic" w:hAnsi="Century Gothic"/>
+          <w:rFonts w:ascii="Century Gothic" w:hAnsi="Century Gothic" w:cs="Arial"/>
           <w:szCs w:val="23"/>
         </w:rPr>
         <w:t>Nous, soussigné, Ravinala Airports S.A., attestons que</w:t>
       </w:r>
       <w:r>
         <w:rPr>
-          <w:rFonts w:cs="Arial" w:ascii="Century Gothic" w:hAnsi="Century Gothic"/>
+          <w:rFonts w:ascii="Century Gothic" w:hAnsi="Century Gothic" w:cs="Arial"/>
           <w:bCs/>
           <w:szCs w:val="23"/>
         </w:rPr>
@@ -227,7 +150,7 @@
       </w:r>
       <w:r>
         <w:rPr>
-          <w:rFonts w:cs="Arial" w:ascii="Century Gothic" w:hAnsi="Century Gothic"/>
+          <w:rFonts w:ascii="Century Gothic" w:hAnsi="Century Gothic" w:cs="Arial"/>
           <w:b/>
           <w:szCs w:val="23"/>
         </w:rPr>
@@ -235,7 +158,7 @@
       </w:r>
       <w:r>
         <w:rPr>
-          <w:rFonts w:cs="Arial" w:ascii="Century Gothic" w:hAnsi="Century Gothic"/>
+          <w:rFonts w:ascii="Century Gothic" w:hAnsi="Century Gothic" w:cs="Arial"/>
           <w:bCs/>
           <w:szCs w:val="23"/>
         </w:rPr>
@@ -243,7 +166,7 @@
       </w:r>
       <w:r>
         <w:rPr>
-          <w:rFonts w:cs="Arial" w:ascii="Century Gothic" w:hAnsi="Century Gothic"/>
+          <w:rFonts w:ascii="Century Gothic" w:hAnsi="Century Gothic" w:cs="Arial"/>
           <w:b/>
           <w:szCs w:val="23"/>
         </w:rPr>
@@ -251,7 +174,7 @@
       </w:r>
       <w:r>
         <w:rPr>
-          <w:rFonts w:cs="Arial" w:ascii="Century Gothic" w:hAnsi="Century Gothic"/>
+          <w:rFonts w:ascii="Century Gothic" w:hAnsi="Century Gothic" w:cs="Arial"/>
           <w:szCs w:val="23"/>
         </w:rPr>
         <w:t>délivrée le</w:t>
@@ -264,7 +187,7 @@
       </w:r>
       <w:r>
         <w:rPr>
-          <w:rFonts w:cs="Arial" w:ascii="Century Gothic" w:hAnsi="Century Gothic"/>
+          <w:rFonts w:ascii="Century Gothic" w:hAnsi="Century Gothic" w:cs="Arial"/>
           <w:b/>
           <w:szCs w:val="23"/>
         </w:rPr>
@@ -278,7 +201,7 @@
       </w:r>
       <w:r>
         <w:rPr>
-          <w:rFonts w:cs="Arial" w:ascii="Century Gothic" w:hAnsi="Century Gothic"/>
+          <w:rFonts w:ascii="Century Gothic" w:hAnsi="Century Gothic" w:cs="Arial"/>
           <w:b/>
           <w:szCs w:val="23"/>
         </w:rPr>
@@ -286,14 +209,14 @@
       </w:r>
       <w:r>
         <w:rPr>
-          <w:rFonts w:cs="Arial" w:ascii="Century Gothic" w:hAnsi="Century Gothic"/>
+          <w:rFonts w:ascii="Century Gothic" w:hAnsi="Century Gothic" w:cs="Arial"/>
           <w:szCs w:val="23"/>
         </w:rPr>
         <w:t>fait partie de notre Société en qualité de </w:t>
       </w:r>
       <w:r>
         <w:rPr>
-          <w:rFonts w:cs="Arial" w:ascii="Century Gothic" w:hAnsi="Century Gothic"/>
+          <w:rFonts w:ascii="Century Gothic" w:hAnsi="Century Gothic" w:cs="Arial"/>
           <w:b/>
           <w:szCs w:val="23"/>
         </w:rPr>
@@ -301,23 +224,21 @@
       </w:r>
       <w:r>
         <w:rPr>
-          <w:rFonts w:cs="Arial" w:ascii="Century Gothic" w:hAnsi="Century Gothic"/>
-          <w:szCs w:val="23"/>
-        </w:rPr>
-        <w:t xml:space="preserve"> du </w:t>
-      </w:r>
-      <w:r>
-        <w:rPr>
-          <w:rFonts w:cs="Arial" w:ascii="Century Gothic" w:hAnsi="Century Gothic"/>
-          <w:b w:val="false"/>
-          <w:bCs w:val="false"/>
-          <w:szCs w:val="23"/>
-        </w:rPr>
-        <w:t>${date_embauche}</w:t>
-      </w:r>
-      <w:r>
-        <w:rPr>
-          <w:rFonts w:cs="Arial" w:ascii="Century Gothic" w:hAnsi="Century Gothic"/>
+          <w:rFonts w:ascii="Century Gothic" w:hAnsi="Century Gothic" w:cs="Arial"/>
+          <w:szCs w:val="23"/>
+        </w:rPr>
+        <w:t xml:space="preserve"> du ${date_</w:t>
+      </w:r>
+      <w:r>
+        <w:rPr>
+          <w:rFonts w:ascii="Century Gothic" w:hAnsi="Century Gothic" w:cs="Arial"/>
+          <w:szCs w:val="23"/>
+        </w:rPr>
+        <w:t>embauche}</w:t>
+      </w:r>
+      <w:r>
+        <w:rPr>
+          <w:rFonts w:ascii="Century Gothic" w:hAnsi="Century Gothic" w:cs="Arial"/>
           <w:bCs/>
           <w:szCs w:val="23"/>
         </w:rPr>
@@ -325,31 +246,47 @@
       </w:r>
       <w:r>
         <w:rPr>
-          <w:rFonts w:cs="Arial" w:ascii="Century Gothic" w:hAnsi="Century Gothic"/>
-          <w:szCs w:val="23"/>
-        </w:rPr>
-        <w:t xml:space="preserve"> jusqu’à ce jour, Catégorie professionnelle </w:t>
-      </w:r>
-      <w:r>
-        <w:rPr>
-          <w:rFonts w:cs="Arial" w:ascii="Century Gothic" w:hAnsi="Century Gothic"/>
-          <w:b/>
-          <w:szCs w:val="23"/>
-        </w:rPr>
-        <w:t>${categorie}</w:t>
-      </w:r>
-      <w:r>
-        <w:rPr>
-          <w:rFonts w:cs="Arial" w:ascii="Century Gothic" w:hAnsi="Century Gothic"/>
+          <w:rFonts w:ascii="Century Gothic" w:hAnsi="Century Gothic" w:cs="Arial"/>
+          <w:szCs w:val="23"/>
+        </w:rPr>
+        <w:t>jusqu’à</w:t>
+      </w:r>
+      <w:r>
+        <w:rPr>
+          <w:rFonts w:ascii="Century Gothic" w:hAnsi="Century Gothic" w:cs="Arial"/>
+          <w:szCs w:val="23"/>
+        </w:rPr>
+        <w:t xml:space="preserve"> ce jour, Catégorie professionnelle </w:t>
+      </w:r>
+      <w:r>
+        <w:rPr>
+          <w:rFonts w:ascii="Century Gothic" w:hAnsi="Century Gothic" w:cs="Arial"/>
+          <w:b/>
+          <w:szCs w:val="23"/>
+        </w:rPr>
+        <w:t>${categorie</w:t>
+      </w:r>
+      <w:proofErr w:type="gramStart"/>
+      <w:r>
+        <w:rPr>
+          <w:rFonts w:ascii="Century Gothic" w:hAnsi="Century Gothic" w:cs="Arial"/>
+          <w:b/>
+          <w:szCs w:val="23"/>
+        </w:rPr>
+        <w:t>}</w:t>
+      </w:r>
+      <w:r>
+        <w:rPr>
+          <w:rFonts w:ascii="Century Gothic" w:hAnsi="Century Gothic" w:cs="Arial"/>
           <w:szCs w:val="23"/>
         </w:rPr>
         <w:t>;</w:t>
       </w:r>
-    </w:p>
-    <w:p>
-      <w:pPr>
-        <w:pStyle w:val="Normal"/>
-        <w:spacing w:lineRule="auto" w:line="300"/>
+      <w:proofErr w:type="gramEnd"/>
+    </w:p>
+    <w:p>
+      <w:pPr>
+        <w:spacing w:line="300" w:lineRule="auto"/>
         <w:ind w:firstLine="720"/>
         <w:jc w:val="both"/>
         <w:rPr>
@@ -358,7 +295,7 @@
       </w:pPr>
       <w:r>
         <w:rPr>
-          <w:rFonts w:cs="Arial" w:ascii="Century Gothic" w:hAnsi="Century Gothic"/>
+          <w:rFonts w:ascii="Century Gothic" w:hAnsi="Century Gothic" w:cs="Arial"/>
           <w:szCs w:val="23"/>
         </w:rPr>
         <w:t>Il est lié à la société par un ${contract_type}.</w:t>
@@ -366,8 +303,7 @@
     </w:p>
     <w:p>
       <w:pPr>
-        <w:pStyle w:val="Normal"/>
-        <w:spacing w:lineRule="auto" w:line="300"/>
+        <w:spacing w:line="300" w:lineRule="auto"/>
         <w:ind w:firstLine="720"/>
         <w:jc w:val="both"/>
         <w:rPr>
@@ -375,24 +311,17 @@
           <w:szCs w:val="23"/>
         </w:rPr>
       </w:pPr>
-      <w:r>
-        <w:rPr>
-          <w:rFonts w:cs="Arial" w:ascii="Century Gothic" w:hAnsi="Century Gothic"/>
-          <w:szCs w:val="23"/>
-        </w:rPr>
-      </w:r>
-    </w:p>
-    <w:p>
-      <w:pPr>
-        <w:pStyle w:val="Normal"/>
-        <w:spacing w:lineRule="auto" w:line="300"/>
+    </w:p>
+    <w:p>
+      <w:pPr>
+        <w:spacing w:line="300" w:lineRule="auto"/>
         <w:rPr>
           <w:rFonts w:ascii="Century Gothic" w:hAnsi="Century Gothic"/>
         </w:rPr>
       </w:pPr>
       <w:r>
         <w:rPr>
-          <w:rFonts w:cs="Arial" w:ascii="Century Gothic" w:hAnsi="Century Gothic"/>
+          <w:rFonts w:ascii="Century Gothic" w:hAnsi="Century Gothic" w:cs="Arial"/>
           <w:szCs w:val="23"/>
         </w:rPr>
         <w:tab/>
@@ -401,8 +330,6 @@
     </w:p>
     <w:p>
       <w:pPr>
-        <w:pStyle w:val="Normal"/>
-        <w:spacing w:before="0" w:after="0"/>
         <w:contextualSpacing/>
         <w:rPr>
           <w:rFonts w:ascii="Century Gothic" w:hAnsi="Century Gothic" w:cs="Arial"/>
@@ -410,38 +337,20 @@
           <w:szCs w:val="23"/>
         </w:rPr>
       </w:pPr>
-      <w:r>
-        <w:rPr>
-          <w:rFonts w:cs="Arial" w:ascii="Century Gothic" w:hAnsi="Century Gothic"/>
+    </w:p>
+    <w:p>
+      <w:pPr>
+        <w:contextualSpacing/>
+        <w:rPr>
+          <w:rFonts w:ascii="Century Gothic" w:hAnsi="Century Gothic" w:cs="Arial"/>
           <w:sz w:val="23"/>
           <w:szCs w:val="23"/>
         </w:rPr>
-      </w:r>
-    </w:p>
-    <w:p>
-      <w:pPr>
-        <w:pStyle w:val="Normal"/>
-        <w:spacing w:before="0" w:after="0"/>
-        <w:contextualSpacing/>
-        <w:rPr>
-          <w:rFonts w:ascii="Century Gothic" w:hAnsi="Century Gothic" w:cs="Arial"/>
-          <w:sz w:val="23"/>
-          <w:szCs w:val="23"/>
-        </w:rPr>
-      </w:pPr>
-      <w:r>
-        <w:rPr>
-          <w:rFonts w:cs="Arial" w:ascii="Century Gothic" w:hAnsi="Century Gothic"/>
-          <w:sz w:val="23"/>
-          <w:szCs w:val="23"/>
-        </w:rPr>
-      </w:r>
-    </w:p>
-    <w:p>
-      <w:pPr>
-        <w:pStyle w:val="Normal"/>
-        <w:spacing w:before="0" w:after="0"/>
-        <w:ind w:start="2977"/>
+      </w:pPr>
+    </w:p>
+    <w:p>
+      <w:pPr>
+        <w:ind w:left="2977"/>
         <w:contextualSpacing/>
         <w:jc w:val="center"/>
         <w:rPr>
@@ -450,26 +359,15 @@
       </w:pPr>
       <w:r>
         <w:rPr>
-          <w:rFonts w:cs="Arial" w:ascii="Century Gothic" w:hAnsi="Century Gothic"/>
-          <w:szCs w:val="23"/>
-        </w:rPr>
-        <w:t xml:space="preserve">Antananarivo, le </w:t>
-      </w:r>
-      <w:r>
-        <w:rPr>
-          <w:rFonts w:cs="Arial" w:ascii="Century Gothic" w:hAnsi="Century Gothic"/>
-          <w:b w:val="false"/>
-          <w:bCs w:val="false"/>
-          <w:szCs w:val="23"/>
-        </w:rPr>
-        <w:t xml:space="preserve">${date_delivrance} </w:t>
-      </w:r>
-    </w:p>
-    <w:p>
-      <w:pPr>
-        <w:pStyle w:val="Normal"/>
-        <w:spacing w:before="0" w:after="0"/>
-        <w:ind w:start="3261"/>
+          <w:rFonts w:ascii="Century Gothic" w:hAnsi="Century Gothic" w:cs="Arial"/>
+          <w:szCs w:val="23"/>
+        </w:rPr>
+        <w:t xml:space="preserve">Antananarivo, le ${date_delivrance} </w:t>
+      </w:r>
+    </w:p>
+    <w:p>
+      <w:pPr>
+        <w:ind w:left="3261"/>
         <w:contextualSpacing/>
         <w:jc w:val="center"/>
         <w:rPr>
@@ -479,7 +377,7 @@
       </w:pPr>
       <w:r>
         <w:rPr>
-          <w:rFonts w:cs="Arial" w:ascii="Century Gothic" w:hAnsi="Century Gothic"/>
+          <w:rFonts w:ascii="Century Gothic" w:hAnsi="Century Gothic" w:cs="Arial"/>
           <w:b/>
           <w:sz w:val="22"/>
           <w:szCs w:val="22"/>
@@ -489,9 +387,6 @@
     </w:p>
     <w:p>
       <w:pPr>
-        <w:pStyle w:val="Normal"/>
-        <w:spacing w:before="0" w:after="0"/>
-        <w:ind w:hanging="0" w:start="0"/>
         <w:contextualSpacing/>
         <w:jc w:val="center"/>
         <w:rPr>
@@ -501,7 +396,7 @@
       </w:pPr>
       <w:r>
         <w:rPr>
-          <w:rFonts w:cs="Arial" w:ascii="Century Gothic" w:hAnsi="Century Gothic"/>
+          <w:rFonts w:ascii="Century Gothic" w:hAnsi="Century Gothic" w:cs="Arial"/>
           <w:b/>
           <w:sz w:val="21"/>
           <w:szCs w:val="21"/>
@@ -510,7 +405,7 @@
       </w:r>
       <w:r>
         <w:rPr>
-          <w:rFonts w:cs="Arial" w:ascii="Century Gothic" w:hAnsi="Century Gothic"/>
+          <w:rFonts w:ascii="Century Gothic" w:hAnsi="Century Gothic" w:cs="Arial"/>
           <w:b/>
           <w:sz w:val="22"/>
           <w:szCs w:val="22"/>
@@ -520,9 +415,7 @@
     </w:p>
     <w:p>
       <w:pPr>
-        <w:pStyle w:val="Normal"/>
-        <w:spacing w:before="0" w:after="0"/>
-        <w:ind w:start="3261"/>
+        <w:ind w:left="3261"/>
         <w:contextualSpacing/>
         <w:jc w:val="center"/>
         <w:rPr>
@@ -532,16 +425,69 @@
       </w:pPr>
       <w:r>
         <w:rPr>
-          <w:rFonts w:cs="Arial" w:ascii="Century Gothic" w:hAnsi="Century Gothic"/>
-          <w:b/>
-        </w:rPr>
-      </w:r>
-    </w:p>
-    <w:p>
-      <w:pPr>
-        <w:pStyle w:val="Normal"/>
-        <w:spacing w:before="0" w:after="0"/>
-        <w:ind w:start="3261"/>
+          <w:noProof/>
+        </w:rPr>
+        <w:drawing>
+          <wp:anchor distT="0" distB="0" distL="114300" distR="114300" simplePos="0" relativeHeight="251658240" behindDoc="0" locked="0" layoutInCell="1" allowOverlap="1" wp14:anchorId="72628286" wp14:editId="3FA003D9">
+            <wp:simplePos x="0" y="0"/>
+            <wp:positionH relativeFrom="column">
+              <wp:posOffset>3399790</wp:posOffset>
+            </wp:positionH>
+            <wp:positionV relativeFrom="paragraph">
+              <wp:posOffset>15875</wp:posOffset>
+            </wp:positionV>
+            <wp:extent cx="723900" cy="723900"/>
+            <wp:effectExtent l="0" t="0" r="0" b="0"/>
+            <wp:wrapSquare wrapText="bothSides"/>
+            <wp:docPr id="3" name="Image 3"/>
+            <wp:cNvGraphicFramePr>
+              <a:graphicFrameLocks xmlns:a="http://schemas.openxmlformats.org/drawingml/2006/main" noChangeAspect="1"/>
+            </wp:cNvGraphicFramePr>
+            <a:graphic xmlns:a="http://schemas.openxmlformats.org/drawingml/2006/main">
+              <a:graphicData uri="http://schemas.openxmlformats.org/drawingml/2006/picture">
+                <pic:pic xmlns:pic="http://schemas.openxmlformats.org/drawingml/2006/picture">
+                  <pic:nvPicPr>
+                    <pic:cNvPr id="0" name="Picture 1"/>
+                    <pic:cNvPicPr>
+                      <a:picLocks noChangeAspect="1" noChangeArrowheads="1"/>
+                    </pic:cNvPicPr>
+                  </pic:nvPicPr>
+                  <pic:blipFill>
+                    <a:blip r:embed="rId7" cstate="print">
+                      <a:extLst>
+                        <a:ext uri="{28A0092B-C50C-407E-A947-70E740481C1C}">
+                          <a14:useLocalDpi xmlns:a14="http://schemas.microsoft.com/office/drawing/2010/main" val="0"/>
+                        </a:ext>
+                      </a:extLst>
+                    </a:blip>
+                    <a:srcRect/>
+                    <a:stretch>
+                      <a:fillRect/>
+                    </a:stretch>
+                  </pic:blipFill>
+                  <pic:spPr bwMode="auto">
+                    <a:xfrm>
+                      <a:off x="0" y="0"/>
+                      <a:ext cx="723900" cy="723900"/>
+                    </a:xfrm>
+                    <a:prstGeom prst="rect">
+                      <a:avLst/>
+                    </a:prstGeom>
+                    <a:noFill/>
+                    <a:ln>
+                      <a:noFill/>
+                    </a:ln>
+                  </pic:spPr>
+                </pic:pic>
+              </a:graphicData>
+            </a:graphic>
+          </wp:anchor>
+        </w:drawing>
+      </w:r>
+    </w:p>
+    <w:p>
+      <w:pPr>
+        <w:ind w:left="3261"/>
         <w:contextualSpacing/>
         <w:jc w:val="center"/>
         <w:rPr>
@@ -549,18 +495,10 @@
           <w:b/>
         </w:rPr>
       </w:pPr>
-      <w:r>
-        <w:rPr>
-          <w:rFonts w:cs="Arial" w:ascii="Century Gothic" w:hAnsi="Century Gothic"/>
-          <w:b/>
-        </w:rPr>
-      </w:r>
-    </w:p>
-    <w:p>
-      <w:pPr>
-        <w:pStyle w:val="Normal"/>
-        <w:spacing w:before="0" w:after="0"/>
-        <w:ind w:start="3261"/>
+    </w:p>
+    <w:p>
+      <w:pPr>
+        <w:ind w:left="3261"/>
         <w:contextualSpacing/>
         <w:jc w:val="center"/>
         <w:rPr>
@@ -568,18 +506,10 @@
           <w:b/>
         </w:rPr>
       </w:pPr>
-      <w:r>
-        <w:rPr>
-          <w:rFonts w:cs="Arial" w:ascii="Century Gothic" w:hAnsi="Century Gothic"/>
-          <w:b/>
-        </w:rPr>
-      </w:r>
-    </w:p>
-    <w:p>
-      <w:pPr>
-        <w:pStyle w:val="Normal"/>
-        <w:spacing w:before="0" w:after="0"/>
-        <w:ind w:start="3261"/>
+    </w:p>
+    <w:p>
+      <w:pPr>
+        <w:ind w:left="3261"/>
         <w:contextualSpacing/>
         <w:jc w:val="center"/>
         <w:rPr>
@@ -587,18 +517,9 @@
           <w:b/>
         </w:rPr>
       </w:pPr>
-      <w:r>
-        <w:rPr>
-          <w:rFonts w:cs="Arial" w:ascii="Century Gothic" w:hAnsi="Century Gothic"/>
-          <w:b/>
-        </w:rPr>
-      </w:r>
-    </w:p>
-    <w:p>
-      <w:pPr>
-        <w:pStyle w:val="Normal"/>
-        <w:spacing w:before="0" w:after="0"/>
-        <w:ind w:hanging="0" w:start="0"/>
+    </w:p>
+    <w:p>
+      <w:pPr>
         <w:contextualSpacing/>
         <w:jc w:val="center"/>
         <w:rPr>
@@ -608,7 +529,7 @@
       </w:pPr>
       <w:r>
         <w:rPr>
-          <w:rFonts w:cs="Arial" w:ascii="Century Gothic" w:hAnsi="Century Gothic"/>
+          <w:rFonts w:ascii="Century Gothic" w:hAnsi="Century Gothic" w:cs="Arial"/>
           <w:b/>
           <w:sz w:val="21"/>
           <w:szCs w:val="21"/>
@@ -617,7 +538,7 @@
       </w:r>
       <w:r>
         <w:rPr>
-          <w:rFonts w:cs="Arial" w:ascii="Century Gothic" w:hAnsi="Century Gothic"/>
+          <w:rFonts w:ascii="Century Gothic" w:hAnsi="Century Gothic" w:cs="Arial"/>
           <w:b/>
           <w:sz w:val="22"/>
           <w:szCs w:val="22"/>
@@ -627,9 +548,7 @@
     </w:p>
     <w:p>
       <w:pPr>
-        <w:pStyle w:val="Normal"/>
-        <w:spacing w:before="0" w:after="0"/>
-        <w:ind w:start="3261"/>
+        <w:ind w:left="3261"/>
         <w:contextualSpacing/>
         <w:jc w:val="center"/>
         <w:rPr>
@@ -637,18 +556,10 @@
           <w:b/>
         </w:rPr>
       </w:pPr>
-      <w:r>
-        <w:rPr>
-          <w:rFonts w:cs="Arial" w:ascii="Century Gothic" w:hAnsi="Century Gothic"/>
-          <w:b/>
-        </w:rPr>
-      </w:r>
-    </w:p>
-    <w:p>
-      <w:pPr>
-        <w:pStyle w:val="Normal"/>
-        <w:spacing w:before="0" w:after="0"/>
-        <w:ind w:start="3261"/>
+    </w:p>
+    <w:p>
+      <w:pPr>
+        <w:ind w:left="3261"/>
         <w:contextualSpacing/>
         <w:jc w:val="center"/>
         <w:rPr>
@@ -656,52 +567,58 @@
           <w:b/>
         </w:rPr>
       </w:pPr>
-      <w:r>
-        <w:rPr>
-          <w:rFonts w:cs="Arial" w:ascii="Century Gothic" w:hAnsi="Century Gothic"/>
-          <w:b/>
-        </w:rPr>
-      </w:r>
     </w:p>
     <w:sectPr>
-      <w:headerReference w:type="even" r:id="rId2"/>
-      <w:headerReference w:type="default" r:id="rId3"/>
-      <w:headerReference w:type="first" r:id="rId4"/>
-      <w:footerReference w:type="even" r:id="rId5"/>
-      <w:footerReference w:type="default" r:id="rId6"/>
-      <w:footerReference w:type="first" r:id="rId7"/>
-      <w:type w:val="nextPage"/>
+      <w:headerReference w:type="even" r:id="rId8"/>
+      <w:headerReference w:type="default" r:id="rId9"/>
+      <w:footerReference w:type="even" r:id="rId10"/>
+      <w:footerReference w:type="default" r:id="rId11"/>
+      <w:headerReference w:type="first" r:id="rId12"/>
+      <w:footerReference w:type="first" r:id="rId13"/>
       <w:pgSz w:w="11906" w:h="16838"/>
-      <w:pgMar w:left="1418" w:right="1133" w:gutter="0" w:header="510" w:top="1134" w:footer="382" w:bottom="1418"/>
-      <w:pgNumType w:fmt="decimal"/>
-      <w:formProt w:val="false"/>
-      <w:textDirection w:val="lrTb"/>
-      <w:docGrid w:type="default" w:linePitch="360" w:charSpace="0"/>
+      <w:pgMar w:top="1134" w:right="1133" w:bottom="1418" w:left="1418" w:header="510" w:footer="382" w:gutter="0"/>
+      <w:cols w:space="720"/>
+      <w:formProt w:val="0"/>
+      <w:docGrid w:linePitch="360"/>
     </w:sectPr>
   </w:body>
 </w:document>
 </file>
 
+<file path=word/endnotes.xml><?xml version="1.0" encoding="utf-8"?>
+<w:endnotes xmlns:wpc="http://schemas.microsoft.com/office/word/2010/wordprocessingCanvas" xmlns:cx="http://schemas.microsoft.com/office/drawing/2014/chartex" xmlns:cx1="http://schemas.microsoft.com/office/drawing/2015/9/8/chartex" xmlns:cx2="http://schemas.microsoft.com/office/drawing/2015/10/21/chartex" xmlns:cx3="http://schemas.microsoft.com/office/drawing/2016/5/9/chartex" xmlns:cx4="http://schemas.microsoft.com/office/drawing/2016/5/10/chartex" xmlns:cx5="http://schemas.microsoft.com/office/drawing/2016/5/11/chartex" xmlns:cx6="http://schemas.microsoft.com/office/drawing/2016/5/12/chartex" xmlns:cx7="http://schemas.microsoft.com/office/drawing/2016/5/13/chartex" xmlns:cx8="http://schemas.microsoft.com/office/drawing/2016/5/14/chartex" xmlns:mc="http://schemas.openxmlformats.org/markup-compatibility/2006" xmlns:aink="http://schemas.microsoft.com/office/drawing/2016/ink" xmlns:am3d="http://schemas.microsoft.com/office/drawing/2017/model3d" xmlns:o="urn:schemas-microsoft-com:office:office" xmlns:r="http://schemas.openxmlformats.org/officeDocument/2006/relationships" xmlns:m="http://schemas.openxmlformats.org/officeDocument/2006/math" xmlns:v="urn:schemas-microsoft-com:vml" xmlns:wp14="http://schemas.microsoft.com/office/word/2010/wordprocessingDrawing" xmlns:wp="http://schemas.openxmlformats.org/drawingml/2006/wordprocessingDrawing" xmlns:w10="urn:schemas-microsoft-com:office:word" xmlns:w="http://schemas.openxmlformats.org/wordprocessingml/2006/main" xmlns:w14="http://schemas.microsoft.com/office/word/2010/wordml" xmlns:w15="http://schemas.microsoft.com/office/word/2012/wordml" xmlns:w16cex="http://schemas.microsoft.com/office/word/2018/wordml/cex" xmlns:w16cid="http://schemas.microsoft.com/office/word/2016/wordml/cid" xmlns:w16="http://schemas.microsoft.com/office/word/2018/wordml" xmlns:w16sdtdh="http://schemas.microsoft.com/office/word/2020/wordml/sdtdatahash" xmlns:w16se="http://schemas.microsoft.com/office/word/2015/wordml/symex" xmlns:wpg="http://schemas.microsoft.com/office/word/2010/wordprocessingGroup" xmlns:wpi="http://schemas.microsoft.com/office/word/2010/wordprocessingInk" xmlns:wne="http://schemas.microsoft.com/office/word/2006/wordml" xmlns:wps="http://schemas.microsoft.com/office/word/2010/wordprocessingShape" mc:Ignorable="w14 w15 w16se w16cid w16 w16cex w16sdtdh wp14">
+  <w:endnote w:type="separator" w:id="-1">
+    <w:p>
+      <w:r>
+        <w:separator/>
+      </w:r>
+    </w:p>
+  </w:endnote>
+  <w:endnote w:type="continuationSeparator" w:id="0">
+    <w:p>
+      <w:r>
+        <w:continuationSeparator/>
+      </w:r>
+    </w:p>
+  </w:endnote>
+</w:endnotes>
+</file>
+
 <file path=word/footer1.xml><?xml version="1.0" encoding="utf-8"?>
-<w:ftr xmlns:o="urn:schemas-microsoft-com:office:office" xmlns:r="http://schemas.openxmlformats.org/officeDocument/2006/relationships" xmlns:v="urn:schemas-microsoft-com:vml" xmlns:w="http://schemas.openxmlformats.org/wordprocessingml/2006/main" xmlns:w10="urn:schemas-microsoft-com:office:word" xmlns:wp="http://schemas.openxmlformats.org/drawingml/2006/wordprocessingDrawing" xmlns:pic="http://schemas.openxmlformats.org/drawingml/2006/picture" xmlns:wps="http://schemas.microsoft.com/office/word/2010/wordprocessingShape" xmlns:wpg="http://schemas.microsoft.com/office/word/2010/wordprocessingGroup" xmlns:mc="http://schemas.openxmlformats.org/markup-compatibility/2006" xmlns:wp14="http://schemas.microsoft.com/office/word/2010/wordprocessingDrawing" xmlns:w14="http://schemas.microsoft.com/office/word/2010/wordml" xmlns:w15="http://schemas.microsoft.com/office/word/2012/wordml" mc:Ignorable="w14 wp14 w15">
+<w:ftr xmlns:wpc="http://schemas.microsoft.com/office/word/2010/wordprocessingCanvas" xmlns:cx="http://schemas.microsoft.com/office/drawing/2014/chartex" xmlns:cx1="http://schemas.microsoft.com/office/drawing/2015/9/8/chartex" xmlns:cx2="http://schemas.microsoft.com/office/drawing/2015/10/21/chartex" xmlns:cx3="http://schemas.microsoft.com/office/drawing/2016/5/9/chartex" xmlns:cx4="http://schemas.microsoft.com/office/drawing/2016/5/10/chartex" xmlns:cx5="http://schemas.microsoft.com/office/drawing/2016/5/11/chartex" xmlns:cx6="http://schemas.microsoft.com/office/drawing/2016/5/12/chartex" xmlns:cx7="http://schemas.microsoft.com/office/drawing/2016/5/13/chartex" xmlns:cx8="http://schemas.microsoft.com/office/drawing/2016/5/14/chartex" xmlns:mc="http://schemas.openxmlformats.org/markup-compatibility/2006" xmlns:aink="http://schemas.microsoft.com/office/drawing/2016/ink" xmlns:am3d="http://schemas.microsoft.com/office/drawing/2017/model3d" xmlns:o="urn:schemas-microsoft-com:office:office" xmlns:r="http://schemas.openxmlformats.org/officeDocument/2006/relationships" xmlns:m="http://schemas.openxmlformats.org/officeDocument/2006/math" xmlns:v="urn:schemas-microsoft-com:vml" xmlns:wp14="http://schemas.microsoft.com/office/word/2010/wordprocessingDrawing" xmlns:wp="http://schemas.openxmlformats.org/drawingml/2006/wordprocessingDrawing" xmlns:w10="urn:schemas-microsoft-com:office:word" xmlns:w="http://schemas.openxmlformats.org/wordprocessingml/2006/main" xmlns:w14="http://schemas.microsoft.com/office/word/2010/wordml" xmlns:w15="http://schemas.microsoft.com/office/word/2012/wordml" xmlns:w16cex="http://schemas.microsoft.com/office/word/2018/wordml/cex" xmlns:w16cid="http://schemas.microsoft.com/office/word/2016/wordml/cid" xmlns:w16="http://schemas.microsoft.com/office/word/2018/wordml" xmlns:w16sdtdh="http://schemas.microsoft.com/office/word/2020/wordml/sdtdatahash" xmlns:w16se="http://schemas.microsoft.com/office/word/2015/wordml/symex" xmlns:wpg="http://schemas.microsoft.com/office/word/2010/wordprocessingGroup" xmlns:wpi="http://schemas.microsoft.com/office/word/2010/wordprocessingInk" xmlns:wne="http://schemas.microsoft.com/office/word/2006/wordml" xmlns:wps="http://schemas.microsoft.com/office/word/2010/wordprocessingShape" mc:Ignorable="w14 w15 w16se w16cid w16 w16cex w16sdtdh wp14">
   <w:p>
     <w:pPr>
-      <w:pStyle w:val="Footer"/>
-      <w:rPr/>
-    </w:pPr>
-    <w:r>
-      <w:rPr/>
-    </w:r>
+      <w:pStyle w:val="Pieddepage"/>
+    </w:pPr>
   </w:p>
 </w:ftr>
 </file>
 
 <file path=word/footer2.xml><?xml version="1.0" encoding="utf-8"?>
-<w:ftr xmlns:o="urn:schemas-microsoft-com:office:office" xmlns:r="http://schemas.openxmlformats.org/officeDocument/2006/relationships" xmlns:v="urn:schemas-microsoft-com:vml" xmlns:w="http://schemas.openxmlformats.org/wordprocessingml/2006/main" xmlns:w10="urn:schemas-microsoft-com:office:word" xmlns:wp="http://schemas.openxmlformats.org/drawingml/2006/wordprocessingDrawing" xmlns:pic="http://schemas.openxmlformats.org/drawingml/2006/picture" xmlns:wps="http://schemas.microsoft.com/office/word/2010/wordprocessingShape" xmlns:wpg="http://schemas.microsoft.com/office/word/2010/wordprocessingGroup" xmlns:mc="http://schemas.openxmlformats.org/markup-compatibility/2006" xmlns:wp14="http://schemas.microsoft.com/office/word/2010/wordprocessingDrawing" xmlns:w14="http://schemas.microsoft.com/office/word/2010/wordml" xmlns:w15="http://schemas.microsoft.com/office/word/2012/wordml" mc:Ignorable="w14 wp14 w15">
+<w:ftr xmlns:wpc="http://schemas.microsoft.com/office/word/2010/wordprocessingCanvas" xmlns:cx="http://schemas.microsoft.com/office/drawing/2014/chartex" xmlns:cx1="http://schemas.microsoft.com/office/drawing/2015/9/8/chartex" xmlns:cx2="http://schemas.microsoft.com/office/drawing/2015/10/21/chartex" xmlns:cx3="http://schemas.microsoft.com/office/drawing/2016/5/9/chartex" xmlns:cx4="http://schemas.microsoft.com/office/drawing/2016/5/10/chartex" xmlns:cx5="http://schemas.microsoft.com/office/drawing/2016/5/11/chartex" xmlns:cx6="http://schemas.microsoft.com/office/drawing/2016/5/12/chartex" xmlns:cx7="http://schemas.microsoft.com/office/drawing/2016/5/13/chartex" xmlns:cx8="http://schemas.microsoft.com/office/drawing/2016/5/14/chartex" xmlns:mc="http://schemas.openxmlformats.org/markup-compatibility/2006" xmlns:aink="http://schemas.microsoft.com/office/drawing/2016/ink" xmlns:am3d="http://schemas.microsoft.com/office/drawing/2017/model3d" xmlns:o="urn:schemas-microsoft-com:office:office" xmlns:r="http://schemas.openxmlformats.org/officeDocument/2006/relationships" xmlns:m="http://schemas.openxmlformats.org/officeDocument/2006/math" xmlns:v="urn:schemas-microsoft-com:vml" xmlns:wp14="http://schemas.microsoft.com/office/word/2010/wordprocessingDrawing" xmlns:wp="http://schemas.openxmlformats.org/drawingml/2006/wordprocessingDrawing" xmlns:w10="urn:schemas-microsoft-com:office:word" xmlns:w="http://schemas.openxmlformats.org/wordprocessingml/2006/main" xmlns:w14="http://schemas.microsoft.com/office/word/2010/wordml" xmlns:w15="http://schemas.microsoft.com/office/word/2012/wordml" xmlns:w16cex="http://schemas.microsoft.com/office/word/2018/wordml/cex" xmlns:w16cid="http://schemas.microsoft.com/office/word/2016/wordml/cid" xmlns:w16="http://schemas.microsoft.com/office/word/2018/wordml" xmlns:w16sdtdh="http://schemas.microsoft.com/office/word/2020/wordml/sdtdatahash" xmlns:w16se="http://schemas.microsoft.com/office/word/2015/wordml/symex" xmlns:wpg="http://schemas.microsoft.com/office/word/2010/wordprocessingGroup" xmlns:wpi="http://schemas.microsoft.com/office/word/2010/wordprocessingInk" xmlns:wne="http://schemas.microsoft.com/office/word/2006/wordml" xmlns:wps="http://schemas.microsoft.com/office/word/2010/wordprocessingShape" mc:Ignorable="w14 w15 w16se w16cid w16 w16cex w16sdtdh wp14">
   <w:p>
     <w:pPr>
-      <w:pStyle w:val="Normal"/>
-      <w:spacing w:lineRule="auto" w:line="180"/>
+      <w:spacing w:line="180" w:lineRule="auto"/>
       <w:jc w:val="center"/>
       <w:rPr>
         <w:rFonts w:ascii="Century Gothic" w:hAnsi="Century Gothic"/>
@@ -722,7 +639,6 @@
   </w:p>
   <w:p>
     <w:pPr>
-      <w:pStyle w:val="Normal"/>
       <w:jc w:val="center"/>
       <w:rPr>
         <w:rFonts w:ascii="Century Gothic" w:hAnsi="Century Gothic"/>
@@ -743,7 +659,6 @@
   </w:p>
   <w:p>
     <w:pPr>
-      <w:pStyle w:val="Normal"/>
       <w:jc w:val="center"/>
       <w:rPr>
         <w:rFonts w:ascii="Century Gothic" w:hAnsi="Century Gothic"/>
@@ -764,7 +679,6 @@
   </w:p>
   <w:p>
     <w:pPr>
-      <w:pStyle w:val="Normal"/>
       <w:jc w:val="center"/>
       <w:rPr>
         <w:rFonts w:ascii="Century Gothic" w:hAnsi="Century Gothic"/>
@@ -785,22 +699,17 @@
   </w:p>
   <w:p>
     <w:pPr>
-      <w:pStyle w:val="Footer"/>
-      <w:rPr/>
-    </w:pPr>
-    <w:r>
-      <w:rPr/>
-    </w:r>
+      <w:pStyle w:val="Pieddepage"/>
+    </w:pPr>
   </w:p>
 </w:ftr>
 </file>
 
 <file path=word/footer3.xml><?xml version="1.0" encoding="utf-8"?>
-<w:ftr xmlns:o="urn:schemas-microsoft-com:office:office" xmlns:r="http://schemas.openxmlformats.org/officeDocument/2006/relationships" xmlns:v="urn:schemas-microsoft-com:vml" xmlns:w="http://schemas.openxmlformats.org/wordprocessingml/2006/main" xmlns:w10="urn:schemas-microsoft-com:office:word" xmlns:wp="http://schemas.openxmlformats.org/drawingml/2006/wordprocessingDrawing" xmlns:pic="http://schemas.openxmlformats.org/drawingml/2006/picture" xmlns:wps="http://schemas.microsoft.com/office/word/2010/wordprocessingShape" xmlns:wpg="http://schemas.microsoft.com/office/word/2010/wordprocessingGroup" xmlns:mc="http://schemas.openxmlformats.org/markup-compatibility/2006" xmlns:wp14="http://schemas.microsoft.com/office/word/2010/wordprocessingDrawing" xmlns:w14="http://schemas.microsoft.com/office/word/2010/wordml" xmlns:w15="http://schemas.microsoft.com/office/word/2012/wordml" mc:Ignorable="w14 wp14 w15">
+<w:ftr xmlns:wpc="http://schemas.microsoft.com/office/word/2010/wordprocessingCanvas" xmlns:cx="http://schemas.microsoft.com/office/drawing/2014/chartex" xmlns:cx1="http://schemas.microsoft.com/office/drawing/2015/9/8/chartex" xmlns:cx2="http://schemas.microsoft.com/office/drawing/2015/10/21/chartex" xmlns:cx3="http://schemas.microsoft.com/office/drawing/2016/5/9/chartex" xmlns:cx4="http://schemas.microsoft.com/office/drawing/2016/5/10/chartex" xmlns:cx5="http://schemas.microsoft.com/office/drawing/2016/5/11/chartex" xmlns:cx6="http://schemas.microsoft.com/office/drawing/2016/5/12/chartex" xmlns:cx7="http://schemas.microsoft.com/office/drawing/2016/5/13/chartex" xmlns:cx8="http://schemas.microsoft.com/office/drawing/2016/5/14/chartex" xmlns:mc="http://schemas.openxmlformats.org/markup-compatibility/2006" xmlns:aink="http://schemas.microsoft.com/office/drawing/2016/ink" xmlns:am3d="http://schemas.microsoft.com/office/drawing/2017/model3d" xmlns:o="urn:schemas-microsoft-com:office:office" xmlns:r="http://schemas.openxmlformats.org/officeDocument/2006/relationships" xmlns:m="http://schemas.openxmlformats.org/officeDocument/2006/math" xmlns:v="urn:schemas-microsoft-com:vml" xmlns:wp14="http://schemas.microsoft.com/office/word/2010/wordprocessingDrawing" xmlns:wp="http://schemas.openxmlformats.org/drawingml/2006/wordprocessingDrawing" xmlns:w10="urn:schemas-microsoft-com:office:word" xmlns:w="http://schemas.openxmlformats.org/wordprocessingml/2006/main" xmlns:w14="http://schemas.microsoft.com/office/word/2010/wordml" xmlns:w15="http://schemas.microsoft.com/office/word/2012/wordml" xmlns:w16cex="http://schemas.microsoft.com/office/word/2018/wordml/cex" xmlns:w16cid="http://schemas.microsoft.com/office/word/2016/wordml/cid" xmlns:w16="http://schemas.microsoft.com/office/word/2018/wordml" xmlns:w16sdtdh="http://schemas.microsoft.com/office/word/2020/wordml/sdtdatahash" xmlns:w16se="http://schemas.microsoft.com/office/word/2015/wordml/symex" xmlns:wpg="http://schemas.microsoft.com/office/word/2010/wordprocessingGroup" xmlns:wpi="http://schemas.microsoft.com/office/word/2010/wordprocessingInk" xmlns:wne="http://schemas.microsoft.com/office/word/2006/wordml" xmlns:wps="http://schemas.microsoft.com/office/word/2010/wordprocessingShape" mc:Ignorable="w14 w15 w16se w16cid w16 w16cex w16sdtdh wp14">
   <w:p>
     <w:pPr>
-      <w:pStyle w:val="Normal"/>
-      <w:spacing w:lineRule="auto" w:line="180"/>
+      <w:spacing w:line="180" w:lineRule="auto"/>
       <w:jc w:val="center"/>
       <w:rPr>
         <w:rFonts w:ascii="Century Gothic" w:hAnsi="Century Gothic"/>
@@ -821,7 +730,6 @@
   </w:p>
   <w:p>
     <w:pPr>
-      <w:pStyle w:val="Normal"/>
       <w:jc w:val="center"/>
       <w:rPr>
         <w:rFonts w:ascii="Century Gothic" w:hAnsi="Century Gothic"/>
@@ -842,7 +750,6 @@
   </w:p>
   <w:p>
     <w:pPr>
-      <w:pStyle w:val="Normal"/>
       <w:jc w:val="center"/>
       <w:rPr>
         <w:rFonts w:ascii="Century Gothic" w:hAnsi="Century Gothic"/>
@@ -863,7 +770,6 @@
   </w:p>
   <w:p>
     <w:pPr>
-      <w:pStyle w:val="Normal"/>
       <w:jc w:val="center"/>
       <w:rPr>
         <w:rFonts w:ascii="Century Gothic" w:hAnsi="Century Gothic"/>
@@ -884,42 +790,54 @@
   </w:p>
   <w:p>
     <w:pPr>
-      <w:pStyle w:val="Footer"/>
-      <w:rPr/>
-    </w:pPr>
-    <w:r>
-      <w:rPr/>
-    </w:r>
+      <w:pStyle w:val="Pieddepage"/>
+    </w:pPr>
   </w:p>
 </w:ftr>
 </file>
 
+<file path=word/footnotes.xml><?xml version="1.0" encoding="utf-8"?>
+<w:footnotes xmlns:wpc="http://schemas.microsoft.com/office/word/2010/wordprocessingCanvas" xmlns:cx="http://schemas.microsoft.com/office/drawing/2014/chartex" xmlns:cx1="http://schemas.microsoft.com/office/drawing/2015/9/8/chartex" xmlns:cx2="http://schemas.microsoft.com/office/drawing/2015/10/21/chartex" xmlns:cx3="http://schemas.microsoft.com/office/drawing/2016/5/9/chartex" xmlns:cx4="http://schemas.microsoft.com/office/drawing/2016/5/10/chartex" xmlns:cx5="http://schemas.microsoft.com/office/drawing/2016/5/11/chartex" xmlns:cx6="http://schemas.microsoft.com/office/drawing/2016/5/12/chartex" xmlns:cx7="http://schemas.microsoft.com/office/drawing/2016/5/13/chartex" xmlns:cx8="http://schemas.microsoft.com/office/drawing/2016/5/14/chartex" xmlns:mc="http://schemas.openxmlformats.org/markup-compatibility/2006" xmlns:aink="http://schemas.microsoft.com/office/drawing/2016/ink" xmlns:am3d="http://schemas.microsoft.com/office/drawing/2017/model3d" xmlns:o="urn:schemas-microsoft-com:office:office" xmlns:r="http://schemas.openxmlformats.org/officeDocument/2006/relationships" xmlns:m="http://schemas.openxmlformats.org/officeDocument/2006/math" xmlns:v="urn:schemas-microsoft-com:vml" xmlns:wp14="http://schemas.microsoft.com/office/word/2010/wordprocessingDrawing" xmlns:wp="http://schemas.openxmlformats.org/drawingml/2006/wordprocessingDrawing" xmlns:w10="urn:schemas-microsoft-com:office:word" xmlns:w="http://schemas.openxmlformats.org/wordprocessingml/2006/main" xmlns:w14="http://schemas.microsoft.com/office/word/2010/wordml" xmlns:w15="http://schemas.microsoft.com/office/word/2012/wordml" xmlns:w16cex="http://schemas.microsoft.com/office/word/2018/wordml/cex" xmlns:w16cid="http://schemas.microsoft.com/office/word/2016/wordml/cid" xmlns:w16="http://schemas.microsoft.com/office/word/2018/wordml" xmlns:w16sdtdh="http://schemas.microsoft.com/office/word/2020/wordml/sdtdatahash" xmlns:w16se="http://schemas.microsoft.com/office/word/2015/wordml/symex" xmlns:wpg="http://schemas.microsoft.com/office/word/2010/wordprocessingGroup" xmlns:wpi="http://schemas.microsoft.com/office/word/2010/wordprocessingInk" xmlns:wne="http://schemas.microsoft.com/office/word/2006/wordml" xmlns:wps="http://schemas.microsoft.com/office/word/2010/wordprocessingShape" mc:Ignorable="w14 w15 w16se w16cid w16 w16cex w16sdtdh wp14">
+  <w:footnote w:type="separator" w:id="-1">
+    <w:p>
+      <w:r>
+        <w:separator/>
+      </w:r>
+    </w:p>
+  </w:footnote>
+  <w:footnote w:type="continuationSeparator" w:id="0">
+    <w:p>
+      <w:r>
+        <w:continuationSeparator/>
+      </w:r>
+    </w:p>
+  </w:footnote>
+</w:footnotes>
+</file>
+
 <file path=word/header1.xml><?xml version="1.0" encoding="utf-8"?>
-<w:hdr xmlns:o="urn:schemas-microsoft-com:office:office" xmlns:r="http://schemas.openxmlformats.org/officeDocument/2006/relationships" xmlns:v="urn:schemas-microsoft-com:vml" xmlns:w="http://schemas.openxmlformats.org/wordprocessingml/2006/main" xmlns:w10="urn:schemas-microsoft-com:office:word" xmlns:wp="http://schemas.openxmlformats.org/drawingml/2006/wordprocessingDrawing" xmlns:pic="http://schemas.openxmlformats.org/drawingml/2006/picture" xmlns:wps="http://schemas.microsoft.com/office/word/2010/wordprocessingShape" xmlns:wpg="http://schemas.microsoft.com/office/word/2010/wordprocessingGroup" xmlns:mc="http://schemas.openxmlformats.org/markup-compatibility/2006" xmlns:wp14="http://schemas.microsoft.com/office/word/2010/wordprocessingDrawing" xmlns:w14="http://schemas.microsoft.com/office/word/2010/wordml" xmlns:w15="http://schemas.microsoft.com/office/word/2012/wordml" mc:Ignorable="w14 wp14 w15">
+<w:hdr xmlns:wpc="http://schemas.microsoft.com/office/word/2010/wordprocessingCanvas" xmlns:cx="http://schemas.microsoft.com/office/drawing/2014/chartex" xmlns:cx1="http://schemas.microsoft.com/office/drawing/2015/9/8/chartex" xmlns:cx2="http://schemas.microsoft.com/office/drawing/2015/10/21/chartex" xmlns:cx3="http://schemas.microsoft.com/office/drawing/2016/5/9/chartex" xmlns:cx4="http://schemas.microsoft.com/office/drawing/2016/5/10/chartex" xmlns:cx5="http://schemas.microsoft.com/office/drawing/2016/5/11/chartex" xmlns:cx6="http://schemas.microsoft.com/office/drawing/2016/5/12/chartex" xmlns:cx7="http://schemas.microsoft.com/office/drawing/2016/5/13/chartex" xmlns:cx8="http://schemas.microsoft.com/office/drawing/2016/5/14/chartex" xmlns:mc="http://schemas.openxmlformats.org/markup-compatibility/2006" xmlns:aink="http://schemas.microsoft.com/office/drawing/2016/ink" xmlns:am3d="http://schemas.microsoft.com/office/drawing/2017/model3d" xmlns:o="urn:schemas-microsoft-com:office:office" xmlns:r="http://schemas.openxmlformats.org/officeDocument/2006/relationships" xmlns:m="http://schemas.openxmlformats.org/officeDocument/2006/math" xmlns:v="urn:schemas-microsoft-com:vml" xmlns:wp14="http://schemas.microsoft.com/office/word/2010/wordprocessingDrawing" xmlns:wp="http://schemas.openxmlformats.org/drawingml/2006/wordprocessingDrawing" xmlns:w10="urn:schemas-microsoft-com:office:word" xmlns:w="http://schemas.openxmlformats.org/wordprocessingml/2006/main" xmlns:w14="http://schemas.microsoft.com/office/word/2010/wordml" xmlns:w15="http://schemas.microsoft.com/office/word/2012/wordml" xmlns:w16cex="http://schemas.microsoft.com/office/word/2018/wordml/cex" xmlns:w16cid="http://schemas.microsoft.com/office/word/2016/wordml/cid" xmlns:w16="http://schemas.microsoft.com/office/word/2018/wordml" xmlns:w16sdtdh="http://schemas.microsoft.com/office/word/2020/wordml/sdtdatahash" xmlns:w16se="http://schemas.microsoft.com/office/word/2015/wordml/symex" xmlns:wpg="http://schemas.microsoft.com/office/word/2010/wordprocessingGroup" xmlns:wpi="http://schemas.microsoft.com/office/word/2010/wordprocessingInk" xmlns:wne="http://schemas.microsoft.com/office/word/2006/wordml" xmlns:wps="http://schemas.microsoft.com/office/word/2010/wordprocessingShape" mc:Ignorable="w14 w15 w16se w16cid w16 w16cex w16sdtdh wp14">
   <w:p>
     <w:pPr>
-      <w:pStyle w:val="Header"/>
-      <w:rPr/>
-    </w:pPr>
-    <w:r>
-      <w:rPr/>
-    </w:r>
+      <w:pStyle w:val="En-tte"/>
+    </w:pPr>
   </w:p>
 </w:hdr>
 </file>
 
 <file path=word/header2.xml><?xml version="1.0" encoding="utf-8"?>
-<w:hdr xmlns:o="urn:schemas-microsoft-com:office:office" xmlns:r="http://schemas.openxmlformats.org/officeDocument/2006/relationships" xmlns:v="urn:schemas-microsoft-com:vml" xmlns:w="http://schemas.openxmlformats.org/wordprocessingml/2006/main" xmlns:w10="urn:schemas-microsoft-com:office:word" xmlns:wp="http://schemas.openxmlformats.org/drawingml/2006/wordprocessingDrawing" xmlns:pic="http://schemas.openxmlformats.org/drawingml/2006/picture" xmlns:wps="http://schemas.microsoft.com/office/word/2010/wordprocessingShape" xmlns:wpg="http://schemas.microsoft.com/office/word/2010/wordprocessingGroup" xmlns:mc="http://schemas.openxmlformats.org/markup-compatibility/2006" xmlns:wp14="http://schemas.microsoft.com/office/word/2010/wordprocessingDrawing" xmlns:w14="http://schemas.microsoft.com/office/word/2010/wordml" xmlns:w15="http://schemas.microsoft.com/office/word/2012/wordml" mc:Ignorable="w14 wp14 w15">
+<w:hdr xmlns:wpc="http://schemas.microsoft.com/office/word/2010/wordprocessingCanvas" xmlns:cx="http://schemas.microsoft.com/office/drawing/2014/chartex" xmlns:cx1="http://schemas.microsoft.com/office/drawing/2015/9/8/chartex" xmlns:cx2="http://schemas.microsoft.com/office/drawing/2015/10/21/chartex" xmlns:cx3="http://schemas.microsoft.com/office/drawing/2016/5/9/chartex" xmlns:cx4="http://schemas.microsoft.com/office/drawing/2016/5/10/chartex" xmlns:cx5="http://schemas.microsoft.com/office/drawing/2016/5/11/chartex" xmlns:cx6="http://schemas.microsoft.com/office/drawing/2016/5/12/chartex" xmlns:cx7="http://schemas.microsoft.com/office/drawing/2016/5/13/chartex" xmlns:cx8="http://schemas.microsoft.com/office/drawing/2016/5/14/chartex" xmlns:mc="http://schemas.openxmlformats.org/markup-compatibility/2006" xmlns:aink="http://schemas.microsoft.com/office/drawing/2016/ink" xmlns:am3d="http://schemas.microsoft.com/office/drawing/2017/model3d" xmlns:o="urn:schemas-microsoft-com:office:office" xmlns:r="http://schemas.openxmlformats.org/officeDocument/2006/relationships" xmlns:m="http://schemas.openxmlformats.org/officeDocument/2006/math" xmlns:v="urn:schemas-microsoft-com:vml" xmlns:wp14="http://schemas.microsoft.com/office/word/2010/wordprocessingDrawing" xmlns:wp="http://schemas.openxmlformats.org/drawingml/2006/wordprocessingDrawing" xmlns:w10="urn:schemas-microsoft-com:office:word" xmlns:w="http://schemas.openxmlformats.org/wordprocessingml/2006/main" xmlns:w14="http://schemas.microsoft.com/office/word/2010/wordml" xmlns:w15="http://schemas.microsoft.com/office/word/2012/wordml" xmlns:w16cex="http://schemas.microsoft.com/office/word/2018/wordml/cex" xmlns:w16cid="http://schemas.microsoft.com/office/word/2016/wordml/cid" xmlns:w16="http://schemas.microsoft.com/office/word/2018/wordml" xmlns:w16sdtdh="http://schemas.microsoft.com/office/word/2020/wordml/sdtdatahash" xmlns:w16se="http://schemas.microsoft.com/office/word/2015/wordml/symex" xmlns:wpg="http://schemas.microsoft.com/office/word/2010/wordprocessingGroup" xmlns:wpi="http://schemas.microsoft.com/office/word/2010/wordprocessingInk" xmlns:wne="http://schemas.microsoft.com/office/word/2006/wordml" xmlns:wps="http://schemas.microsoft.com/office/word/2010/wordprocessingShape" mc:Ignorable="w14 w15 w16se w16cid w16 w16cex w16sdtdh wp14">
   <w:p>
     <w:pPr>
-      <w:pStyle w:val="Header"/>
+      <w:pStyle w:val="En-tte"/>
       <w:jc w:val="center"/>
-      <w:rPr/>
     </w:pPr>
     <w:r>
-      <w:rPr/>
+      <w:rPr>
+        <w:noProof/>
+      </w:rPr>
       <w:drawing>
-        <wp:anchor behindDoc="0" distT="0" distB="0" distL="114300" distR="114300" simplePos="0" locked="0" layoutInCell="0" allowOverlap="1" relativeHeight="2">
+        <wp:anchor distT="0" distB="0" distL="114300" distR="114300" simplePos="0" relativeHeight="251657216" behindDoc="0" locked="0" layoutInCell="0" allowOverlap="1" wp14:anchorId="64262B6D" wp14:editId="275CD58F">
           <wp:simplePos x="0" y="0"/>
           <wp:positionH relativeFrom="column">
             <wp:posOffset>-139065</wp:posOffset>
@@ -978,17 +896,18 @@
 </file>
 
 <file path=word/header3.xml><?xml version="1.0" encoding="utf-8"?>
-<w:hdr xmlns:o="urn:schemas-microsoft-com:office:office" xmlns:r="http://schemas.openxmlformats.org/officeDocument/2006/relationships" xmlns:v="urn:schemas-microsoft-com:vml" xmlns:w="http://schemas.openxmlformats.org/wordprocessingml/2006/main" xmlns:w10="urn:schemas-microsoft-com:office:word" xmlns:wp="http://schemas.openxmlformats.org/drawingml/2006/wordprocessingDrawing" xmlns:pic="http://schemas.openxmlformats.org/drawingml/2006/picture" xmlns:wps="http://schemas.microsoft.com/office/word/2010/wordprocessingShape" xmlns:wpg="http://schemas.microsoft.com/office/word/2010/wordprocessingGroup" xmlns:mc="http://schemas.openxmlformats.org/markup-compatibility/2006" xmlns:wp14="http://schemas.microsoft.com/office/word/2010/wordprocessingDrawing" xmlns:w14="http://schemas.microsoft.com/office/word/2010/wordml" xmlns:w15="http://schemas.microsoft.com/office/word/2012/wordml" mc:Ignorable="w14 wp14 w15">
+<w:hdr xmlns:wpc="http://schemas.microsoft.com/office/word/2010/wordprocessingCanvas" xmlns:cx="http://schemas.microsoft.com/office/drawing/2014/chartex" xmlns:cx1="http://schemas.microsoft.com/office/drawing/2015/9/8/chartex" xmlns:cx2="http://schemas.microsoft.com/office/drawing/2015/10/21/chartex" xmlns:cx3="http://schemas.microsoft.com/office/drawing/2016/5/9/chartex" xmlns:cx4="http://schemas.microsoft.com/office/drawing/2016/5/10/chartex" xmlns:cx5="http://schemas.microsoft.com/office/drawing/2016/5/11/chartex" xmlns:cx6="http://schemas.microsoft.com/office/drawing/2016/5/12/chartex" xmlns:cx7="http://schemas.microsoft.com/office/drawing/2016/5/13/chartex" xmlns:cx8="http://schemas.microsoft.com/office/drawing/2016/5/14/chartex" xmlns:mc="http://schemas.openxmlformats.org/markup-compatibility/2006" xmlns:aink="http://schemas.microsoft.com/office/drawing/2016/ink" xmlns:am3d="http://schemas.microsoft.com/office/drawing/2017/model3d" xmlns:o="urn:schemas-microsoft-com:office:office" xmlns:r="http://schemas.openxmlformats.org/officeDocument/2006/relationships" xmlns:m="http://schemas.openxmlformats.org/officeDocument/2006/math" xmlns:v="urn:schemas-microsoft-com:vml" xmlns:wp14="http://schemas.microsoft.com/office/word/2010/wordprocessingDrawing" xmlns:wp="http://schemas.openxmlformats.org/drawingml/2006/wordprocessingDrawing" xmlns:w10="urn:schemas-microsoft-com:office:word" xmlns:w="http://schemas.openxmlformats.org/wordprocessingml/2006/main" xmlns:w14="http://schemas.microsoft.com/office/word/2010/wordml" xmlns:w15="http://schemas.microsoft.com/office/word/2012/wordml" xmlns:w16cex="http://schemas.microsoft.com/office/word/2018/wordml/cex" xmlns:w16cid="http://schemas.microsoft.com/office/word/2016/wordml/cid" xmlns:w16="http://schemas.microsoft.com/office/word/2018/wordml" xmlns:w16sdtdh="http://schemas.microsoft.com/office/word/2020/wordml/sdtdatahash" xmlns:w16se="http://schemas.microsoft.com/office/word/2015/wordml/symex" xmlns:wpg="http://schemas.microsoft.com/office/word/2010/wordprocessingGroup" xmlns:wpi="http://schemas.microsoft.com/office/word/2010/wordprocessingInk" xmlns:wne="http://schemas.microsoft.com/office/word/2006/wordml" xmlns:wps="http://schemas.microsoft.com/office/word/2010/wordprocessingShape" mc:Ignorable="w14 w15 w16se w16cid w16 w16cex w16sdtdh wp14">
   <w:p>
     <w:pPr>
-      <w:pStyle w:val="Header"/>
+      <w:pStyle w:val="En-tte"/>
       <w:jc w:val="center"/>
-      <w:rPr/>
     </w:pPr>
     <w:r>
-      <w:rPr/>
+      <w:rPr>
+        <w:noProof/>
+      </w:rPr>
       <w:drawing>
-        <wp:anchor behindDoc="0" distT="0" distB="0" distL="114300" distR="114300" simplePos="0" locked="0" layoutInCell="0" allowOverlap="1" relativeHeight="2">
+        <wp:anchor distT="0" distB="0" distL="114300" distR="114300" simplePos="0" relativeHeight="251658240" behindDoc="0" locked="0" layoutInCell="0" allowOverlap="1" wp14:anchorId="2F798413" wp14:editId="63CC9E6C">
           <wp:simplePos x="0" y="0"/>
           <wp:positionH relativeFrom="column">
             <wp:posOffset>-139065</wp:posOffset>
@@ -1047,17 +966,17 @@
 </file>
 
 <file path=word/styles.xml><?xml version="1.0" encoding="utf-8"?>
-<w:styles xmlns:w="http://schemas.openxmlformats.org/wordprocessingml/2006/main" xmlns:w14="http://schemas.microsoft.com/office/word/2010/wordml" xmlns:mc="http://schemas.openxmlformats.org/markup-compatibility/2006" mc:Ignorable="w14">
+<w:styles xmlns:mc="http://schemas.openxmlformats.org/markup-compatibility/2006" xmlns:r="http://schemas.openxmlformats.org/officeDocument/2006/relationships" xmlns:w="http://schemas.openxmlformats.org/wordprocessingml/2006/main" xmlns:w14="http://schemas.microsoft.com/office/word/2010/wordml" xmlns:w15="http://schemas.microsoft.com/office/word/2012/wordml" xmlns:w16cex="http://schemas.microsoft.com/office/word/2018/wordml/cex" xmlns:w16cid="http://schemas.microsoft.com/office/word/2016/wordml/cid" xmlns:w16="http://schemas.microsoft.com/office/word/2018/wordml" xmlns:w16sdtdh="http://schemas.microsoft.com/office/word/2020/wordml/sdtdatahash" xmlns:w16se="http://schemas.microsoft.com/office/word/2015/wordml/symex" mc:Ignorable="w14 w15 w16se w16cid w16 w16cex w16sdtdh">
   <w:docDefaults>
     <w:rPrDefault>
       <w:rPr>
-        <w:rFonts w:ascii="Times New Roman" w:hAnsi="Times New Roman" w:eastAsia="Times New Roman" w:cs="Times New Roman"/>
+        <w:rFonts w:ascii="Times New Roman" w:eastAsia="Times New Roman" w:hAnsi="Times New Roman" w:cs="Times New Roman"/>
         <w:lang w:val="fr-FR" w:eastAsia="fr-FR" w:bidi="ar-SA"/>
       </w:rPr>
     </w:rPrDefault>
     <w:pPrDefault>
       <w:pPr>
-        <w:suppressAutoHyphens w:val="true"/>
+        <w:suppressAutoHyphens/>
       </w:pPr>
     </w:pPrDefault>
   </w:docDefaults>
@@ -1094,7 +1013,7 @@
     <w:lsdException w:name="footnote text" w:semiHidden="1" w:unhideWhenUsed="1"/>
     <w:lsdException w:name="annotation text" w:semiHidden="1" w:unhideWhenUsed="1"/>
     <w:lsdException w:name="header" w:semiHidden="1" w:unhideWhenUsed="1"/>
-    <w:lsdException w:name="footer" w:uiPriority="99" w:semiHidden="1" w:unhideWhenUsed="1"/>
+    <w:lsdException w:name="footer" w:semiHidden="1" w:uiPriority="99" w:unhideWhenUsed="1"/>
     <w:lsdException w:name="index heading" w:semiHidden="1" w:unhideWhenUsed="1"/>
     <w:lsdException w:name="caption" w:semiHidden="1" w:unhideWhenUsed="1" w:qFormat="1"/>
     <w:lsdException w:name="table of figures" w:semiHidden="1" w:unhideWhenUsed="1"/>
@@ -1209,7 +1128,7 @@
     <w:lsdException w:name="Table Web 2" w:semiHidden="1" w:unhideWhenUsed="1"/>
     <w:lsdException w:name="Table Web 3" w:semiHidden="1" w:unhideWhenUsed="1"/>
     <w:lsdException w:name="Table Theme" w:semiHidden="1" w:unhideWhenUsed="1"/>
-    <w:lsdException w:name="Placeholder Text" w:uiPriority="99" w:semiHidden="1"/>
+    <w:lsdException w:name="Placeholder Text" w:semiHidden="1" w:uiPriority="99"/>
     <w:lsdException w:name="No Spacing" w:uiPriority="1" w:qFormat="1"/>
     <w:lsdException w:name="Light Shading" w:uiPriority="60"/>
     <w:lsdException w:name="Light List" w:uiPriority="61"/>
@@ -1231,7 +1150,7 @@
     <w:lsdException w:name="Medium Shading 1 Accent 1" w:uiPriority="63"/>
     <w:lsdException w:name="Medium Shading 2 Accent 1" w:uiPriority="64"/>
     <w:lsdException w:name="Medium List 1 Accent 1" w:uiPriority="65"/>
-    <w:lsdException w:name="Revision" w:uiPriority="99" w:semiHidden="1"/>
+    <w:lsdException w:name="Revision" w:semiHidden="1" w:uiPriority="99"/>
     <w:lsdException w:name="List Paragraph" w:uiPriority="34" w:qFormat="1"/>
     <w:lsdException w:name="Quote" w:uiPriority="29" w:qFormat="1"/>
     <w:lsdException w:name="Intense Quote" w:uiPriority="30" w:qFormat="1"/>
@@ -1318,8 +1237,8 @@
     <w:lsdException w:name="Subtle Reference" w:uiPriority="31" w:qFormat="1"/>
     <w:lsdException w:name="Intense Reference" w:uiPriority="32" w:qFormat="1"/>
     <w:lsdException w:name="Book Title" w:uiPriority="33" w:qFormat="1"/>
-    <w:lsdException w:name="Bibliography" w:uiPriority="37" w:semiHidden="1" w:unhideWhenUsed="1"/>
-    <w:lsdException w:name="TOC Heading" w:uiPriority="39" w:semiHidden="1" w:unhideWhenUsed="1" w:qFormat="1"/>
+    <w:lsdException w:name="Bibliography" w:semiHidden="1" w:uiPriority="37" w:unhideWhenUsed="1"/>
+    <w:lsdException w:name="TOC Heading" w:semiHidden="1" w:uiPriority="39" w:unhideWhenUsed="1" w:qFormat="1"/>
     <w:lsdException w:name="Plain Table 1" w:uiPriority="41"/>
     <w:lsdException w:name="Plain Table 2" w:uiPriority="42"/>
     <w:lsdException w:name="Plain Table 3" w:uiPriority="43"/>
@@ -1424,222 +1343,26 @@
     <w:lsdException w:name="List Table 5 Dark Accent 6" w:uiPriority="50"/>
     <w:lsdException w:name="List Table 6 Colorful Accent 6" w:uiPriority="51"/>
     <w:lsdException w:name="List Table 7 Colorful Accent 6" w:uiPriority="52"/>
-    <w:lsdException w:name="Mention" w:uiPriority="99" w:semiHidden="1" w:unhideWhenUsed="1"/>
-    <w:lsdException w:name="Smart Hyperlink" w:uiPriority="99" w:semiHidden="1" w:unhideWhenUsed="1"/>
-    <w:lsdException w:name="Hashtag" w:uiPriority="99" w:semiHidden="1" w:unhideWhenUsed="1"/>
-    <w:lsdException w:name="Unresolved Mention" w:uiPriority="99" w:semiHidden="1" w:unhideWhenUsed="1"/>
-    <w:lsdException w:name="Smart Link" w:uiPriority="99" w:semiHidden="1" w:unhideWhenUsed="1"/>
+    <w:lsdException w:name="Mention" w:semiHidden="1" w:uiPriority="99" w:unhideWhenUsed="1"/>
+    <w:lsdException w:name="Smart Hyperlink" w:semiHidden="1" w:uiPriority="99" w:unhideWhenUsed="1"/>
+    <w:lsdException w:name="Hashtag" w:semiHidden="1" w:uiPriority="99" w:unhideWhenUsed="1"/>
+    <w:lsdException w:name="Unresolved Mention" w:semiHidden="1" w:uiPriority="99" w:unhideWhenUsed="1"/>
+    <w:lsdException w:name="Smart Link" w:semiHidden="1" w:uiPriority="99" w:unhideWhenUsed="1"/>
   </w:latentStyles>
-  <w:style w:type="paragraph" w:styleId="Normal" w:default="1">
+  <w:style w:type="paragraph" w:default="1" w:styleId="Normal">
     <w:name w:val="Normal"/>
     <w:qFormat/>
     <w:rsid w:val="00186121"/>
-    <w:pPr>
-      <w:widowControl/>
-      <w:suppressAutoHyphens w:val="true"/>
-      <w:bidi w:val="0"/>
-      <w:spacing w:before="0" w:after="0"/>
-      <w:jc w:val="start"/>
-    </w:pPr>
-    <w:rPr>
-      <w:rFonts w:ascii="Times New Roman" w:hAnsi="Times New Roman" w:eastAsia="Times New Roman" w:cs="Times New Roman"/>
-      <w:color w:val="auto"/>
-      <w:kern w:val="0"/>
-      <w:sz w:val="24"/>
-      <w:szCs w:val="24"/>
-      <w:lang w:val="fr-FR" w:eastAsia="fr-FR" w:bidi="ar-SA"/>
-    </w:rPr>
-  </w:style>
-  <w:style w:type="character" w:styleId="DefaultParagraphFont" w:default="1">
-    <w:name w:val="Default Paragraph Font"/>
-    <w:uiPriority w:val="1"/>
-    <w:unhideWhenUsed/>
-    <w:qFormat/>
-    <w:rPr/>
-  </w:style>
-  <w:style w:type="character" w:styleId="TextedebullesCar" w:customStyle="1">
-    <w:name w:val="Texte de bulles Car"/>
-    <w:basedOn w:val="DefaultParagraphFont"/>
-    <w:link w:val="BalloonText"/>
-    <w:qFormat/>
-    <w:rsid w:val="0066020b"/>
-    <w:rPr>
-      <w:rFonts w:ascii="Segoe UI" w:hAnsi="Segoe UI" w:cs="Segoe UI"/>
-      <w:sz w:val="18"/>
-      <w:szCs w:val="18"/>
-    </w:rPr>
-  </w:style>
-  <w:style w:type="character" w:styleId="En-tteCar" w:customStyle="1">
-    <w:name w:val="En-tête Car"/>
-    <w:basedOn w:val="DefaultParagraphFont"/>
-    <w:qFormat/>
-    <w:rsid w:val="006d48f5"/>
     <w:rPr>
       <w:sz w:val="24"/>
       <w:szCs w:val="24"/>
     </w:rPr>
   </w:style>
-  <w:style w:type="character" w:styleId="PieddepageCar" w:customStyle="1">
-    <w:name w:val="Pied de page Car"/>
-    <w:basedOn w:val="DefaultParagraphFont"/>
-    <w:uiPriority w:val="99"/>
-    <w:qFormat/>
-    <w:rsid w:val="006d48f5"/>
-    <w:rPr>
-      <w:sz w:val="24"/>
-      <w:szCs w:val="24"/>
-    </w:rPr>
-  </w:style>
-  <w:style w:type="paragraph" w:styleId="Titre">
-    <w:name w:val="Titre"/>
-    <w:basedOn w:val="Normal"/>
-    <w:next w:val="BodyText"/>
-    <w:qFormat/>
-    <w:pPr>
-      <w:keepNext w:val="true"/>
-      <w:spacing w:before="240" w:after="120"/>
-    </w:pPr>
-    <w:rPr>
-      <w:rFonts w:ascii="Liberation Sans" w:hAnsi="Liberation Sans" w:eastAsia="Microsoft YaHei" w:cs="Lucida Sans"/>
-      <w:sz w:val="28"/>
-      <w:szCs w:val="28"/>
-    </w:rPr>
-  </w:style>
-  <w:style w:type="paragraph" w:styleId="BodyText">
-    <w:name w:val="Body Text"/>
-    <w:basedOn w:val="Normal"/>
-    <w:pPr>
-      <w:spacing w:lineRule="auto" w:line="276" w:before="0" w:after="140"/>
-    </w:pPr>
-    <w:rPr/>
-  </w:style>
-  <w:style w:type="paragraph" w:styleId="List">
-    <w:name w:val="List"/>
-    <w:basedOn w:val="BodyText"/>
-    <w:pPr/>
-    <w:rPr>
-      <w:rFonts w:cs="Lucida Sans"/>
-    </w:rPr>
-  </w:style>
-  <w:style w:type="paragraph" w:styleId="Caption">
-    <w:name w:val="caption"/>
-    <w:basedOn w:val="Normal"/>
-    <w:qFormat/>
-    <w:pPr>
-      <w:suppressLineNumbers/>
-      <w:spacing w:before="120" w:after="120"/>
-    </w:pPr>
-    <w:rPr>
-      <w:rFonts w:cs="Lucida Sans"/>
-      <w:i/>
-      <w:iCs/>
-      <w:sz w:val="24"/>
-      <w:szCs w:val="24"/>
-    </w:rPr>
-  </w:style>
-  <w:style w:type="paragraph" w:styleId="Index">
-    <w:name w:val="Index"/>
-    <w:basedOn w:val="Normal"/>
-    <w:qFormat/>
-    <w:pPr>
-      <w:suppressLineNumbers/>
-    </w:pPr>
-    <w:rPr>
-      <w:rFonts w:cs="Lucida Sans"/>
-    </w:rPr>
-  </w:style>
-  <w:style w:type="paragraph" w:styleId="Titreuser">
-    <w:name w:val="Titre (user)"/>
-    <w:basedOn w:val="Normal"/>
-    <w:next w:val="BodyText"/>
-    <w:qFormat/>
-    <w:pPr>
-      <w:keepNext w:val="true"/>
-      <w:spacing w:before="240" w:after="120"/>
-    </w:pPr>
-    <w:rPr>
-      <w:rFonts w:ascii="Liberation Sans" w:hAnsi="Liberation Sans" w:eastAsia="Microsoft YaHei" w:cs="Lucida Sans"/>
-      <w:sz w:val="28"/>
-      <w:szCs w:val="28"/>
-    </w:rPr>
-  </w:style>
-  <w:style w:type="paragraph" w:styleId="BalloonText">
-    <w:name w:val="Balloon Text"/>
-    <w:basedOn w:val="Normal"/>
-    <w:link w:val="TextedebullesCar"/>
-    <w:qFormat/>
-    <w:rsid w:val="0066020b"/>
-    <w:pPr/>
-    <w:rPr>
-      <w:rFonts w:ascii="Segoe UI" w:hAnsi="Segoe UI" w:cs="Segoe UI"/>
-      <w:sz w:val="18"/>
-      <w:szCs w:val="18"/>
-    </w:rPr>
-  </w:style>
-  <w:style w:type="paragraph" w:styleId="ListParagraph">
-    <w:name w:val="List Paragraph"/>
-    <w:basedOn w:val="Normal"/>
-    <w:uiPriority w:val="34"/>
-    <w:qFormat/>
-    <w:rsid w:val="00a62d3e"/>
-    <w:pPr>
-      <w:spacing w:before="0" w:after="0"/>
-      <w:ind w:start="720"/>
-      <w:contextualSpacing/>
-    </w:pPr>
-    <w:rPr/>
-  </w:style>
-  <w:style w:type="paragraph" w:styleId="En-tteetpieddepageuser">
-    <w:name w:val="En-tête et pied de page (user)"/>
-    <w:basedOn w:val="Normal"/>
-    <w:qFormat/>
-    <w:pPr/>
-    <w:rPr/>
-  </w:style>
-  <w:style w:type="paragraph" w:styleId="En-tteetpieddepage">
-    <w:name w:val="En-tête et pied de page"/>
-    <w:basedOn w:val="Normal"/>
-    <w:qFormat/>
-    <w:pPr/>
-    <w:rPr/>
-  </w:style>
-  <w:style w:type="paragraph" w:styleId="Header">
-    <w:name w:val="header"/>
-    <w:basedOn w:val="Normal"/>
-    <w:link w:val="En-tteCar"/>
-    <w:unhideWhenUsed/>
-    <w:rsid w:val="006d48f5"/>
-    <w:pPr>
-      <w:tabs>
-        <w:tab w:val="clear" w:pos="708"/>
-        <w:tab w:val="center" w:pos="4536" w:leader="none"/>
-        <w:tab w:val="right" w:pos="9072" w:leader="none"/>
-      </w:tabs>
-    </w:pPr>
-    <w:rPr/>
-  </w:style>
-  <w:style w:type="paragraph" w:styleId="Footer">
-    <w:name w:val="footer"/>
-    <w:basedOn w:val="Normal"/>
-    <w:link w:val="PieddepageCar"/>
-    <w:uiPriority w:val="99"/>
-    <w:unhideWhenUsed/>
-    <w:rsid w:val="006d48f5"/>
-    <w:pPr>
-      <w:tabs>
-        <w:tab w:val="clear" w:pos="708"/>
-        <w:tab w:val="center" w:pos="4536" w:leader="none"/>
-        <w:tab w:val="right" w:pos="9072" w:leader="none"/>
-      </w:tabs>
-    </w:pPr>
-    <w:rPr/>
-  </w:style>
-  <w:style w:type="numbering" w:styleId="Pasdelisteuser" w:default="1">
-    <w:name w:val="Pas de liste (user)"/>
-    <w:uiPriority w:val="99"/>
+  <w:style w:type="character" w:default="1" w:styleId="Policepardfaut">
+    <w:name w:val="Default Paragraph Font"/>
+    <w:uiPriority w:val="1"/>
     <w:semiHidden/>
     <w:unhideWhenUsed/>
-    <w:qFormat/>
   </w:style>
   <w:style w:type="table" w:default="1" w:styleId="TableauNormal">
     <w:name w:val="Normal Table"/>
@@ -1647,6 +1370,7 @@
     <w:semiHidden/>
     <w:unhideWhenUsed/>
     <w:tblPr>
+      <w:tblInd w:w="0" w:type="dxa"/>
       <w:tblCellMar>
         <w:top w:w="0" w:type="dxa"/>
         <w:left w:w="108" w:type="dxa"/>
@@ -1655,58 +1379,235 @@
       </w:tblCellMar>
     </w:tblPr>
   </w:style>
+  <w:style w:type="numbering" w:default="1" w:styleId="Aucuneliste">
+    <w:name w:val="No List"/>
+    <w:uiPriority w:val="99"/>
+    <w:semiHidden/>
+    <w:unhideWhenUsed/>
+  </w:style>
+  <w:style w:type="character" w:customStyle="1" w:styleId="TextedebullesCar">
+    <w:name w:val="Texte de bulles Car"/>
+    <w:basedOn w:val="Policepardfaut"/>
+    <w:link w:val="Textedebulles"/>
+    <w:qFormat/>
+    <w:rsid w:val="0066020B"/>
+    <w:rPr>
+      <w:rFonts w:ascii="Segoe UI" w:hAnsi="Segoe UI" w:cs="Segoe UI"/>
+      <w:sz w:val="18"/>
+      <w:szCs w:val="18"/>
+    </w:rPr>
+  </w:style>
+  <w:style w:type="character" w:customStyle="1" w:styleId="En-tteCar">
+    <w:name w:val="En-tête Car"/>
+    <w:basedOn w:val="Policepardfaut"/>
+    <w:link w:val="En-tte"/>
+    <w:qFormat/>
+    <w:rsid w:val="006D48F5"/>
+    <w:rPr>
+      <w:sz w:val="24"/>
+      <w:szCs w:val="24"/>
+    </w:rPr>
+  </w:style>
+  <w:style w:type="character" w:customStyle="1" w:styleId="PieddepageCar">
+    <w:name w:val="Pied de page Car"/>
+    <w:basedOn w:val="Policepardfaut"/>
+    <w:link w:val="Pieddepage"/>
+    <w:uiPriority w:val="99"/>
+    <w:qFormat/>
+    <w:rsid w:val="006D48F5"/>
+    <w:rPr>
+      <w:sz w:val="24"/>
+      <w:szCs w:val="24"/>
+    </w:rPr>
+  </w:style>
+  <w:style w:type="paragraph" w:styleId="Titre">
+    <w:name w:val="Title"/>
+    <w:basedOn w:val="Normal"/>
+    <w:next w:val="Corpsdetexte"/>
+    <w:qFormat/>
+    <w:pPr>
+      <w:keepNext/>
+      <w:spacing w:before="240" w:after="120"/>
+    </w:pPr>
+    <w:rPr>
+      <w:rFonts w:ascii="Liberation Sans" w:eastAsia="Microsoft YaHei" w:hAnsi="Liberation Sans" w:cs="Lucida Sans"/>
+      <w:sz w:val="28"/>
+      <w:szCs w:val="28"/>
+    </w:rPr>
+  </w:style>
+  <w:style w:type="paragraph" w:styleId="Corpsdetexte">
+    <w:name w:val="Body Text"/>
+    <w:basedOn w:val="Normal"/>
+    <w:pPr>
+      <w:spacing w:after="140" w:line="276" w:lineRule="auto"/>
+    </w:pPr>
+  </w:style>
+  <w:style w:type="paragraph" w:styleId="Liste">
+    <w:name w:val="List"/>
+    <w:basedOn w:val="Corpsdetexte"/>
+    <w:rPr>
+      <w:rFonts w:cs="Lucida Sans"/>
+    </w:rPr>
+  </w:style>
+  <w:style w:type="paragraph" w:styleId="Lgende">
+    <w:name w:val="caption"/>
+    <w:basedOn w:val="Normal"/>
+    <w:qFormat/>
+    <w:pPr>
+      <w:suppressLineNumbers/>
+      <w:spacing w:before="120" w:after="120"/>
+    </w:pPr>
+    <w:rPr>
+      <w:rFonts w:cs="Lucida Sans"/>
+      <w:i/>
+      <w:iCs/>
+    </w:rPr>
+  </w:style>
+  <w:style w:type="paragraph" w:customStyle="1" w:styleId="Index">
+    <w:name w:val="Index"/>
+    <w:basedOn w:val="Normal"/>
+    <w:qFormat/>
+    <w:pPr>
+      <w:suppressLineNumbers/>
+    </w:pPr>
+    <w:rPr>
+      <w:rFonts w:cs="Lucida Sans"/>
+    </w:rPr>
+  </w:style>
+  <w:style w:type="paragraph" w:customStyle="1" w:styleId="Titreuser">
+    <w:name w:val="Titre (user)"/>
+    <w:basedOn w:val="Normal"/>
+    <w:next w:val="Corpsdetexte"/>
+    <w:qFormat/>
+    <w:pPr>
+      <w:keepNext/>
+      <w:spacing w:before="240" w:after="120"/>
+    </w:pPr>
+    <w:rPr>
+      <w:rFonts w:ascii="Liberation Sans" w:eastAsia="Microsoft YaHei" w:hAnsi="Liberation Sans" w:cs="Lucida Sans"/>
+      <w:sz w:val="28"/>
+      <w:szCs w:val="28"/>
+    </w:rPr>
+  </w:style>
+  <w:style w:type="paragraph" w:styleId="Textedebulles">
+    <w:name w:val="Balloon Text"/>
+    <w:basedOn w:val="Normal"/>
+    <w:link w:val="TextedebullesCar"/>
+    <w:qFormat/>
+    <w:rsid w:val="0066020B"/>
+    <w:rPr>
+      <w:rFonts w:ascii="Segoe UI" w:hAnsi="Segoe UI" w:cs="Segoe UI"/>
+      <w:sz w:val="18"/>
+      <w:szCs w:val="18"/>
+    </w:rPr>
+  </w:style>
+  <w:style w:type="paragraph" w:styleId="Paragraphedeliste">
+    <w:name w:val="List Paragraph"/>
+    <w:basedOn w:val="Normal"/>
+    <w:uiPriority w:val="34"/>
+    <w:qFormat/>
+    <w:rsid w:val="00A62D3E"/>
+    <w:pPr>
+      <w:ind w:left="720"/>
+      <w:contextualSpacing/>
+    </w:pPr>
+  </w:style>
+  <w:style w:type="paragraph" w:customStyle="1" w:styleId="En-tteetpieddepageuser">
+    <w:name w:val="En-tête et pied de page (user)"/>
+    <w:basedOn w:val="Normal"/>
+    <w:qFormat/>
+  </w:style>
+  <w:style w:type="paragraph" w:customStyle="1" w:styleId="En-tteetpieddepage">
+    <w:name w:val="En-tête et pied de page"/>
+    <w:basedOn w:val="Normal"/>
+    <w:qFormat/>
+  </w:style>
+  <w:style w:type="paragraph" w:styleId="En-tte">
+    <w:name w:val="header"/>
+    <w:basedOn w:val="Normal"/>
+    <w:link w:val="En-tteCar"/>
+    <w:unhideWhenUsed/>
+    <w:rsid w:val="006D48F5"/>
+    <w:pPr>
+      <w:tabs>
+        <w:tab w:val="center" w:pos="4536"/>
+        <w:tab w:val="right" w:pos="9072"/>
+      </w:tabs>
+    </w:pPr>
+  </w:style>
+  <w:style w:type="paragraph" w:styleId="Pieddepage">
+    <w:name w:val="footer"/>
+    <w:basedOn w:val="Normal"/>
+    <w:link w:val="PieddepageCar"/>
+    <w:uiPriority w:val="99"/>
+    <w:unhideWhenUsed/>
+    <w:rsid w:val="006D48F5"/>
+    <w:pPr>
+      <w:tabs>
+        <w:tab w:val="center" w:pos="4536"/>
+        <w:tab w:val="right" w:pos="9072"/>
+      </w:tabs>
+    </w:pPr>
+  </w:style>
+  <w:style w:type="numbering" w:customStyle="1" w:styleId="Pasdelisteuser">
+    <w:name w:val="Pas de liste (user)"/>
+    <w:uiPriority w:val="99"/>
+    <w:semiHidden/>
+    <w:unhideWhenUsed/>
+    <w:qFormat/>
+  </w:style>
 </w:styles>
 </file>
 
 <file path=word/theme/theme1.xml><?xml version="1.0" encoding="utf-8"?>
-<a:theme xmlns:a="http://schemas.openxmlformats.org/drawingml/2006/main" xmlns:r="http://schemas.openxmlformats.org/officeDocument/2006/relationships" name="Thème Office">
+<a:theme xmlns:a="http://schemas.openxmlformats.org/drawingml/2006/main" name="Thème Office">
   <a:themeElements>
     <a:clrScheme name="Office">
       <a:dk1>
         <a:srgbClr val="000000"/>
       </a:dk1>
       <a:lt1>
-        <a:srgbClr val="ffffff"/>
+        <a:srgbClr val="FFFFFF"/>
       </a:lt1>
       <a:dk2>
-        <a:srgbClr val="44546a"/>
+        <a:srgbClr val="44546A"/>
       </a:dk2>
       <a:lt2>
-        <a:srgbClr val="e7e6e6"/>
+        <a:srgbClr val="E7E6E6"/>
       </a:lt2>
       <a:accent1>
-        <a:srgbClr val="5b9bd5"/>
+        <a:srgbClr val="5B9BD5"/>
       </a:accent1>
       <a:accent2>
-        <a:srgbClr val="ed7d31"/>
+        <a:srgbClr val="ED7D31"/>
       </a:accent2>
       <a:accent3>
-        <a:srgbClr val="a5a5a5"/>
+        <a:srgbClr val="A5A5A5"/>
       </a:accent3>
       <a:accent4>
-        <a:srgbClr val="ffc000"/>
+        <a:srgbClr val="FFC000"/>
       </a:accent4>
       <a:accent5>
-        <a:srgbClr val="4472c4"/>
+        <a:srgbClr val="4472C4"/>
       </a:accent5>
       <a:accent6>
-        <a:srgbClr val="70ad47"/>
+        <a:srgbClr val="70AD47"/>
       </a:accent6>
       <a:hlink>
-        <a:srgbClr val="0563c1"/>
+        <a:srgbClr val="0563C1"/>
       </a:hlink>
       <a:folHlink>
-        <a:srgbClr val="954f72"/>
+        <a:srgbClr val="954F72"/>
       </a:folHlink>
     </a:clrScheme>
     <a:fontScheme name="Office">
       <a:majorFont>
-        <a:latin typeface="Calibri Light" pitchFamily="0" charset="1"/>
+        <a:latin typeface="Calibri Light"/>
         <a:ea typeface=""/>
         <a:cs typeface=""/>
       </a:majorFont>
       <a:minorFont>
-        <a:latin typeface="Calibri" pitchFamily="0" charset="1"/>
+        <a:latin typeface="Calibri"/>
         <a:ea typeface=""/>
         <a:cs typeface=""/>
       </a:minorFont>
@@ -1738,7 +1639,7 @@
             </a:gs>
           </a:gsLst>
           <a:lin ang="5400000" scaled="0"/>
-          <a:tileRect l="0" t="0" r="0" b="0"/>
+          <a:tileRect/>
         </a:gradFill>
         <a:gradFill>
           <a:gsLst>
@@ -1762,7 +1663,7 @@
             </a:gs>
           </a:gsLst>
           <a:lin ang="5400000" scaled="0"/>
-          <a:tileRect l="0" t="0" r="0" b="0"/>
+          <a:tileRect/>
         </a:gradFill>
       </a:fillStyleLst>
       <a:lnStyleLst>
@@ -1822,11 +1723,13 @@
             </a:gs>
           </a:gsLst>
           <a:lin ang="5400000" scaled="0"/>
-          <a:tileRect l="0" t="0" r="0" b="0"/>
+          <a:tileRect/>
         </a:gradFill>
       </a:bgFillStyleLst>
     </a:fmtScheme>
   </a:themeElements>
+  <a:objectDefaults/>
+  <a:extraClrSchemeLst/>
 </a:theme>
 </file>
 

--- a/BACKEND/rh-backend/src/MyApp.Api/File/ATD.docx
+++ b/BACKEND/rh-backend/src/MyApp.Api/File/ATD.docx
@@ -1,13 +1,11 @@
 
 <file path=word/document.xml><?xml version="1.0" encoding="utf-8"?>
-<w:document xmlns:o="urn:schemas-microsoft-com:office:office" xmlns:r="http://schemas.openxmlformats.org/officeDocument/2006/relationships" xmlns:v="urn:schemas-microsoft-com:vml" xmlns:w="http://schemas.openxmlformats.org/wordprocessingml/2006/main" xmlns:w10="urn:schemas-microsoft-com:office:word" xmlns:wp="http://schemas.openxmlformats.org/drawingml/2006/wordprocessingDrawing" xmlns:pic="http://schemas.openxmlformats.org/drawingml/2006/picture" xmlns:wps="http://schemas.microsoft.com/office/word/2010/wordprocessingShape" xmlns:wpg="http://schemas.microsoft.com/office/word/2010/wordprocessingGroup" xmlns:mc="http://schemas.openxmlformats.org/markup-compatibility/2006" xmlns:wp14="http://schemas.microsoft.com/office/word/2010/wordprocessingDrawing" xmlns:w14="http://schemas.microsoft.com/office/word/2010/wordml" xmlns:w15="http://schemas.microsoft.com/office/word/2012/wordml" mc:Ignorable="w14 wp14 w15">
+<w:document xmlns:wpc="http://schemas.microsoft.com/office/word/2010/wordprocessingCanvas" xmlns:cx="http://schemas.microsoft.com/office/drawing/2014/chartex" xmlns:cx1="http://schemas.microsoft.com/office/drawing/2015/9/8/chartex" xmlns:cx2="http://schemas.microsoft.com/office/drawing/2015/10/21/chartex" xmlns:cx3="http://schemas.microsoft.com/office/drawing/2016/5/9/chartex" xmlns:cx4="http://schemas.microsoft.com/office/drawing/2016/5/10/chartex" xmlns:cx5="http://schemas.microsoft.com/office/drawing/2016/5/11/chartex" xmlns:cx6="http://schemas.microsoft.com/office/drawing/2016/5/12/chartex" xmlns:cx7="http://schemas.microsoft.com/office/drawing/2016/5/13/chartex" xmlns:cx8="http://schemas.microsoft.com/office/drawing/2016/5/14/chartex" xmlns:mc="http://schemas.openxmlformats.org/markup-compatibility/2006" xmlns:aink="http://schemas.microsoft.com/office/drawing/2016/ink" xmlns:am3d="http://schemas.microsoft.com/office/drawing/2017/model3d" xmlns:o="urn:schemas-microsoft-com:office:office" xmlns:r="http://schemas.openxmlformats.org/officeDocument/2006/relationships" xmlns:m="http://schemas.openxmlformats.org/officeDocument/2006/math" xmlns:v="urn:schemas-microsoft-com:vml" xmlns:wp14="http://schemas.microsoft.com/office/word/2010/wordprocessingDrawing" xmlns:wp="http://schemas.openxmlformats.org/drawingml/2006/wordprocessingDrawing" xmlns:w10="urn:schemas-microsoft-com:office:word" xmlns:w="http://schemas.openxmlformats.org/wordprocessingml/2006/main" xmlns:w14="http://schemas.microsoft.com/office/word/2010/wordml" xmlns:w15="http://schemas.microsoft.com/office/word/2012/wordml" xmlns:w16cex="http://schemas.microsoft.com/office/word/2018/wordml/cex" xmlns:w16cid="http://schemas.microsoft.com/office/word/2016/wordml/cid" xmlns:w16="http://schemas.microsoft.com/office/word/2018/wordml" xmlns:w16sdtdh="http://schemas.microsoft.com/office/word/2020/wordml/sdtdatahash" xmlns:w16se="http://schemas.microsoft.com/office/word/2015/wordml/symex" xmlns:wpg="http://schemas.microsoft.com/office/word/2010/wordprocessingGroup" xmlns:wpi="http://schemas.microsoft.com/office/word/2010/wordprocessingInk" xmlns:wne="http://schemas.microsoft.com/office/word/2006/wordml" xmlns:wps="http://schemas.microsoft.com/office/word/2010/wordprocessingShape" mc:Ignorable="w14 w15 w16se w16cid w16 w16cex w16sdtdh wp14">
   <w:body>
     <w:p>
       <w:pPr>
-        <w:pStyle w:val="Normal"/>
         <w:tabs>
-          <w:tab w:val="clear" w:pos="708"/>
-          <w:tab w:val="left" w:pos="4820" w:leader="none"/>
+          <w:tab w:val="left" w:pos="4820"/>
         </w:tabs>
         <w:jc w:val="center"/>
         <w:rPr>
@@ -16,20 +14,11 @@
           <w:sz w:val="36"/>
         </w:rPr>
       </w:pPr>
-      <w:r>
-        <w:rPr>
-          <w:rFonts w:cs="Arial" w:ascii="Century Gothic" w:hAnsi="Century Gothic"/>
-          <w:b/>
-          <w:sz w:val="36"/>
-        </w:rPr>
-      </w:r>
-    </w:p>
-    <w:p>
-      <w:pPr>
-        <w:pStyle w:val="Normal"/>
+    </w:p>
+    <w:p>
+      <w:pPr>
         <w:tabs>
-          <w:tab w:val="clear" w:pos="708"/>
-          <w:tab w:val="left" w:pos="0" w:leader="none"/>
+          <w:tab w:val="left" w:pos="0"/>
         </w:tabs>
         <w:rPr>
           <w:rFonts w:ascii="Century Gothic" w:hAnsi="Century Gothic" w:cs="Arial"/>
@@ -37,20 +26,23 @@
           <w:sz w:val="40"/>
         </w:rPr>
       </w:pPr>
-      <w:r>
-        <w:rPr>
-          <w:rFonts w:cs="Arial" w:ascii="Century Gothic" w:hAnsi="Century Gothic"/>
+    </w:p>
+    <w:p>
+      <w:pPr>
+        <w:tabs>
+          <w:tab w:val="left" w:pos="0"/>
+        </w:tabs>
+        <w:rPr>
+          <w:rFonts w:ascii="Century Gothic" w:hAnsi="Century Gothic" w:cs="Arial"/>
           <w:b/>
           <w:sz w:val="40"/>
         </w:rPr>
-      </w:r>
-    </w:p>
-    <w:p>
-      <w:pPr>
-        <w:pStyle w:val="Normal"/>
+      </w:pPr>
+    </w:p>
+    <w:p>
+      <w:pPr>
         <w:tabs>
-          <w:tab w:val="clear" w:pos="708"/>
-          <w:tab w:val="left" w:pos="0" w:leader="none"/>
+          <w:tab w:val="left" w:pos="0"/>
         </w:tabs>
         <w:rPr>
           <w:rFonts w:ascii="Century Gothic" w:hAnsi="Century Gothic" w:cs="Arial"/>
@@ -58,62 +50,23 @@
           <w:sz w:val="40"/>
         </w:rPr>
       </w:pPr>
-      <w:r>
-        <w:rPr>
-          <w:rFonts w:cs="Arial" w:ascii="Century Gothic" w:hAnsi="Century Gothic"/>
+    </w:p>
+    <w:p>
+      <w:pPr>
+        <w:tabs>
+          <w:tab w:val="left" w:pos="0"/>
+        </w:tabs>
+        <w:rPr>
+          <w:rFonts w:ascii="Century Gothic" w:hAnsi="Century Gothic" w:cs="Arial"/>
           <w:b/>
           <w:sz w:val="40"/>
         </w:rPr>
-      </w:r>
-    </w:p>
-    <w:p>
-      <w:pPr>
-        <w:pStyle w:val="Normal"/>
+      </w:pPr>
+    </w:p>
+    <w:p>
+      <w:pPr>
         <w:tabs>
-          <w:tab w:val="clear" w:pos="708"/>
-          <w:tab w:val="left" w:pos="0" w:leader="none"/>
-        </w:tabs>
-        <w:rPr>
-          <w:rFonts w:ascii="Century Gothic" w:hAnsi="Century Gothic" w:cs="Arial"/>
-          <w:b/>
-          <w:sz w:val="40"/>
-        </w:rPr>
-      </w:pPr>
-      <w:r>
-        <w:rPr>
-          <w:rFonts w:cs="Arial" w:ascii="Century Gothic" w:hAnsi="Century Gothic"/>
-          <w:b/>
-          <w:sz w:val="40"/>
-        </w:rPr>
-      </w:r>
-    </w:p>
-    <w:p>
-      <w:pPr>
-        <w:pStyle w:val="Normal"/>
-        <w:tabs>
-          <w:tab w:val="clear" w:pos="708"/>
-          <w:tab w:val="left" w:pos="0" w:leader="none"/>
-        </w:tabs>
-        <w:rPr>
-          <w:rFonts w:ascii="Century Gothic" w:hAnsi="Century Gothic" w:cs="Arial"/>
-          <w:b/>
-          <w:sz w:val="40"/>
-        </w:rPr>
-      </w:pPr>
-      <w:r>
-        <w:rPr>
-          <w:rFonts w:cs="Arial" w:ascii="Century Gothic" w:hAnsi="Century Gothic"/>
-          <w:b/>
-          <w:sz w:val="40"/>
-        </w:rPr>
-      </w:r>
-    </w:p>
-    <w:p>
-      <w:pPr>
-        <w:pStyle w:val="Normal"/>
-        <w:tabs>
-          <w:tab w:val="clear" w:pos="708"/>
-          <w:tab w:val="left" w:pos="0" w:leader="none"/>
+          <w:tab w:val="left" w:pos="0"/>
         </w:tabs>
         <w:jc w:val="center"/>
         <w:rPr>
@@ -122,7 +75,7 @@
       </w:pPr>
       <w:r>
         <w:rPr>
-          <w:rFonts w:cs="Arial" w:ascii="Century Gothic" w:hAnsi="Century Gothic"/>
+          <w:rFonts w:ascii="Century Gothic" w:hAnsi="Century Gothic" w:cs="Arial"/>
           <w:b/>
           <w:sz w:val="40"/>
         </w:rPr>
@@ -131,10 +84,8 @@
     </w:p>
     <w:p>
       <w:pPr>
-        <w:pStyle w:val="Normal"/>
         <w:tabs>
-          <w:tab w:val="clear" w:pos="708"/>
-          <w:tab w:val="left" w:pos="4820" w:leader="none"/>
+          <w:tab w:val="left" w:pos="4820"/>
         </w:tabs>
         <w:jc w:val="both"/>
         <w:rPr>
@@ -142,17 +93,9 @@
           <w:u w:val="single"/>
         </w:rPr>
       </w:pPr>
-      <w:r>
-        <w:rPr>
-          <w:rFonts w:cs="Arial" w:ascii="Century Gothic" w:hAnsi="Century Gothic"/>
-          <w:u w:val="single"/>
-        </w:rPr>
-      </w:r>
-    </w:p>
-    <w:p>
-      <w:pPr>
-        <w:pStyle w:val="Normal"/>
-        <w:spacing w:before="0" w:after="0"/>
+    </w:p>
+    <w:p>
+      <w:pPr>
         <w:ind w:firstLine="720"/>
         <w:contextualSpacing/>
         <w:jc w:val="both"/>
@@ -160,16 +103,9 @@
           <w:rFonts w:ascii="Century Gothic" w:hAnsi="Century Gothic" w:cs="Arial"/>
         </w:rPr>
       </w:pPr>
-      <w:r>
-        <w:rPr>
-          <w:rFonts w:cs="Arial" w:ascii="Century Gothic" w:hAnsi="Century Gothic"/>
-        </w:rPr>
-      </w:r>
-    </w:p>
-    <w:p>
-      <w:pPr>
-        <w:pStyle w:val="Normal"/>
-        <w:spacing w:before="0" w:after="0"/>
+    </w:p>
+    <w:p>
+      <w:pPr>
         <w:ind w:firstLine="720"/>
         <w:contextualSpacing/>
         <w:jc w:val="both"/>
@@ -177,16 +113,9 @@
           <w:rFonts w:ascii="Century Gothic" w:hAnsi="Century Gothic" w:cs="Arial"/>
         </w:rPr>
       </w:pPr>
-      <w:r>
-        <w:rPr>
-          <w:rFonts w:cs="Arial" w:ascii="Century Gothic" w:hAnsi="Century Gothic"/>
-        </w:rPr>
-      </w:r>
-    </w:p>
-    <w:p>
-      <w:pPr>
-        <w:pStyle w:val="Normal"/>
-        <w:spacing w:before="0" w:after="0"/>
+    </w:p>
+    <w:p>
+      <w:pPr>
         <w:ind w:firstLine="720"/>
         <w:contextualSpacing/>
         <w:jc w:val="both"/>
@@ -194,16 +123,10 @@
           <w:rFonts w:ascii="Century Gothic" w:hAnsi="Century Gothic" w:cs="Arial"/>
         </w:rPr>
       </w:pPr>
-      <w:r>
-        <w:rPr>
-          <w:rFonts w:cs="Arial" w:ascii="Century Gothic" w:hAnsi="Century Gothic"/>
-        </w:rPr>
-      </w:r>
-    </w:p>
-    <w:p>
-      <w:pPr>
-        <w:pStyle w:val="Normal"/>
-        <w:spacing w:lineRule="auto" w:line="300" w:before="0" w:after="240"/>
+    </w:p>
+    <w:p>
+      <w:pPr>
+        <w:spacing w:after="240" w:line="300" w:lineRule="auto"/>
         <w:ind w:firstLine="720"/>
         <w:jc w:val="both"/>
         <w:rPr>
@@ -212,14 +135,14 @@
       </w:pPr>
       <w:r>
         <w:rPr>
-          <w:rFonts w:cs="Arial" w:ascii="Century Gothic" w:hAnsi="Century Gothic"/>
+          <w:rFonts w:ascii="Century Gothic" w:hAnsi="Century Gothic" w:cs="Arial"/>
           <w:szCs w:val="23"/>
         </w:rPr>
         <w:t>Nous, soussigné, Ravinala Airports S.A., attestons que</w:t>
       </w:r>
       <w:r>
         <w:rPr>
-          <w:rFonts w:cs="Arial" w:ascii="Century Gothic" w:hAnsi="Century Gothic"/>
+          <w:rFonts w:ascii="Century Gothic" w:hAnsi="Century Gothic" w:cs="Arial"/>
           <w:bCs/>
           <w:szCs w:val="23"/>
         </w:rPr>
@@ -227,7 +150,7 @@
       </w:r>
       <w:r>
         <w:rPr>
-          <w:rFonts w:cs="Arial" w:ascii="Century Gothic" w:hAnsi="Century Gothic"/>
+          <w:rFonts w:ascii="Century Gothic" w:hAnsi="Century Gothic" w:cs="Arial"/>
           <w:b/>
           <w:szCs w:val="23"/>
         </w:rPr>
@@ -235,7 +158,7 @@
       </w:r>
       <w:r>
         <w:rPr>
-          <w:rFonts w:cs="Arial" w:ascii="Century Gothic" w:hAnsi="Century Gothic"/>
+          <w:rFonts w:ascii="Century Gothic" w:hAnsi="Century Gothic" w:cs="Arial"/>
           <w:bCs/>
           <w:szCs w:val="23"/>
         </w:rPr>
@@ -243,7 +166,7 @@
       </w:r>
       <w:r>
         <w:rPr>
-          <w:rFonts w:cs="Arial" w:ascii="Century Gothic" w:hAnsi="Century Gothic"/>
+          <w:rFonts w:ascii="Century Gothic" w:hAnsi="Century Gothic" w:cs="Arial"/>
           <w:b/>
           <w:szCs w:val="23"/>
         </w:rPr>
@@ -251,7 +174,7 @@
       </w:r>
       <w:r>
         <w:rPr>
-          <w:rFonts w:cs="Arial" w:ascii="Century Gothic" w:hAnsi="Century Gothic"/>
+          <w:rFonts w:ascii="Century Gothic" w:hAnsi="Century Gothic" w:cs="Arial"/>
           <w:szCs w:val="23"/>
         </w:rPr>
         <w:t>délivrée le</w:t>
@@ -264,7 +187,7 @@
       </w:r>
       <w:r>
         <w:rPr>
-          <w:rFonts w:cs="Arial" w:ascii="Century Gothic" w:hAnsi="Century Gothic"/>
+          <w:rFonts w:ascii="Century Gothic" w:hAnsi="Century Gothic" w:cs="Arial"/>
           <w:b/>
           <w:szCs w:val="23"/>
         </w:rPr>
@@ -278,7 +201,7 @@
       </w:r>
       <w:r>
         <w:rPr>
-          <w:rFonts w:cs="Arial" w:ascii="Century Gothic" w:hAnsi="Century Gothic"/>
+          <w:rFonts w:ascii="Century Gothic" w:hAnsi="Century Gothic" w:cs="Arial"/>
           <w:b/>
           <w:szCs w:val="23"/>
         </w:rPr>
@@ -286,14 +209,14 @@
       </w:r>
       <w:r>
         <w:rPr>
-          <w:rFonts w:cs="Arial" w:ascii="Century Gothic" w:hAnsi="Century Gothic"/>
+          <w:rFonts w:ascii="Century Gothic" w:hAnsi="Century Gothic" w:cs="Arial"/>
           <w:szCs w:val="23"/>
         </w:rPr>
         <w:t>fait partie de notre Société en qualité de </w:t>
       </w:r>
       <w:r>
         <w:rPr>
-          <w:rFonts w:cs="Arial" w:ascii="Century Gothic" w:hAnsi="Century Gothic"/>
+          <w:rFonts w:ascii="Century Gothic" w:hAnsi="Century Gothic" w:cs="Arial"/>
           <w:b/>
           <w:szCs w:val="23"/>
         </w:rPr>
@@ -301,38 +224,42 @@
       </w:r>
       <w:r>
         <w:rPr>
-          <w:rFonts w:cs="Arial" w:ascii="Century Gothic" w:hAnsi="Century Gothic"/>
+          <w:rFonts w:ascii="Century Gothic" w:hAnsi="Century Gothic" w:cs="Arial"/>
           <w:szCs w:val="23"/>
         </w:rPr>
         <w:t xml:space="preserve"> du </w:t>
       </w:r>
       <w:r>
         <w:rPr>
-          <w:rFonts w:cs="Arial" w:ascii="Century Gothic" w:hAnsi="Century Gothic"/>
-          <w:b w:val="false"/>
-          <w:bCs w:val="false"/>
-          <w:szCs w:val="23"/>
-        </w:rPr>
-        <w:t>${date_embauche}</w:t>
-      </w:r>
-      <w:r>
-        <w:rPr>
-          <w:rFonts w:cs="Arial" w:ascii="Century Gothic" w:hAnsi="Century Gothic"/>
-          <w:bCs/>
+          <w:rFonts w:ascii="Century Gothic" w:hAnsi="Century Gothic" w:cs="Arial"/>
           <w:szCs w:val="23"/>
         </w:rPr>
         <w:t xml:space="preserve"> </w:t>
       </w:r>
       <w:r>
         <w:rPr>
-          <w:rFonts w:cs="Arial" w:ascii="Century Gothic" w:hAnsi="Century Gothic"/>
-          <w:szCs w:val="23"/>
-        </w:rPr>
-        <w:t xml:space="preserve"> jusqu’à ce jour, Catégorie professionnelle </w:t>
-      </w:r>
-      <w:r>
-        <w:rPr>
-          <w:rFonts w:cs="Arial" w:ascii="Century Gothic" w:hAnsi="Century Gothic"/>
+          <w:rFonts w:ascii="Century Gothic" w:hAnsi="Century Gothic" w:cs="Arial"/>
+          <w:szCs w:val="23"/>
+        </w:rPr>
+        <w:t xml:space="preserve">${date_embauche} </w:t>
+      </w:r>
+      <w:r>
+        <w:rPr>
+          <w:rFonts w:ascii="Century Gothic" w:hAnsi="Century Gothic" w:cs="Arial"/>
+          <w:szCs w:val="23"/>
+        </w:rPr>
+        <w:t>jusqu’à</w:t>
+      </w:r>
+      <w:r>
+        <w:rPr>
+          <w:rFonts w:ascii="Century Gothic" w:hAnsi="Century Gothic" w:cs="Arial"/>
+          <w:szCs w:val="23"/>
+        </w:rPr>
+        <w:t xml:space="preserve"> ce jour, Catégorie professionnelle </w:t>
+      </w:r>
+      <w:r>
+        <w:rPr>
+          <w:rFonts w:ascii="Century Gothic" w:hAnsi="Century Gothic" w:cs="Arial"/>
           <w:b/>
           <w:szCs w:val="23"/>
         </w:rPr>
@@ -340,7 +267,15 @@
       </w:r>
       <w:r>
         <w:rPr>
-          <w:rFonts w:cs="Arial" w:ascii="Century Gothic" w:hAnsi="Century Gothic"/>
+          <w:rFonts w:ascii="Century Gothic" w:hAnsi="Century Gothic" w:cs="Arial"/>
+          <w:b/>
+          <w:szCs w:val="23"/>
+        </w:rPr>
+        <w:t xml:space="preserve"> </w:t>
+      </w:r>
+      <w:r>
+        <w:rPr>
+          <w:rFonts w:ascii="Century Gothic" w:hAnsi="Century Gothic" w:cs="Arial"/>
           <w:szCs w:val="23"/>
         </w:rPr>
         <w:t>;</w:t>
@@ -348,8 +283,7 @@
     </w:p>
     <w:p>
       <w:pPr>
-        <w:pStyle w:val="Normal"/>
-        <w:spacing w:lineRule="auto" w:line="300"/>
+        <w:spacing w:line="300" w:lineRule="auto"/>
         <w:ind w:firstLine="720"/>
         <w:jc w:val="both"/>
         <w:rPr>
@@ -358,7 +292,7 @@
       </w:pPr>
       <w:r>
         <w:rPr>
-          <w:rFonts w:cs="Arial" w:ascii="Century Gothic" w:hAnsi="Century Gothic"/>
+          <w:rFonts w:ascii="Century Gothic" w:hAnsi="Century Gothic" w:cs="Arial"/>
           <w:szCs w:val="23"/>
         </w:rPr>
         <w:t>Il est lié à la société par un ${contract_type}.</w:t>
@@ -366,8 +300,7 @@
     </w:p>
     <w:p>
       <w:pPr>
-        <w:pStyle w:val="Normal"/>
-        <w:spacing w:lineRule="auto" w:line="300"/>
+        <w:spacing w:line="300" w:lineRule="auto"/>
         <w:ind w:firstLine="720"/>
         <w:jc w:val="both"/>
         <w:rPr>
@@ -375,24 +308,17 @@
           <w:szCs w:val="23"/>
         </w:rPr>
       </w:pPr>
-      <w:r>
-        <w:rPr>
-          <w:rFonts w:cs="Arial" w:ascii="Century Gothic" w:hAnsi="Century Gothic"/>
-          <w:szCs w:val="23"/>
-        </w:rPr>
-      </w:r>
-    </w:p>
-    <w:p>
-      <w:pPr>
-        <w:pStyle w:val="Normal"/>
-        <w:spacing w:lineRule="auto" w:line="300"/>
+    </w:p>
+    <w:p>
+      <w:pPr>
+        <w:spacing w:line="300" w:lineRule="auto"/>
         <w:rPr>
           <w:rFonts w:ascii="Century Gothic" w:hAnsi="Century Gothic"/>
         </w:rPr>
       </w:pPr>
       <w:r>
         <w:rPr>
-          <w:rFonts w:cs="Arial" w:ascii="Century Gothic" w:hAnsi="Century Gothic"/>
+          <w:rFonts w:ascii="Century Gothic" w:hAnsi="Century Gothic" w:cs="Arial"/>
           <w:szCs w:val="23"/>
         </w:rPr>
         <w:tab/>
@@ -401,8 +327,6 @@
     </w:p>
     <w:p>
       <w:pPr>
-        <w:pStyle w:val="Normal"/>
-        <w:spacing w:before="0" w:after="0"/>
         <w:contextualSpacing/>
         <w:rPr>
           <w:rFonts w:ascii="Century Gothic" w:hAnsi="Century Gothic" w:cs="Arial"/>
@@ -410,38 +334,20 @@
           <w:szCs w:val="23"/>
         </w:rPr>
       </w:pPr>
-      <w:r>
-        <w:rPr>
-          <w:rFonts w:cs="Arial" w:ascii="Century Gothic" w:hAnsi="Century Gothic"/>
+    </w:p>
+    <w:p>
+      <w:pPr>
+        <w:contextualSpacing/>
+        <w:rPr>
+          <w:rFonts w:ascii="Century Gothic" w:hAnsi="Century Gothic" w:cs="Arial"/>
           <w:sz w:val="23"/>
           <w:szCs w:val="23"/>
         </w:rPr>
-      </w:r>
-    </w:p>
-    <w:p>
-      <w:pPr>
-        <w:pStyle w:val="Normal"/>
-        <w:spacing w:before="0" w:after="0"/>
-        <w:contextualSpacing/>
-        <w:rPr>
-          <w:rFonts w:ascii="Century Gothic" w:hAnsi="Century Gothic" w:cs="Arial"/>
-          <w:sz w:val="23"/>
-          <w:szCs w:val="23"/>
-        </w:rPr>
-      </w:pPr>
-      <w:r>
-        <w:rPr>
-          <w:rFonts w:cs="Arial" w:ascii="Century Gothic" w:hAnsi="Century Gothic"/>
-          <w:sz w:val="23"/>
-          <w:szCs w:val="23"/>
-        </w:rPr>
-      </w:r>
-    </w:p>
-    <w:p>
-      <w:pPr>
-        <w:pStyle w:val="Normal"/>
-        <w:spacing w:before="0" w:after="0"/>
-        <w:ind w:start="2977"/>
+      </w:pPr>
+    </w:p>
+    <w:p>
+      <w:pPr>
+        <w:ind w:left="2977"/>
         <w:contextualSpacing/>
         <w:jc w:val="center"/>
         <w:rPr>
@@ -450,26 +356,15 @@
       </w:pPr>
       <w:r>
         <w:rPr>
-          <w:rFonts w:cs="Arial" w:ascii="Century Gothic" w:hAnsi="Century Gothic"/>
-          <w:szCs w:val="23"/>
-        </w:rPr>
-        <w:t xml:space="preserve">Antananarivo, le </w:t>
-      </w:r>
-      <w:r>
-        <w:rPr>
-          <w:rFonts w:cs="Arial" w:ascii="Century Gothic" w:hAnsi="Century Gothic"/>
-          <w:b w:val="false"/>
-          <w:bCs w:val="false"/>
-          <w:szCs w:val="23"/>
-        </w:rPr>
-        <w:t xml:space="preserve">${date_delivrance} </w:t>
-      </w:r>
-    </w:p>
-    <w:p>
-      <w:pPr>
-        <w:pStyle w:val="Normal"/>
-        <w:spacing w:before="0" w:after="0"/>
-        <w:ind w:start="3261"/>
+          <w:rFonts w:ascii="Century Gothic" w:hAnsi="Century Gothic" w:cs="Arial"/>
+          <w:szCs w:val="23"/>
+        </w:rPr>
+        <w:t xml:space="preserve">Antananarivo, le ${date_delivrance} </w:t>
+      </w:r>
+    </w:p>
+    <w:p>
+      <w:pPr>
+        <w:ind w:left="3261"/>
         <w:contextualSpacing/>
         <w:jc w:val="center"/>
         <w:rPr>
@@ -479,7 +374,7 @@
       </w:pPr>
       <w:r>
         <w:rPr>
-          <w:rFonts w:cs="Arial" w:ascii="Century Gothic" w:hAnsi="Century Gothic"/>
+          <w:rFonts w:ascii="Century Gothic" w:hAnsi="Century Gothic" w:cs="Arial"/>
           <w:b/>
           <w:sz w:val="22"/>
           <w:szCs w:val="22"/>
@@ -489,9 +384,6 @@
     </w:p>
     <w:p>
       <w:pPr>
-        <w:pStyle w:val="Normal"/>
-        <w:spacing w:before="0" w:after="0"/>
-        <w:ind w:hanging="0" w:start="0"/>
         <w:contextualSpacing/>
         <w:jc w:val="center"/>
         <w:rPr>
@@ -501,7 +393,7 @@
       </w:pPr>
       <w:r>
         <w:rPr>
-          <w:rFonts w:cs="Arial" w:ascii="Century Gothic" w:hAnsi="Century Gothic"/>
+          <w:rFonts w:ascii="Century Gothic" w:hAnsi="Century Gothic" w:cs="Arial"/>
           <w:b/>
           <w:sz w:val="21"/>
           <w:szCs w:val="21"/>
@@ -510,7 +402,7 @@
       </w:r>
       <w:r>
         <w:rPr>
-          <w:rFonts w:cs="Arial" w:ascii="Century Gothic" w:hAnsi="Century Gothic"/>
+          <w:rFonts w:ascii="Century Gothic" w:hAnsi="Century Gothic" w:cs="Arial"/>
           <w:b/>
           <w:sz w:val="22"/>
           <w:szCs w:val="22"/>
@@ -520,9 +412,7 @@
     </w:p>
     <w:p>
       <w:pPr>
-        <w:pStyle w:val="Normal"/>
-        <w:spacing w:before="0" w:after="0"/>
-        <w:ind w:start="3261"/>
+        <w:ind w:left="3261"/>
         <w:contextualSpacing/>
         <w:jc w:val="center"/>
         <w:rPr>
@@ -530,18 +420,10 @@
           <w:b/>
         </w:rPr>
       </w:pPr>
-      <w:r>
-        <w:rPr>
-          <w:rFonts w:cs="Arial" w:ascii="Century Gothic" w:hAnsi="Century Gothic"/>
-          <w:b/>
-        </w:rPr>
-      </w:r>
-    </w:p>
-    <w:p>
-      <w:pPr>
-        <w:pStyle w:val="Normal"/>
-        <w:spacing w:before="0" w:after="0"/>
-        <w:ind w:start="3261"/>
+    </w:p>
+    <w:p>
+      <w:pPr>
+        <w:ind w:left="3261"/>
         <w:contextualSpacing/>
         <w:jc w:val="center"/>
         <w:rPr>
@@ -549,18 +431,10 @@
           <w:b/>
         </w:rPr>
       </w:pPr>
-      <w:r>
-        <w:rPr>
-          <w:rFonts w:cs="Arial" w:ascii="Century Gothic" w:hAnsi="Century Gothic"/>
-          <w:b/>
-        </w:rPr>
-      </w:r>
-    </w:p>
-    <w:p>
-      <w:pPr>
-        <w:pStyle w:val="Normal"/>
-        <w:spacing w:before="0" w:after="0"/>
-        <w:ind w:start="3261"/>
+    </w:p>
+    <w:p>
+      <w:pPr>
+        <w:ind w:left="3261"/>
         <w:contextualSpacing/>
         <w:jc w:val="center"/>
         <w:rPr>
@@ -568,18 +442,10 @@
           <w:b/>
         </w:rPr>
       </w:pPr>
-      <w:r>
-        <w:rPr>
-          <w:rFonts w:cs="Arial" w:ascii="Century Gothic" w:hAnsi="Century Gothic"/>
-          <w:b/>
-        </w:rPr>
-      </w:r>
-    </w:p>
-    <w:p>
-      <w:pPr>
-        <w:pStyle w:val="Normal"/>
-        <w:spacing w:before="0" w:after="0"/>
-        <w:ind w:start="3261"/>
+    </w:p>
+    <w:p>
+      <w:pPr>
+        <w:ind w:left="3261"/>
         <w:contextualSpacing/>
         <w:jc w:val="center"/>
         <w:rPr>
@@ -587,18 +453,9 @@
           <w:b/>
         </w:rPr>
       </w:pPr>
-      <w:r>
-        <w:rPr>
-          <w:rFonts w:cs="Arial" w:ascii="Century Gothic" w:hAnsi="Century Gothic"/>
-          <w:b/>
-        </w:rPr>
-      </w:r>
-    </w:p>
-    <w:p>
-      <w:pPr>
-        <w:pStyle w:val="Normal"/>
-        <w:spacing w:before="0" w:after="0"/>
-        <w:ind w:hanging="0" w:start="0"/>
+    </w:p>
+    <w:p>
+      <w:pPr>
         <w:contextualSpacing/>
         <w:jc w:val="center"/>
         <w:rPr>
@@ -608,7 +465,7 @@
       </w:pPr>
       <w:r>
         <w:rPr>
-          <w:rFonts w:cs="Arial" w:ascii="Century Gothic" w:hAnsi="Century Gothic"/>
+          <w:rFonts w:ascii="Century Gothic" w:hAnsi="Century Gothic" w:cs="Arial"/>
           <w:b/>
           <w:sz w:val="21"/>
           <w:szCs w:val="21"/>
@@ -617,7 +474,7 @@
       </w:r>
       <w:r>
         <w:rPr>
-          <w:rFonts w:cs="Arial" w:ascii="Century Gothic" w:hAnsi="Century Gothic"/>
+          <w:rFonts w:ascii="Century Gothic" w:hAnsi="Century Gothic" w:cs="Arial"/>
           <w:b/>
           <w:sz w:val="22"/>
           <w:szCs w:val="22"/>
@@ -627,9 +484,7 @@
     </w:p>
     <w:p>
       <w:pPr>
-        <w:pStyle w:val="Normal"/>
-        <w:spacing w:before="0" w:after="0"/>
-        <w:ind w:start="3261"/>
+        <w:ind w:left="3261"/>
         <w:contextualSpacing/>
         <w:jc w:val="center"/>
         <w:rPr>
@@ -637,18 +492,10 @@
           <w:b/>
         </w:rPr>
       </w:pPr>
-      <w:r>
-        <w:rPr>
-          <w:rFonts w:cs="Arial" w:ascii="Century Gothic" w:hAnsi="Century Gothic"/>
-          <w:b/>
-        </w:rPr>
-      </w:r>
-    </w:p>
-    <w:p>
-      <w:pPr>
-        <w:pStyle w:val="Normal"/>
-        <w:spacing w:before="0" w:after="0"/>
-        <w:ind w:start="3261"/>
+    </w:p>
+    <w:p>
+      <w:pPr>
+        <w:ind w:left="3261"/>
         <w:contextualSpacing/>
         <w:jc w:val="center"/>
         <w:rPr>
@@ -658,50 +505,123 @@
       </w:pPr>
       <w:r>
         <w:rPr>
-          <w:rFonts w:cs="Arial" w:ascii="Century Gothic" w:hAnsi="Century Gothic"/>
-          <w:b/>
-        </w:rPr>
+          <w:noProof/>
+        </w:rPr>
+        <w:drawing>
+          <wp:anchor distT="0" distB="0" distL="114300" distR="114300" simplePos="0" relativeHeight="251658240" behindDoc="0" locked="0" layoutInCell="1" allowOverlap="1" wp14:anchorId="25807B1D" wp14:editId="28BB2440">
+            <wp:simplePos x="0" y="0"/>
+            <wp:positionH relativeFrom="column">
+              <wp:posOffset>3566795</wp:posOffset>
+            </wp:positionH>
+            <wp:positionV relativeFrom="paragraph">
+              <wp:posOffset>95885</wp:posOffset>
+            </wp:positionV>
+            <wp:extent cx="1185545" cy="1185545"/>
+            <wp:effectExtent l="0" t="0" r="0" b="0"/>
+            <wp:wrapSquare wrapText="bothSides"/>
+            <wp:docPr id="3" name="Image 3"/>
+            <wp:cNvGraphicFramePr>
+              <a:graphicFrameLocks xmlns:a="http://schemas.openxmlformats.org/drawingml/2006/main" noChangeAspect="1"/>
+            </wp:cNvGraphicFramePr>
+            <a:graphic xmlns:a="http://schemas.openxmlformats.org/drawingml/2006/main">
+              <a:graphicData uri="http://schemas.openxmlformats.org/drawingml/2006/picture">
+                <pic:pic xmlns:pic="http://schemas.openxmlformats.org/drawingml/2006/picture">
+                  <pic:nvPicPr>
+                    <pic:cNvPr id="0" name="Picture 1"/>
+                    <pic:cNvPicPr>
+                      <a:picLocks noChangeAspect="1" noChangeArrowheads="1"/>
+                    </pic:cNvPicPr>
+                  </pic:nvPicPr>
+                  <pic:blipFill>
+                    <a:blip r:embed="rId7" cstate="print">
+                      <a:extLst>
+                        <a:ext uri="{28A0092B-C50C-407E-A947-70E740481C1C}">
+                          <a14:useLocalDpi xmlns:a14="http://schemas.microsoft.com/office/drawing/2010/main" val="0"/>
+                        </a:ext>
+                      </a:extLst>
+                    </a:blip>
+                    <a:srcRect/>
+                    <a:stretch>
+                      <a:fillRect/>
+                    </a:stretch>
+                  </pic:blipFill>
+                  <pic:spPr bwMode="auto">
+                    <a:xfrm>
+                      <a:off x="0" y="0"/>
+                      <a:ext cx="1185545" cy="1185545"/>
+                    </a:xfrm>
+                    <a:prstGeom prst="rect">
+                      <a:avLst/>
+                    </a:prstGeom>
+                    <a:noFill/>
+                    <a:ln>
+                      <a:noFill/>
+                    </a:ln>
+                  </pic:spPr>
+                </pic:pic>
+              </a:graphicData>
+            </a:graphic>
+            <wp14:sizeRelH relativeFrom="margin">
+              <wp14:pctWidth>0</wp14:pctWidth>
+            </wp14:sizeRelH>
+            <wp14:sizeRelV relativeFrom="margin">
+              <wp14:pctHeight>0</wp14:pctHeight>
+            </wp14:sizeRelV>
+          </wp:anchor>
+        </w:drawing>
       </w:r>
     </w:p>
     <w:sectPr>
-      <w:headerReference w:type="even" r:id="rId2"/>
-      <w:headerReference w:type="default" r:id="rId3"/>
-      <w:headerReference w:type="first" r:id="rId4"/>
-      <w:footerReference w:type="even" r:id="rId5"/>
-      <w:footerReference w:type="default" r:id="rId6"/>
-      <w:footerReference w:type="first" r:id="rId7"/>
-      <w:type w:val="nextPage"/>
+      <w:headerReference w:type="even" r:id="rId8"/>
+      <w:headerReference w:type="default" r:id="rId9"/>
+      <w:footerReference w:type="even" r:id="rId10"/>
+      <w:footerReference w:type="default" r:id="rId11"/>
+      <w:headerReference w:type="first" r:id="rId12"/>
+      <w:footerReference w:type="first" r:id="rId13"/>
       <w:pgSz w:w="11906" w:h="16838"/>
-      <w:pgMar w:left="1418" w:right="1133" w:gutter="0" w:header="510" w:top="1134" w:footer="382" w:bottom="1418"/>
-      <w:pgNumType w:fmt="decimal"/>
-      <w:formProt w:val="false"/>
-      <w:textDirection w:val="lrTb"/>
-      <w:docGrid w:type="default" w:linePitch="360" w:charSpace="0"/>
+      <w:pgMar w:top="1134" w:right="1133" w:bottom="1418" w:left="1418" w:header="510" w:footer="382" w:gutter="0"/>
+      <w:cols w:space="720"/>
+      <w:formProt w:val="0"/>
+      <w:docGrid w:linePitch="360"/>
     </w:sectPr>
   </w:body>
 </w:document>
 </file>
 
+<file path=word/endnotes.xml><?xml version="1.0" encoding="utf-8"?>
+<w:endnotes xmlns:wpc="http://schemas.microsoft.com/office/word/2010/wordprocessingCanvas" xmlns:cx="http://schemas.microsoft.com/office/drawing/2014/chartex" xmlns:cx1="http://schemas.microsoft.com/office/drawing/2015/9/8/chartex" xmlns:cx2="http://schemas.microsoft.com/office/drawing/2015/10/21/chartex" xmlns:cx3="http://schemas.microsoft.com/office/drawing/2016/5/9/chartex" xmlns:cx4="http://schemas.microsoft.com/office/drawing/2016/5/10/chartex" xmlns:cx5="http://schemas.microsoft.com/office/drawing/2016/5/11/chartex" xmlns:cx6="http://schemas.microsoft.com/office/drawing/2016/5/12/chartex" xmlns:cx7="http://schemas.microsoft.com/office/drawing/2016/5/13/chartex" xmlns:cx8="http://schemas.microsoft.com/office/drawing/2016/5/14/chartex" xmlns:mc="http://schemas.openxmlformats.org/markup-compatibility/2006" xmlns:aink="http://schemas.microsoft.com/office/drawing/2016/ink" xmlns:am3d="http://schemas.microsoft.com/office/drawing/2017/model3d" xmlns:o="urn:schemas-microsoft-com:office:office" xmlns:r="http://schemas.openxmlformats.org/officeDocument/2006/relationships" xmlns:m="http://schemas.openxmlformats.org/officeDocument/2006/math" xmlns:v="urn:schemas-microsoft-com:vml" xmlns:wp14="http://schemas.microsoft.com/office/word/2010/wordprocessingDrawing" xmlns:wp="http://schemas.openxmlformats.org/drawingml/2006/wordprocessingDrawing" xmlns:w10="urn:schemas-microsoft-com:office:word" xmlns:w="http://schemas.openxmlformats.org/wordprocessingml/2006/main" xmlns:w14="http://schemas.microsoft.com/office/word/2010/wordml" xmlns:w15="http://schemas.microsoft.com/office/word/2012/wordml" xmlns:w16cex="http://schemas.microsoft.com/office/word/2018/wordml/cex" xmlns:w16cid="http://schemas.microsoft.com/office/word/2016/wordml/cid" xmlns:w16="http://schemas.microsoft.com/office/word/2018/wordml" xmlns:w16sdtdh="http://schemas.microsoft.com/office/word/2020/wordml/sdtdatahash" xmlns:w16se="http://schemas.microsoft.com/office/word/2015/wordml/symex" xmlns:wpg="http://schemas.microsoft.com/office/word/2010/wordprocessingGroup" xmlns:wpi="http://schemas.microsoft.com/office/word/2010/wordprocessingInk" xmlns:wne="http://schemas.microsoft.com/office/word/2006/wordml" xmlns:wps="http://schemas.microsoft.com/office/word/2010/wordprocessingShape" mc:Ignorable="w14 w15 w16se w16cid w16 w16cex w16sdtdh wp14">
+  <w:endnote w:type="separator" w:id="-1">
+    <w:p>
+      <w:r>
+        <w:separator/>
+      </w:r>
+    </w:p>
+  </w:endnote>
+  <w:endnote w:type="continuationSeparator" w:id="0">
+    <w:p>
+      <w:r>
+        <w:continuationSeparator/>
+      </w:r>
+    </w:p>
+  </w:endnote>
+</w:endnotes>
+</file>
+
 <file path=word/footer1.xml><?xml version="1.0" encoding="utf-8"?>
-<w:ftr xmlns:o="urn:schemas-microsoft-com:office:office" xmlns:r="http://schemas.openxmlformats.org/officeDocument/2006/relationships" xmlns:v="urn:schemas-microsoft-com:vml" xmlns:w="http://schemas.openxmlformats.org/wordprocessingml/2006/main" xmlns:w10="urn:schemas-microsoft-com:office:word" xmlns:wp="http://schemas.openxmlformats.org/drawingml/2006/wordprocessingDrawing" xmlns:pic="http://schemas.openxmlformats.org/drawingml/2006/picture" xmlns:wps="http://schemas.microsoft.com/office/word/2010/wordprocessingShape" xmlns:wpg="http://schemas.microsoft.com/office/word/2010/wordprocessingGroup" xmlns:mc="http://schemas.openxmlformats.org/markup-compatibility/2006" xmlns:wp14="http://schemas.microsoft.com/office/word/2010/wordprocessingDrawing" xmlns:w14="http://schemas.microsoft.com/office/word/2010/wordml" xmlns:w15="http://schemas.microsoft.com/office/word/2012/wordml" mc:Ignorable="w14 wp14 w15">
+<w:ftr xmlns:wpc="http://schemas.microsoft.com/office/word/2010/wordprocessingCanvas" xmlns:cx="http://schemas.microsoft.com/office/drawing/2014/chartex" xmlns:cx1="http://schemas.microsoft.com/office/drawing/2015/9/8/chartex" xmlns:cx2="http://schemas.microsoft.com/office/drawing/2015/10/21/chartex" xmlns:cx3="http://schemas.microsoft.com/office/drawing/2016/5/9/chartex" xmlns:cx4="http://schemas.microsoft.com/office/drawing/2016/5/10/chartex" xmlns:cx5="http://schemas.microsoft.com/office/drawing/2016/5/11/chartex" xmlns:cx6="http://schemas.microsoft.com/office/drawing/2016/5/12/chartex" xmlns:cx7="http://schemas.microsoft.com/office/drawing/2016/5/13/chartex" xmlns:cx8="http://schemas.microsoft.com/office/drawing/2016/5/14/chartex" xmlns:mc="http://schemas.openxmlformats.org/markup-compatibility/2006" xmlns:aink="http://schemas.microsoft.com/office/drawing/2016/ink" xmlns:am3d="http://schemas.microsoft.com/office/drawing/2017/model3d" xmlns:o="urn:schemas-microsoft-com:office:office" xmlns:r="http://schemas.openxmlformats.org/officeDocument/2006/relationships" xmlns:m="http://schemas.openxmlformats.org/officeDocument/2006/math" xmlns:v="urn:schemas-microsoft-com:vml" xmlns:wp14="http://schemas.microsoft.com/office/word/2010/wordprocessingDrawing" xmlns:wp="http://schemas.openxmlformats.org/drawingml/2006/wordprocessingDrawing" xmlns:w10="urn:schemas-microsoft-com:office:word" xmlns:w="http://schemas.openxmlformats.org/wordprocessingml/2006/main" xmlns:w14="http://schemas.microsoft.com/office/word/2010/wordml" xmlns:w15="http://schemas.microsoft.com/office/word/2012/wordml" xmlns:w16cex="http://schemas.microsoft.com/office/word/2018/wordml/cex" xmlns:w16cid="http://schemas.microsoft.com/office/word/2016/wordml/cid" xmlns:w16="http://schemas.microsoft.com/office/word/2018/wordml" xmlns:w16sdtdh="http://schemas.microsoft.com/office/word/2020/wordml/sdtdatahash" xmlns:w16se="http://schemas.microsoft.com/office/word/2015/wordml/symex" xmlns:wpg="http://schemas.microsoft.com/office/word/2010/wordprocessingGroup" xmlns:wpi="http://schemas.microsoft.com/office/word/2010/wordprocessingInk" xmlns:wne="http://schemas.microsoft.com/office/word/2006/wordml" xmlns:wps="http://schemas.microsoft.com/office/word/2010/wordprocessingShape" mc:Ignorable="w14 w15 w16se w16cid w16 w16cex w16sdtdh wp14">
   <w:p>
     <w:pPr>
-      <w:pStyle w:val="Footer"/>
-      <w:rPr/>
-    </w:pPr>
-    <w:r>
-      <w:rPr/>
-    </w:r>
+      <w:pStyle w:val="Pieddepage"/>
+    </w:pPr>
   </w:p>
 </w:ftr>
 </file>
 
 <file path=word/footer2.xml><?xml version="1.0" encoding="utf-8"?>
-<w:ftr xmlns:o="urn:schemas-microsoft-com:office:office" xmlns:r="http://schemas.openxmlformats.org/officeDocument/2006/relationships" xmlns:v="urn:schemas-microsoft-com:vml" xmlns:w="http://schemas.openxmlformats.org/wordprocessingml/2006/main" xmlns:w10="urn:schemas-microsoft-com:office:word" xmlns:wp="http://schemas.openxmlformats.org/drawingml/2006/wordprocessingDrawing" xmlns:pic="http://schemas.openxmlformats.org/drawingml/2006/picture" xmlns:wps="http://schemas.microsoft.com/office/word/2010/wordprocessingShape" xmlns:wpg="http://schemas.microsoft.com/office/word/2010/wordprocessingGroup" xmlns:mc="http://schemas.openxmlformats.org/markup-compatibility/2006" xmlns:wp14="http://schemas.microsoft.com/office/word/2010/wordprocessingDrawing" xmlns:w14="http://schemas.microsoft.com/office/word/2010/wordml" xmlns:w15="http://schemas.microsoft.com/office/word/2012/wordml" mc:Ignorable="w14 wp14 w15">
+<w:ftr xmlns:wpc="http://schemas.microsoft.com/office/word/2010/wordprocessingCanvas" xmlns:cx="http://schemas.microsoft.com/office/drawing/2014/chartex" xmlns:cx1="http://schemas.microsoft.com/office/drawing/2015/9/8/chartex" xmlns:cx2="http://schemas.microsoft.com/office/drawing/2015/10/21/chartex" xmlns:cx3="http://schemas.microsoft.com/office/drawing/2016/5/9/chartex" xmlns:cx4="http://schemas.microsoft.com/office/drawing/2016/5/10/chartex" xmlns:cx5="http://schemas.microsoft.com/office/drawing/2016/5/11/chartex" xmlns:cx6="http://schemas.microsoft.com/office/drawing/2016/5/12/chartex" xmlns:cx7="http://schemas.microsoft.com/office/drawing/2016/5/13/chartex" xmlns:cx8="http://schemas.microsoft.com/office/drawing/2016/5/14/chartex" xmlns:mc="http://schemas.openxmlformats.org/markup-compatibility/2006" xmlns:aink="http://schemas.microsoft.com/office/drawing/2016/ink" xmlns:am3d="http://schemas.microsoft.com/office/drawing/2017/model3d" xmlns:o="urn:schemas-microsoft-com:office:office" xmlns:r="http://schemas.openxmlformats.org/officeDocument/2006/relationships" xmlns:m="http://schemas.openxmlformats.org/officeDocument/2006/math" xmlns:v="urn:schemas-microsoft-com:vml" xmlns:wp14="http://schemas.microsoft.com/office/word/2010/wordprocessingDrawing" xmlns:wp="http://schemas.openxmlformats.org/drawingml/2006/wordprocessingDrawing" xmlns:w10="urn:schemas-microsoft-com:office:word" xmlns:w="http://schemas.openxmlformats.org/wordprocessingml/2006/main" xmlns:w14="http://schemas.microsoft.com/office/word/2010/wordml" xmlns:w15="http://schemas.microsoft.com/office/word/2012/wordml" xmlns:w16cex="http://schemas.microsoft.com/office/word/2018/wordml/cex" xmlns:w16cid="http://schemas.microsoft.com/office/word/2016/wordml/cid" xmlns:w16="http://schemas.microsoft.com/office/word/2018/wordml" xmlns:w16sdtdh="http://schemas.microsoft.com/office/word/2020/wordml/sdtdatahash" xmlns:w16se="http://schemas.microsoft.com/office/word/2015/wordml/symex" xmlns:wpg="http://schemas.microsoft.com/office/word/2010/wordprocessingGroup" xmlns:wpi="http://schemas.microsoft.com/office/word/2010/wordprocessingInk" xmlns:wne="http://schemas.microsoft.com/office/word/2006/wordml" xmlns:wps="http://schemas.microsoft.com/office/word/2010/wordprocessingShape" mc:Ignorable="w14 w15 w16se w16cid w16 w16cex w16sdtdh wp14">
   <w:p>
     <w:pPr>
-      <w:pStyle w:val="Normal"/>
-      <w:spacing w:lineRule="auto" w:line="180"/>
+      <w:spacing w:line="180" w:lineRule="auto"/>
       <w:jc w:val="center"/>
       <w:rPr>
         <w:rFonts w:ascii="Century Gothic" w:hAnsi="Century Gothic"/>
@@ -722,7 +642,6 @@
   </w:p>
   <w:p>
     <w:pPr>
-      <w:pStyle w:val="Normal"/>
       <w:jc w:val="center"/>
       <w:rPr>
         <w:rFonts w:ascii="Century Gothic" w:hAnsi="Century Gothic"/>
@@ -743,7 +662,6 @@
   </w:p>
   <w:p>
     <w:pPr>
-      <w:pStyle w:val="Normal"/>
       <w:jc w:val="center"/>
       <w:rPr>
         <w:rFonts w:ascii="Century Gothic" w:hAnsi="Century Gothic"/>
@@ -764,7 +682,6 @@
   </w:p>
   <w:p>
     <w:pPr>
-      <w:pStyle w:val="Normal"/>
       <w:jc w:val="center"/>
       <w:rPr>
         <w:rFonts w:ascii="Century Gothic" w:hAnsi="Century Gothic"/>
@@ -785,22 +702,17 @@
   </w:p>
   <w:p>
     <w:pPr>
-      <w:pStyle w:val="Footer"/>
-      <w:rPr/>
-    </w:pPr>
-    <w:r>
-      <w:rPr/>
-    </w:r>
+      <w:pStyle w:val="Pieddepage"/>
+    </w:pPr>
   </w:p>
 </w:ftr>
 </file>
 
 <file path=word/footer3.xml><?xml version="1.0" encoding="utf-8"?>
-<w:ftr xmlns:o="urn:schemas-microsoft-com:office:office" xmlns:r="http://schemas.openxmlformats.org/officeDocument/2006/relationships" xmlns:v="urn:schemas-microsoft-com:vml" xmlns:w="http://schemas.openxmlformats.org/wordprocessingml/2006/main" xmlns:w10="urn:schemas-microsoft-com:office:word" xmlns:wp="http://schemas.openxmlformats.org/drawingml/2006/wordprocessingDrawing" xmlns:pic="http://schemas.openxmlformats.org/drawingml/2006/picture" xmlns:wps="http://schemas.microsoft.com/office/word/2010/wordprocessingShape" xmlns:wpg="http://schemas.microsoft.com/office/word/2010/wordprocessingGroup" xmlns:mc="http://schemas.openxmlformats.org/markup-compatibility/2006" xmlns:wp14="http://schemas.microsoft.com/office/word/2010/wordprocessingDrawing" xmlns:w14="http://schemas.microsoft.com/office/word/2010/wordml" xmlns:w15="http://schemas.microsoft.com/office/word/2012/wordml" mc:Ignorable="w14 wp14 w15">
+<w:ftr xmlns:wpc="http://schemas.microsoft.com/office/word/2010/wordprocessingCanvas" xmlns:cx="http://schemas.microsoft.com/office/drawing/2014/chartex" xmlns:cx1="http://schemas.microsoft.com/office/drawing/2015/9/8/chartex" xmlns:cx2="http://schemas.microsoft.com/office/drawing/2015/10/21/chartex" xmlns:cx3="http://schemas.microsoft.com/office/drawing/2016/5/9/chartex" xmlns:cx4="http://schemas.microsoft.com/office/drawing/2016/5/10/chartex" xmlns:cx5="http://schemas.microsoft.com/office/drawing/2016/5/11/chartex" xmlns:cx6="http://schemas.microsoft.com/office/drawing/2016/5/12/chartex" xmlns:cx7="http://schemas.microsoft.com/office/drawing/2016/5/13/chartex" xmlns:cx8="http://schemas.microsoft.com/office/drawing/2016/5/14/chartex" xmlns:mc="http://schemas.openxmlformats.org/markup-compatibility/2006" xmlns:aink="http://schemas.microsoft.com/office/drawing/2016/ink" xmlns:am3d="http://schemas.microsoft.com/office/drawing/2017/model3d" xmlns:o="urn:schemas-microsoft-com:office:office" xmlns:r="http://schemas.openxmlformats.org/officeDocument/2006/relationships" xmlns:m="http://schemas.openxmlformats.org/officeDocument/2006/math" xmlns:v="urn:schemas-microsoft-com:vml" xmlns:wp14="http://schemas.microsoft.com/office/word/2010/wordprocessingDrawing" xmlns:wp="http://schemas.openxmlformats.org/drawingml/2006/wordprocessingDrawing" xmlns:w10="urn:schemas-microsoft-com:office:word" xmlns:w="http://schemas.openxmlformats.org/wordprocessingml/2006/main" xmlns:w14="http://schemas.microsoft.com/office/word/2010/wordml" xmlns:w15="http://schemas.microsoft.com/office/word/2012/wordml" xmlns:w16cex="http://schemas.microsoft.com/office/word/2018/wordml/cex" xmlns:w16cid="http://schemas.microsoft.com/office/word/2016/wordml/cid" xmlns:w16="http://schemas.microsoft.com/office/word/2018/wordml" xmlns:w16sdtdh="http://schemas.microsoft.com/office/word/2020/wordml/sdtdatahash" xmlns:w16se="http://schemas.microsoft.com/office/word/2015/wordml/symex" xmlns:wpg="http://schemas.microsoft.com/office/word/2010/wordprocessingGroup" xmlns:wpi="http://schemas.microsoft.com/office/word/2010/wordprocessingInk" xmlns:wne="http://schemas.microsoft.com/office/word/2006/wordml" xmlns:wps="http://schemas.microsoft.com/office/word/2010/wordprocessingShape" mc:Ignorable="w14 w15 w16se w16cid w16 w16cex w16sdtdh wp14">
   <w:p>
     <w:pPr>
-      <w:pStyle w:val="Normal"/>
-      <w:spacing w:lineRule="auto" w:line="180"/>
+      <w:spacing w:line="180" w:lineRule="auto"/>
       <w:jc w:val="center"/>
       <w:rPr>
         <w:rFonts w:ascii="Century Gothic" w:hAnsi="Century Gothic"/>
@@ -821,7 +733,6 @@
   </w:p>
   <w:p>
     <w:pPr>
-      <w:pStyle w:val="Normal"/>
       <w:jc w:val="center"/>
       <w:rPr>
         <w:rFonts w:ascii="Century Gothic" w:hAnsi="Century Gothic"/>
@@ -842,7 +753,6 @@
   </w:p>
   <w:p>
     <w:pPr>
-      <w:pStyle w:val="Normal"/>
       <w:jc w:val="center"/>
       <w:rPr>
         <w:rFonts w:ascii="Century Gothic" w:hAnsi="Century Gothic"/>
@@ -863,7 +773,6 @@
   </w:p>
   <w:p>
     <w:pPr>
-      <w:pStyle w:val="Normal"/>
       <w:jc w:val="center"/>
       <w:rPr>
         <w:rFonts w:ascii="Century Gothic" w:hAnsi="Century Gothic"/>
@@ -884,42 +793,54 @@
   </w:p>
   <w:p>
     <w:pPr>
-      <w:pStyle w:val="Footer"/>
-      <w:rPr/>
-    </w:pPr>
-    <w:r>
-      <w:rPr/>
-    </w:r>
+      <w:pStyle w:val="Pieddepage"/>
+    </w:pPr>
   </w:p>
 </w:ftr>
 </file>
 
+<file path=word/footnotes.xml><?xml version="1.0" encoding="utf-8"?>
+<w:footnotes xmlns:wpc="http://schemas.microsoft.com/office/word/2010/wordprocessingCanvas" xmlns:cx="http://schemas.microsoft.com/office/drawing/2014/chartex" xmlns:cx1="http://schemas.microsoft.com/office/drawing/2015/9/8/chartex" xmlns:cx2="http://schemas.microsoft.com/office/drawing/2015/10/21/chartex" xmlns:cx3="http://schemas.microsoft.com/office/drawing/2016/5/9/chartex" xmlns:cx4="http://schemas.microsoft.com/office/drawing/2016/5/10/chartex" xmlns:cx5="http://schemas.microsoft.com/office/drawing/2016/5/11/chartex" xmlns:cx6="http://schemas.microsoft.com/office/drawing/2016/5/12/chartex" xmlns:cx7="http://schemas.microsoft.com/office/drawing/2016/5/13/chartex" xmlns:cx8="http://schemas.microsoft.com/office/drawing/2016/5/14/chartex" xmlns:mc="http://schemas.openxmlformats.org/markup-compatibility/2006" xmlns:aink="http://schemas.microsoft.com/office/drawing/2016/ink" xmlns:am3d="http://schemas.microsoft.com/office/drawing/2017/model3d" xmlns:o="urn:schemas-microsoft-com:office:office" xmlns:r="http://schemas.openxmlformats.org/officeDocument/2006/relationships" xmlns:m="http://schemas.openxmlformats.org/officeDocument/2006/math" xmlns:v="urn:schemas-microsoft-com:vml" xmlns:wp14="http://schemas.microsoft.com/office/word/2010/wordprocessingDrawing" xmlns:wp="http://schemas.openxmlformats.org/drawingml/2006/wordprocessingDrawing" xmlns:w10="urn:schemas-microsoft-com:office:word" xmlns:w="http://schemas.openxmlformats.org/wordprocessingml/2006/main" xmlns:w14="http://schemas.microsoft.com/office/word/2010/wordml" xmlns:w15="http://schemas.microsoft.com/office/word/2012/wordml" xmlns:w16cex="http://schemas.microsoft.com/office/word/2018/wordml/cex" xmlns:w16cid="http://schemas.microsoft.com/office/word/2016/wordml/cid" xmlns:w16="http://schemas.microsoft.com/office/word/2018/wordml" xmlns:w16sdtdh="http://schemas.microsoft.com/office/word/2020/wordml/sdtdatahash" xmlns:w16se="http://schemas.microsoft.com/office/word/2015/wordml/symex" xmlns:wpg="http://schemas.microsoft.com/office/word/2010/wordprocessingGroup" xmlns:wpi="http://schemas.microsoft.com/office/word/2010/wordprocessingInk" xmlns:wne="http://schemas.microsoft.com/office/word/2006/wordml" xmlns:wps="http://schemas.microsoft.com/office/word/2010/wordprocessingShape" mc:Ignorable="w14 w15 w16se w16cid w16 w16cex w16sdtdh wp14">
+  <w:footnote w:type="separator" w:id="-1">
+    <w:p>
+      <w:r>
+        <w:separator/>
+      </w:r>
+    </w:p>
+  </w:footnote>
+  <w:footnote w:type="continuationSeparator" w:id="0">
+    <w:p>
+      <w:r>
+        <w:continuationSeparator/>
+      </w:r>
+    </w:p>
+  </w:footnote>
+</w:footnotes>
+</file>
+
 <file path=word/header1.xml><?xml version="1.0" encoding="utf-8"?>
-<w:hdr xmlns:o="urn:schemas-microsoft-com:office:office" xmlns:r="http://schemas.openxmlformats.org/officeDocument/2006/relationships" xmlns:v="urn:schemas-microsoft-com:vml" xmlns:w="http://schemas.openxmlformats.org/wordprocessingml/2006/main" xmlns:w10="urn:schemas-microsoft-com:office:word" xmlns:wp="http://schemas.openxmlformats.org/drawingml/2006/wordprocessingDrawing" xmlns:pic="http://schemas.openxmlformats.org/drawingml/2006/picture" xmlns:wps="http://schemas.microsoft.com/office/word/2010/wordprocessingShape" xmlns:wpg="http://schemas.microsoft.com/office/word/2010/wordprocessingGroup" xmlns:mc="http://schemas.openxmlformats.org/markup-compatibility/2006" xmlns:wp14="http://schemas.microsoft.com/office/word/2010/wordprocessingDrawing" xmlns:w14="http://schemas.microsoft.com/office/word/2010/wordml" xmlns:w15="http://schemas.microsoft.com/office/word/2012/wordml" mc:Ignorable="w14 wp14 w15">
+<w:hdr xmlns:wpc="http://schemas.microsoft.com/office/word/2010/wordprocessingCanvas" xmlns:cx="http://schemas.microsoft.com/office/drawing/2014/chartex" xmlns:cx1="http://schemas.microsoft.com/office/drawing/2015/9/8/chartex" xmlns:cx2="http://schemas.microsoft.com/office/drawing/2015/10/21/chartex" xmlns:cx3="http://schemas.microsoft.com/office/drawing/2016/5/9/chartex" xmlns:cx4="http://schemas.microsoft.com/office/drawing/2016/5/10/chartex" xmlns:cx5="http://schemas.microsoft.com/office/drawing/2016/5/11/chartex" xmlns:cx6="http://schemas.microsoft.com/office/drawing/2016/5/12/chartex" xmlns:cx7="http://schemas.microsoft.com/office/drawing/2016/5/13/chartex" xmlns:cx8="http://schemas.microsoft.com/office/drawing/2016/5/14/chartex" xmlns:mc="http://schemas.openxmlformats.org/markup-compatibility/2006" xmlns:aink="http://schemas.microsoft.com/office/drawing/2016/ink" xmlns:am3d="http://schemas.microsoft.com/office/drawing/2017/model3d" xmlns:o="urn:schemas-microsoft-com:office:office" xmlns:r="http://schemas.openxmlformats.org/officeDocument/2006/relationships" xmlns:m="http://schemas.openxmlformats.org/officeDocument/2006/math" xmlns:v="urn:schemas-microsoft-com:vml" xmlns:wp14="http://schemas.microsoft.com/office/word/2010/wordprocessingDrawing" xmlns:wp="http://schemas.openxmlformats.org/drawingml/2006/wordprocessingDrawing" xmlns:w10="urn:schemas-microsoft-com:office:word" xmlns:w="http://schemas.openxmlformats.org/wordprocessingml/2006/main" xmlns:w14="http://schemas.microsoft.com/office/word/2010/wordml" xmlns:w15="http://schemas.microsoft.com/office/word/2012/wordml" xmlns:w16cex="http://schemas.microsoft.com/office/word/2018/wordml/cex" xmlns:w16cid="http://schemas.microsoft.com/office/word/2016/wordml/cid" xmlns:w16="http://schemas.microsoft.com/office/word/2018/wordml" xmlns:w16sdtdh="http://schemas.microsoft.com/office/word/2020/wordml/sdtdatahash" xmlns:w16se="http://schemas.microsoft.com/office/word/2015/wordml/symex" xmlns:wpg="http://schemas.microsoft.com/office/word/2010/wordprocessingGroup" xmlns:wpi="http://schemas.microsoft.com/office/word/2010/wordprocessingInk" xmlns:wne="http://schemas.microsoft.com/office/word/2006/wordml" xmlns:wps="http://schemas.microsoft.com/office/word/2010/wordprocessingShape" mc:Ignorable="w14 w15 w16se w16cid w16 w16cex w16sdtdh wp14">
   <w:p>
     <w:pPr>
-      <w:pStyle w:val="Header"/>
-      <w:rPr/>
-    </w:pPr>
-    <w:r>
-      <w:rPr/>
-    </w:r>
+      <w:pStyle w:val="En-tte"/>
+    </w:pPr>
   </w:p>
 </w:hdr>
 </file>
 
 <file path=word/header2.xml><?xml version="1.0" encoding="utf-8"?>
-<w:hdr xmlns:o="urn:schemas-microsoft-com:office:office" xmlns:r="http://schemas.openxmlformats.org/officeDocument/2006/relationships" xmlns:v="urn:schemas-microsoft-com:vml" xmlns:w="http://schemas.openxmlformats.org/wordprocessingml/2006/main" xmlns:w10="urn:schemas-microsoft-com:office:word" xmlns:wp="http://schemas.openxmlformats.org/drawingml/2006/wordprocessingDrawing" xmlns:pic="http://schemas.openxmlformats.org/drawingml/2006/picture" xmlns:wps="http://schemas.microsoft.com/office/word/2010/wordprocessingShape" xmlns:wpg="http://schemas.microsoft.com/office/word/2010/wordprocessingGroup" xmlns:mc="http://schemas.openxmlformats.org/markup-compatibility/2006" xmlns:wp14="http://schemas.microsoft.com/office/word/2010/wordprocessingDrawing" xmlns:w14="http://schemas.microsoft.com/office/word/2010/wordml" xmlns:w15="http://schemas.microsoft.com/office/word/2012/wordml" mc:Ignorable="w14 wp14 w15">
+<w:hdr xmlns:wpc="http://schemas.microsoft.com/office/word/2010/wordprocessingCanvas" xmlns:cx="http://schemas.microsoft.com/office/drawing/2014/chartex" xmlns:cx1="http://schemas.microsoft.com/office/drawing/2015/9/8/chartex" xmlns:cx2="http://schemas.microsoft.com/office/drawing/2015/10/21/chartex" xmlns:cx3="http://schemas.microsoft.com/office/drawing/2016/5/9/chartex" xmlns:cx4="http://schemas.microsoft.com/office/drawing/2016/5/10/chartex" xmlns:cx5="http://schemas.microsoft.com/office/drawing/2016/5/11/chartex" xmlns:cx6="http://schemas.microsoft.com/office/drawing/2016/5/12/chartex" xmlns:cx7="http://schemas.microsoft.com/office/drawing/2016/5/13/chartex" xmlns:cx8="http://schemas.microsoft.com/office/drawing/2016/5/14/chartex" xmlns:mc="http://schemas.openxmlformats.org/markup-compatibility/2006" xmlns:aink="http://schemas.microsoft.com/office/drawing/2016/ink" xmlns:am3d="http://schemas.microsoft.com/office/drawing/2017/model3d" xmlns:o="urn:schemas-microsoft-com:office:office" xmlns:r="http://schemas.openxmlformats.org/officeDocument/2006/relationships" xmlns:m="http://schemas.openxmlformats.org/officeDocument/2006/math" xmlns:v="urn:schemas-microsoft-com:vml" xmlns:wp14="http://schemas.microsoft.com/office/word/2010/wordprocessingDrawing" xmlns:wp="http://schemas.openxmlformats.org/drawingml/2006/wordprocessingDrawing" xmlns:w10="urn:schemas-microsoft-com:office:word" xmlns:w="http://schemas.openxmlformats.org/wordprocessingml/2006/main" xmlns:w14="http://schemas.microsoft.com/office/word/2010/wordml" xmlns:w15="http://schemas.microsoft.com/office/word/2012/wordml" xmlns:w16cex="http://schemas.microsoft.com/office/word/2018/wordml/cex" xmlns:w16cid="http://schemas.microsoft.com/office/word/2016/wordml/cid" xmlns:w16="http://schemas.microsoft.com/office/word/2018/wordml" xmlns:w16sdtdh="http://schemas.microsoft.com/office/word/2020/wordml/sdtdatahash" xmlns:w16se="http://schemas.microsoft.com/office/word/2015/wordml/symex" xmlns:wpg="http://schemas.microsoft.com/office/word/2010/wordprocessingGroup" xmlns:wpi="http://schemas.microsoft.com/office/word/2010/wordprocessingInk" xmlns:wne="http://schemas.microsoft.com/office/word/2006/wordml" xmlns:wps="http://schemas.microsoft.com/office/word/2010/wordprocessingShape" mc:Ignorable="w14 w15 w16se w16cid w16 w16cex w16sdtdh wp14">
   <w:p>
     <w:pPr>
-      <w:pStyle w:val="Header"/>
+      <w:pStyle w:val="En-tte"/>
       <w:jc w:val="center"/>
-      <w:rPr/>
     </w:pPr>
     <w:r>
-      <w:rPr/>
+      <w:rPr>
+        <w:noProof/>
+      </w:rPr>
       <w:drawing>
-        <wp:anchor behindDoc="0" distT="0" distB="0" distL="114300" distR="114300" simplePos="0" locked="0" layoutInCell="0" allowOverlap="1" relativeHeight="2">
+        <wp:anchor distT="0" distB="0" distL="114300" distR="114300" simplePos="0" relativeHeight="251657216" behindDoc="0" locked="0" layoutInCell="0" allowOverlap="1" wp14:anchorId="3FA44E3D" wp14:editId="1D5A5520">
           <wp:simplePos x="0" y="0"/>
           <wp:positionH relativeFrom="column">
             <wp:posOffset>-139065</wp:posOffset>
@@ -978,17 +899,18 @@
 </file>
 
 <file path=word/header3.xml><?xml version="1.0" encoding="utf-8"?>
-<w:hdr xmlns:o="urn:schemas-microsoft-com:office:office" xmlns:r="http://schemas.openxmlformats.org/officeDocument/2006/relationships" xmlns:v="urn:schemas-microsoft-com:vml" xmlns:w="http://schemas.openxmlformats.org/wordprocessingml/2006/main" xmlns:w10="urn:schemas-microsoft-com:office:word" xmlns:wp="http://schemas.openxmlformats.org/drawingml/2006/wordprocessingDrawing" xmlns:pic="http://schemas.openxmlformats.org/drawingml/2006/picture" xmlns:wps="http://schemas.microsoft.com/office/word/2010/wordprocessingShape" xmlns:wpg="http://schemas.microsoft.com/office/word/2010/wordprocessingGroup" xmlns:mc="http://schemas.openxmlformats.org/markup-compatibility/2006" xmlns:wp14="http://schemas.microsoft.com/office/word/2010/wordprocessingDrawing" xmlns:w14="http://schemas.microsoft.com/office/word/2010/wordml" xmlns:w15="http://schemas.microsoft.com/office/word/2012/wordml" mc:Ignorable="w14 wp14 w15">
+<w:hdr xmlns:wpc="http://schemas.microsoft.com/office/word/2010/wordprocessingCanvas" xmlns:cx="http://schemas.microsoft.com/office/drawing/2014/chartex" xmlns:cx1="http://schemas.microsoft.com/office/drawing/2015/9/8/chartex" xmlns:cx2="http://schemas.microsoft.com/office/drawing/2015/10/21/chartex" xmlns:cx3="http://schemas.microsoft.com/office/drawing/2016/5/9/chartex" xmlns:cx4="http://schemas.microsoft.com/office/drawing/2016/5/10/chartex" xmlns:cx5="http://schemas.microsoft.com/office/drawing/2016/5/11/chartex" xmlns:cx6="http://schemas.microsoft.com/office/drawing/2016/5/12/chartex" xmlns:cx7="http://schemas.microsoft.com/office/drawing/2016/5/13/chartex" xmlns:cx8="http://schemas.microsoft.com/office/drawing/2016/5/14/chartex" xmlns:mc="http://schemas.openxmlformats.org/markup-compatibility/2006" xmlns:aink="http://schemas.microsoft.com/office/drawing/2016/ink" xmlns:am3d="http://schemas.microsoft.com/office/drawing/2017/model3d" xmlns:o="urn:schemas-microsoft-com:office:office" xmlns:r="http://schemas.openxmlformats.org/officeDocument/2006/relationships" xmlns:m="http://schemas.openxmlformats.org/officeDocument/2006/math" xmlns:v="urn:schemas-microsoft-com:vml" xmlns:wp14="http://schemas.microsoft.com/office/word/2010/wordprocessingDrawing" xmlns:wp="http://schemas.openxmlformats.org/drawingml/2006/wordprocessingDrawing" xmlns:w10="urn:schemas-microsoft-com:office:word" xmlns:w="http://schemas.openxmlformats.org/wordprocessingml/2006/main" xmlns:w14="http://schemas.microsoft.com/office/word/2010/wordml" xmlns:w15="http://schemas.microsoft.com/office/word/2012/wordml" xmlns:w16cex="http://schemas.microsoft.com/office/word/2018/wordml/cex" xmlns:w16cid="http://schemas.microsoft.com/office/word/2016/wordml/cid" xmlns:w16="http://schemas.microsoft.com/office/word/2018/wordml" xmlns:w16sdtdh="http://schemas.microsoft.com/office/word/2020/wordml/sdtdatahash" xmlns:w16se="http://schemas.microsoft.com/office/word/2015/wordml/symex" xmlns:wpg="http://schemas.microsoft.com/office/word/2010/wordprocessingGroup" xmlns:wpi="http://schemas.microsoft.com/office/word/2010/wordprocessingInk" xmlns:wne="http://schemas.microsoft.com/office/word/2006/wordml" xmlns:wps="http://schemas.microsoft.com/office/word/2010/wordprocessingShape" mc:Ignorable="w14 w15 w16se w16cid w16 w16cex w16sdtdh wp14">
   <w:p>
     <w:pPr>
-      <w:pStyle w:val="Header"/>
+      <w:pStyle w:val="En-tte"/>
       <w:jc w:val="center"/>
-      <w:rPr/>
     </w:pPr>
     <w:r>
-      <w:rPr/>
+      <w:rPr>
+        <w:noProof/>
+      </w:rPr>
       <w:drawing>
-        <wp:anchor behindDoc="0" distT="0" distB="0" distL="114300" distR="114300" simplePos="0" locked="0" layoutInCell="0" allowOverlap="1" relativeHeight="2">
+        <wp:anchor distT="0" distB="0" distL="114300" distR="114300" simplePos="0" relativeHeight="251658240" behindDoc="0" locked="0" layoutInCell="0" allowOverlap="1" wp14:anchorId="2D8073BC" wp14:editId="33E4B53C">
           <wp:simplePos x="0" y="0"/>
           <wp:positionH relativeFrom="column">
             <wp:posOffset>-139065</wp:posOffset>
@@ -1047,17 +969,17 @@
 </file>
 
 <file path=word/styles.xml><?xml version="1.0" encoding="utf-8"?>
-<w:styles xmlns:w="http://schemas.openxmlformats.org/wordprocessingml/2006/main" xmlns:w14="http://schemas.microsoft.com/office/word/2010/wordml" xmlns:mc="http://schemas.openxmlformats.org/markup-compatibility/2006" mc:Ignorable="w14">
+<w:styles xmlns:mc="http://schemas.openxmlformats.org/markup-compatibility/2006" xmlns:r="http://schemas.openxmlformats.org/officeDocument/2006/relationships" xmlns:w="http://schemas.openxmlformats.org/wordprocessingml/2006/main" xmlns:w14="http://schemas.microsoft.com/office/word/2010/wordml" xmlns:w15="http://schemas.microsoft.com/office/word/2012/wordml" xmlns:w16cex="http://schemas.microsoft.com/office/word/2018/wordml/cex" xmlns:w16cid="http://schemas.microsoft.com/office/word/2016/wordml/cid" xmlns:w16="http://schemas.microsoft.com/office/word/2018/wordml" xmlns:w16sdtdh="http://schemas.microsoft.com/office/word/2020/wordml/sdtdatahash" xmlns:w16se="http://schemas.microsoft.com/office/word/2015/wordml/symex" mc:Ignorable="w14 w15 w16se w16cid w16 w16cex w16sdtdh">
   <w:docDefaults>
     <w:rPrDefault>
       <w:rPr>
-        <w:rFonts w:ascii="Times New Roman" w:hAnsi="Times New Roman" w:eastAsia="Times New Roman" w:cs="Times New Roman"/>
+        <w:rFonts w:ascii="Times New Roman" w:eastAsia="Times New Roman" w:hAnsi="Times New Roman" w:cs="Times New Roman"/>
         <w:lang w:val="fr-FR" w:eastAsia="fr-FR" w:bidi="ar-SA"/>
       </w:rPr>
     </w:rPrDefault>
     <w:pPrDefault>
       <w:pPr>
-        <w:suppressAutoHyphens w:val="true"/>
+        <w:suppressAutoHyphens/>
       </w:pPr>
     </w:pPrDefault>
   </w:docDefaults>
@@ -1094,7 +1016,7 @@
     <w:lsdException w:name="footnote text" w:semiHidden="1" w:unhideWhenUsed="1"/>
     <w:lsdException w:name="annotation text" w:semiHidden="1" w:unhideWhenUsed="1"/>
     <w:lsdException w:name="header" w:semiHidden="1" w:unhideWhenUsed="1"/>
-    <w:lsdException w:name="footer" w:uiPriority="99" w:semiHidden="1" w:unhideWhenUsed="1"/>
+    <w:lsdException w:name="footer" w:semiHidden="1" w:uiPriority="99" w:unhideWhenUsed="1"/>
     <w:lsdException w:name="index heading" w:semiHidden="1" w:unhideWhenUsed="1"/>
     <w:lsdException w:name="caption" w:semiHidden="1" w:unhideWhenUsed="1" w:qFormat="1"/>
     <w:lsdException w:name="table of figures" w:semiHidden="1" w:unhideWhenUsed="1"/>
@@ -1209,7 +1131,7 @@
     <w:lsdException w:name="Table Web 2" w:semiHidden="1" w:unhideWhenUsed="1"/>
     <w:lsdException w:name="Table Web 3" w:semiHidden="1" w:unhideWhenUsed="1"/>
     <w:lsdException w:name="Table Theme" w:semiHidden="1" w:unhideWhenUsed="1"/>
-    <w:lsdException w:name="Placeholder Text" w:uiPriority="99" w:semiHidden="1"/>
+    <w:lsdException w:name="Placeholder Text" w:semiHidden="1" w:uiPriority="99"/>
     <w:lsdException w:name="No Spacing" w:uiPriority="1" w:qFormat="1"/>
     <w:lsdException w:name="Light Shading" w:uiPriority="60"/>
     <w:lsdException w:name="Light List" w:uiPriority="61"/>
@@ -1231,7 +1153,7 @@
     <w:lsdException w:name="Medium Shading 1 Accent 1" w:uiPriority="63"/>
     <w:lsdException w:name="Medium Shading 2 Accent 1" w:uiPriority="64"/>
     <w:lsdException w:name="Medium List 1 Accent 1" w:uiPriority="65"/>
-    <w:lsdException w:name="Revision" w:uiPriority="99" w:semiHidden="1"/>
+    <w:lsdException w:name="Revision" w:semiHidden="1" w:uiPriority="99"/>
     <w:lsdException w:name="List Paragraph" w:uiPriority="34" w:qFormat="1"/>
     <w:lsdException w:name="Quote" w:uiPriority="29" w:qFormat="1"/>
     <w:lsdException w:name="Intense Quote" w:uiPriority="30" w:qFormat="1"/>
@@ -1318,8 +1240,8 @@
     <w:lsdException w:name="Subtle Reference" w:uiPriority="31" w:qFormat="1"/>
     <w:lsdException w:name="Intense Reference" w:uiPriority="32" w:qFormat="1"/>
     <w:lsdException w:name="Book Title" w:uiPriority="33" w:qFormat="1"/>
-    <w:lsdException w:name="Bibliography" w:uiPriority="37" w:semiHidden="1" w:unhideWhenUsed="1"/>
-    <w:lsdException w:name="TOC Heading" w:uiPriority="39" w:semiHidden="1" w:unhideWhenUsed="1" w:qFormat="1"/>
+    <w:lsdException w:name="Bibliography" w:semiHidden="1" w:uiPriority="37" w:unhideWhenUsed="1"/>
+    <w:lsdException w:name="TOC Heading" w:semiHidden="1" w:uiPriority="39" w:unhideWhenUsed="1" w:qFormat="1"/>
     <w:lsdException w:name="Plain Table 1" w:uiPriority="41"/>
     <w:lsdException w:name="Plain Table 2" w:uiPriority="42"/>
     <w:lsdException w:name="Plain Table 3" w:uiPriority="43"/>
@@ -1424,222 +1346,26 @@
     <w:lsdException w:name="List Table 5 Dark Accent 6" w:uiPriority="50"/>
     <w:lsdException w:name="List Table 6 Colorful Accent 6" w:uiPriority="51"/>
     <w:lsdException w:name="List Table 7 Colorful Accent 6" w:uiPriority="52"/>
-    <w:lsdException w:name="Mention" w:uiPriority="99" w:semiHidden="1" w:unhideWhenUsed="1"/>
-    <w:lsdException w:name="Smart Hyperlink" w:uiPriority="99" w:semiHidden="1" w:unhideWhenUsed="1"/>
-    <w:lsdException w:name="Hashtag" w:uiPriority="99" w:semiHidden="1" w:unhideWhenUsed="1"/>
-    <w:lsdException w:name="Unresolved Mention" w:uiPriority="99" w:semiHidden="1" w:unhideWhenUsed="1"/>
-    <w:lsdException w:name="Smart Link" w:uiPriority="99" w:semiHidden="1" w:unhideWhenUsed="1"/>
+    <w:lsdException w:name="Mention" w:semiHidden="1" w:uiPriority="99" w:unhideWhenUsed="1"/>
+    <w:lsdException w:name="Smart Hyperlink" w:semiHidden="1" w:uiPriority="99" w:unhideWhenUsed="1"/>
+    <w:lsdException w:name="Hashtag" w:semiHidden="1" w:uiPriority="99" w:unhideWhenUsed="1"/>
+    <w:lsdException w:name="Unresolved Mention" w:semiHidden="1" w:uiPriority="99" w:unhideWhenUsed="1"/>
+    <w:lsdException w:name="Smart Link" w:semiHidden="1" w:uiPriority="99" w:unhideWhenUsed="1"/>
   </w:latentStyles>
-  <w:style w:type="paragraph" w:styleId="Normal" w:default="1">
+  <w:style w:type="paragraph" w:default="1" w:styleId="Normal">
     <w:name w:val="Normal"/>
     <w:qFormat/>
     <w:rsid w:val="00186121"/>
-    <w:pPr>
-      <w:widowControl/>
-      <w:suppressAutoHyphens w:val="true"/>
-      <w:bidi w:val="0"/>
-      <w:spacing w:before="0" w:after="0"/>
-      <w:jc w:val="start"/>
-    </w:pPr>
-    <w:rPr>
-      <w:rFonts w:ascii="Times New Roman" w:hAnsi="Times New Roman" w:eastAsia="Times New Roman" w:cs="Times New Roman"/>
-      <w:color w:val="auto"/>
-      <w:kern w:val="0"/>
-      <w:sz w:val="24"/>
-      <w:szCs w:val="24"/>
-      <w:lang w:val="fr-FR" w:eastAsia="fr-FR" w:bidi="ar-SA"/>
-    </w:rPr>
-  </w:style>
-  <w:style w:type="character" w:styleId="DefaultParagraphFont" w:default="1">
-    <w:name w:val="Default Paragraph Font"/>
-    <w:uiPriority w:val="1"/>
-    <w:unhideWhenUsed/>
-    <w:qFormat/>
-    <w:rPr/>
-  </w:style>
-  <w:style w:type="character" w:styleId="TextedebullesCar" w:customStyle="1">
-    <w:name w:val="Texte de bulles Car"/>
-    <w:basedOn w:val="DefaultParagraphFont"/>
-    <w:link w:val="BalloonText"/>
-    <w:qFormat/>
-    <w:rsid w:val="0066020b"/>
-    <w:rPr>
-      <w:rFonts w:ascii="Segoe UI" w:hAnsi="Segoe UI" w:cs="Segoe UI"/>
-      <w:sz w:val="18"/>
-      <w:szCs w:val="18"/>
-    </w:rPr>
-  </w:style>
-  <w:style w:type="character" w:styleId="En-tteCar" w:customStyle="1">
-    <w:name w:val="En-tête Car"/>
-    <w:basedOn w:val="DefaultParagraphFont"/>
-    <w:qFormat/>
-    <w:rsid w:val="006d48f5"/>
     <w:rPr>
       <w:sz w:val="24"/>
       <w:szCs w:val="24"/>
     </w:rPr>
   </w:style>
-  <w:style w:type="character" w:styleId="PieddepageCar" w:customStyle="1">
-    <w:name w:val="Pied de page Car"/>
-    <w:basedOn w:val="DefaultParagraphFont"/>
-    <w:uiPriority w:val="99"/>
-    <w:qFormat/>
-    <w:rsid w:val="006d48f5"/>
-    <w:rPr>
-      <w:sz w:val="24"/>
-      <w:szCs w:val="24"/>
-    </w:rPr>
-  </w:style>
-  <w:style w:type="paragraph" w:styleId="Titre">
-    <w:name w:val="Titre"/>
-    <w:basedOn w:val="Normal"/>
-    <w:next w:val="BodyText"/>
-    <w:qFormat/>
-    <w:pPr>
-      <w:keepNext w:val="true"/>
-      <w:spacing w:before="240" w:after="120"/>
-    </w:pPr>
-    <w:rPr>
-      <w:rFonts w:ascii="Liberation Sans" w:hAnsi="Liberation Sans" w:eastAsia="Microsoft YaHei" w:cs="Lucida Sans"/>
-      <w:sz w:val="28"/>
-      <w:szCs w:val="28"/>
-    </w:rPr>
-  </w:style>
-  <w:style w:type="paragraph" w:styleId="BodyText">
-    <w:name w:val="Body Text"/>
-    <w:basedOn w:val="Normal"/>
-    <w:pPr>
-      <w:spacing w:lineRule="auto" w:line="276" w:before="0" w:after="140"/>
-    </w:pPr>
-    <w:rPr/>
-  </w:style>
-  <w:style w:type="paragraph" w:styleId="List">
-    <w:name w:val="List"/>
-    <w:basedOn w:val="BodyText"/>
-    <w:pPr/>
-    <w:rPr>
-      <w:rFonts w:cs="Lucida Sans"/>
-    </w:rPr>
-  </w:style>
-  <w:style w:type="paragraph" w:styleId="Caption">
-    <w:name w:val="caption"/>
-    <w:basedOn w:val="Normal"/>
-    <w:qFormat/>
-    <w:pPr>
-      <w:suppressLineNumbers/>
-      <w:spacing w:before="120" w:after="120"/>
-    </w:pPr>
-    <w:rPr>
-      <w:rFonts w:cs="Lucida Sans"/>
-      <w:i/>
-      <w:iCs/>
-      <w:sz w:val="24"/>
-      <w:szCs w:val="24"/>
-    </w:rPr>
-  </w:style>
-  <w:style w:type="paragraph" w:styleId="Index">
-    <w:name w:val="Index"/>
-    <w:basedOn w:val="Normal"/>
-    <w:qFormat/>
-    <w:pPr>
-      <w:suppressLineNumbers/>
-    </w:pPr>
-    <w:rPr>
-      <w:rFonts w:cs="Lucida Sans"/>
-    </w:rPr>
-  </w:style>
-  <w:style w:type="paragraph" w:styleId="Titreuser">
-    <w:name w:val="Titre (user)"/>
-    <w:basedOn w:val="Normal"/>
-    <w:next w:val="BodyText"/>
-    <w:qFormat/>
-    <w:pPr>
-      <w:keepNext w:val="true"/>
-      <w:spacing w:before="240" w:after="120"/>
-    </w:pPr>
-    <w:rPr>
-      <w:rFonts w:ascii="Liberation Sans" w:hAnsi="Liberation Sans" w:eastAsia="Microsoft YaHei" w:cs="Lucida Sans"/>
-      <w:sz w:val="28"/>
-      <w:szCs w:val="28"/>
-    </w:rPr>
-  </w:style>
-  <w:style w:type="paragraph" w:styleId="BalloonText">
-    <w:name w:val="Balloon Text"/>
-    <w:basedOn w:val="Normal"/>
-    <w:link w:val="TextedebullesCar"/>
-    <w:qFormat/>
-    <w:rsid w:val="0066020b"/>
-    <w:pPr/>
-    <w:rPr>
-      <w:rFonts w:ascii="Segoe UI" w:hAnsi="Segoe UI" w:cs="Segoe UI"/>
-      <w:sz w:val="18"/>
-      <w:szCs w:val="18"/>
-    </w:rPr>
-  </w:style>
-  <w:style w:type="paragraph" w:styleId="ListParagraph">
-    <w:name w:val="List Paragraph"/>
-    <w:basedOn w:val="Normal"/>
-    <w:uiPriority w:val="34"/>
-    <w:qFormat/>
-    <w:rsid w:val="00a62d3e"/>
-    <w:pPr>
-      <w:spacing w:before="0" w:after="0"/>
-      <w:ind w:start="720"/>
-      <w:contextualSpacing/>
-    </w:pPr>
-    <w:rPr/>
-  </w:style>
-  <w:style w:type="paragraph" w:styleId="En-tteetpieddepageuser">
-    <w:name w:val="En-tête et pied de page (user)"/>
-    <w:basedOn w:val="Normal"/>
-    <w:qFormat/>
-    <w:pPr/>
-    <w:rPr/>
-  </w:style>
-  <w:style w:type="paragraph" w:styleId="En-tteetpieddepage">
-    <w:name w:val="En-tête et pied de page"/>
-    <w:basedOn w:val="Normal"/>
-    <w:qFormat/>
-    <w:pPr/>
-    <w:rPr/>
-  </w:style>
-  <w:style w:type="paragraph" w:styleId="Header">
-    <w:name w:val="header"/>
-    <w:basedOn w:val="Normal"/>
-    <w:link w:val="En-tteCar"/>
-    <w:unhideWhenUsed/>
-    <w:rsid w:val="006d48f5"/>
-    <w:pPr>
-      <w:tabs>
-        <w:tab w:val="clear" w:pos="708"/>
-        <w:tab w:val="center" w:pos="4536" w:leader="none"/>
-        <w:tab w:val="right" w:pos="9072" w:leader="none"/>
-      </w:tabs>
-    </w:pPr>
-    <w:rPr/>
-  </w:style>
-  <w:style w:type="paragraph" w:styleId="Footer">
-    <w:name w:val="footer"/>
-    <w:basedOn w:val="Normal"/>
-    <w:link w:val="PieddepageCar"/>
-    <w:uiPriority w:val="99"/>
-    <w:unhideWhenUsed/>
-    <w:rsid w:val="006d48f5"/>
-    <w:pPr>
-      <w:tabs>
-        <w:tab w:val="clear" w:pos="708"/>
-        <w:tab w:val="center" w:pos="4536" w:leader="none"/>
-        <w:tab w:val="right" w:pos="9072" w:leader="none"/>
-      </w:tabs>
-    </w:pPr>
-    <w:rPr/>
-  </w:style>
-  <w:style w:type="numbering" w:styleId="Pasdelisteuser" w:default="1">
-    <w:name w:val="Pas de liste (user)"/>
-    <w:uiPriority w:val="99"/>
+  <w:style w:type="character" w:default="1" w:styleId="Policepardfaut">
+    <w:name w:val="Default Paragraph Font"/>
+    <w:uiPriority w:val="1"/>
     <w:semiHidden/>
     <w:unhideWhenUsed/>
-    <w:qFormat/>
   </w:style>
   <w:style w:type="table" w:default="1" w:styleId="TableauNormal">
     <w:name w:val="Normal Table"/>
@@ -1647,6 +1373,7 @@
     <w:semiHidden/>
     <w:unhideWhenUsed/>
     <w:tblPr>
+      <w:tblInd w:w="0" w:type="dxa"/>
       <w:tblCellMar>
         <w:top w:w="0" w:type="dxa"/>
         <w:left w:w="108" w:type="dxa"/>
@@ -1655,58 +1382,235 @@
       </w:tblCellMar>
     </w:tblPr>
   </w:style>
+  <w:style w:type="numbering" w:default="1" w:styleId="Aucuneliste">
+    <w:name w:val="No List"/>
+    <w:uiPriority w:val="99"/>
+    <w:semiHidden/>
+    <w:unhideWhenUsed/>
+  </w:style>
+  <w:style w:type="character" w:customStyle="1" w:styleId="TextedebullesCar">
+    <w:name w:val="Texte de bulles Car"/>
+    <w:basedOn w:val="Policepardfaut"/>
+    <w:link w:val="Textedebulles"/>
+    <w:qFormat/>
+    <w:rsid w:val="0066020B"/>
+    <w:rPr>
+      <w:rFonts w:ascii="Segoe UI" w:hAnsi="Segoe UI" w:cs="Segoe UI"/>
+      <w:sz w:val="18"/>
+      <w:szCs w:val="18"/>
+    </w:rPr>
+  </w:style>
+  <w:style w:type="character" w:customStyle="1" w:styleId="En-tteCar">
+    <w:name w:val="En-tête Car"/>
+    <w:basedOn w:val="Policepardfaut"/>
+    <w:link w:val="En-tte"/>
+    <w:qFormat/>
+    <w:rsid w:val="006D48F5"/>
+    <w:rPr>
+      <w:sz w:val="24"/>
+      <w:szCs w:val="24"/>
+    </w:rPr>
+  </w:style>
+  <w:style w:type="character" w:customStyle="1" w:styleId="PieddepageCar">
+    <w:name w:val="Pied de page Car"/>
+    <w:basedOn w:val="Policepardfaut"/>
+    <w:link w:val="Pieddepage"/>
+    <w:uiPriority w:val="99"/>
+    <w:qFormat/>
+    <w:rsid w:val="006D48F5"/>
+    <w:rPr>
+      <w:sz w:val="24"/>
+      <w:szCs w:val="24"/>
+    </w:rPr>
+  </w:style>
+  <w:style w:type="paragraph" w:styleId="Titre">
+    <w:name w:val="Title"/>
+    <w:basedOn w:val="Normal"/>
+    <w:next w:val="Corpsdetexte"/>
+    <w:qFormat/>
+    <w:pPr>
+      <w:keepNext/>
+      <w:spacing w:before="240" w:after="120"/>
+    </w:pPr>
+    <w:rPr>
+      <w:rFonts w:ascii="Liberation Sans" w:eastAsia="Microsoft YaHei" w:hAnsi="Liberation Sans" w:cs="Lucida Sans"/>
+      <w:sz w:val="28"/>
+      <w:szCs w:val="28"/>
+    </w:rPr>
+  </w:style>
+  <w:style w:type="paragraph" w:styleId="Corpsdetexte">
+    <w:name w:val="Body Text"/>
+    <w:basedOn w:val="Normal"/>
+    <w:pPr>
+      <w:spacing w:after="140" w:line="276" w:lineRule="auto"/>
+    </w:pPr>
+  </w:style>
+  <w:style w:type="paragraph" w:styleId="Liste">
+    <w:name w:val="List"/>
+    <w:basedOn w:val="Corpsdetexte"/>
+    <w:rPr>
+      <w:rFonts w:cs="Lucida Sans"/>
+    </w:rPr>
+  </w:style>
+  <w:style w:type="paragraph" w:styleId="Lgende">
+    <w:name w:val="caption"/>
+    <w:basedOn w:val="Normal"/>
+    <w:qFormat/>
+    <w:pPr>
+      <w:suppressLineNumbers/>
+      <w:spacing w:before="120" w:after="120"/>
+    </w:pPr>
+    <w:rPr>
+      <w:rFonts w:cs="Lucida Sans"/>
+      <w:i/>
+      <w:iCs/>
+    </w:rPr>
+  </w:style>
+  <w:style w:type="paragraph" w:customStyle="1" w:styleId="Index">
+    <w:name w:val="Index"/>
+    <w:basedOn w:val="Normal"/>
+    <w:qFormat/>
+    <w:pPr>
+      <w:suppressLineNumbers/>
+    </w:pPr>
+    <w:rPr>
+      <w:rFonts w:cs="Lucida Sans"/>
+    </w:rPr>
+  </w:style>
+  <w:style w:type="paragraph" w:customStyle="1" w:styleId="Titreuser">
+    <w:name w:val="Titre (user)"/>
+    <w:basedOn w:val="Normal"/>
+    <w:next w:val="Corpsdetexte"/>
+    <w:qFormat/>
+    <w:pPr>
+      <w:keepNext/>
+      <w:spacing w:before="240" w:after="120"/>
+    </w:pPr>
+    <w:rPr>
+      <w:rFonts w:ascii="Liberation Sans" w:eastAsia="Microsoft YaHei" w:hAnsi="Liberation Sans" w:cs="Lucida Sans"/>
+      <w:sz w:val="28"/>
+      <w:szCs w:val="28"/>
+    </w:rPr>
+  </w:style>
+  <w:style w:type="paragraph" w:styleId="Textedebulles">
+    <w:name w:val="Balloon Text"/>
+    <w:basedOn w:val="Normal"/>
+    <w:link w:val="TextedebullesCar"/>
+    <w:qFormat/>
+    <w:rsid w:val="0066020B"/>
+    <w:rPr>
+      <w:rFonts w:ascii="Segoe UI" w:hAnsi="Segoe UI" w:cs="Segoe UI"/>
+      <w:sz w:val="18"/>
+      <w:szCs w:val="18"/>
+    </w:rPr>
+  </w:style>
+  <w:style w:type="paragraph" w:styleId="Paragraphedeliste">
+    <w:name w:val="List Paragraph"/>
+    <w:basedOn w:val="Normal"/>
+    <w:uiPriority w:val="34"/>
+    <w:qFormat/>
+    <w:rsid w:val="00A62D3E"/>
+    <w:pPr>
+      <w:ind w:left="720"/>
+      <w:contextualSpacing/>
+    </w:pPr>
+  </w:style>
+  <w:style w:type="paragraph" w:customStyle="1" w:styleId="En-tteetpieddepageuser">
+    <w:name w:val="En-tête et pied de page (user)"/>
+    <w:basedOn w:val="Normal"/>
+    <w:qFormat/>
+  </w:style>
+  <w:style w:type="paragraph" w:customStyle="1" w:styleId="En-tteetpieddepage">
+    <w:name w:val="En-tête et pied de page"/>
+    <w:basedOn w:val="Normal"/>
+    <w:qFormat/>
+  </w:style>
+  <w:style w:type="paragraph" w:styleId="En-tte">
+    <w:name w:val="header"/>
+    <w:basedOn w:val="Normal"/>
+    <w:link w:val="En-tteCar"/>
+    <w:unhideWhenUsed/>
+    <w:rsid w:val="006D48F5"/>
+    <w:pPr>
+      <w:tabs>
+        <w:tab w:val="center" w:pos="4536"/>
+        <w:tab w:val="right" w:pos="9072"/>
+      </w:tabs>
+    </w:pPr>
+  </w:style>
+  <w:style w:type="paragraph" w:styleId="Pieddepage">
+    <w:name w:val="footer"/>
+    <w:basedOn w:val="Normal"/>
+    <w:link w:val="PieddepageCar"/>
+    <w:uiPriority w:val="99"/>
+    <w:unhideWhenUsed/>
+    <w:rsid w:val="006D48F5"/>
+    <w:pPr>
+      <w:tabs>
+        <w:tab w:val="center" w:pos="4536"/>
+        <w:tab w:val="right" w:pos="9072"/>
+      </w:tabs>
+    </w:pPr>
+  </w:style>
+  <w:style w:type="numbering" w:customStyle="1" w:styleId="Pasdelisteuser">
+    <w:name w:val="Pas de liste (user)"/>
+    <w:uiPriority w:val="99"/>
+    <w:semiHidden/>
+    <w:unhideWhenUsed/>
+    <w:qFormat/>
+  </w:style>
 </w:styles>
 </file>
 
 <file path=word/theme/theme1.xml><?xml version="1.0" encoding="utf-8"?>
-<a:theme xmlns:a="http://schemas.openxmlformats.org/drawingml/2006/main" xmlns:r="http://schemas.openxmlformats.org/officeDocument/2006/relationships" name="Thème Office">
+<a:theme xmlns:a="http://schemas.openxmlformats.org/drawingml/2006/main" name="Thème Office">
   <a:themeElements>
     <a:clrScheme name="Office">
       <a:dk1>
         <a:srgbClr val="000000"/>
       </a:dk1>
       <a:lt1>
-        <a:srgbClr val="ffffff"/>
+        <a:srgbClr val="FFFFFF"/>
       </a:lt1>
       <a:dk2>
-        <a:srgbClr val="44546a"/>
+        <a:srgbClr val="44546A"/>
       </a:dk2>
       <a:lt2>
-        <a:srgbClr val="e7e6e6"/>
+        <a:srgbClr val="E7E6E6"/>
       </a:lt2>
       <a:accent1>
-        <a:srgbClr val="5b9bd5"/>
+        <a:srgbClr val="5B9BD5"/>
       </a:accent1>
       <a:accent2>
-        <a:srgbClr val="ed7d31"/>
+        <a:srgbClr val="ED7D31"/>
       </a:accent2>
       <a:accent3>
-        <a:srgbClr val="a5a5a5"/>
+        <a:srgbClr val="A5A5A5"/>
       </a:accent3>
       <a:accent4>
-        <a:srgbClr val="ffc000"/>
+        <a:srgbClr val="FFC000"/>
       </a:accent4>
       <a:accent5>
-        <a:srgbClr val="4472c4"/>
+        <a:srgbClr val="4472C4"/>
       </a:accent5>
       <a:accent6>
-        <a:srgbClr val="70ad47"/>
+        <a:srgbClr val="70AD47"/>
       </a:accent6>
       <a:hlink>
-        <a:srgbClr val="0563c1"/>
+        <a:srgbClr val="0563C1"/>
       </a:hlink>
       <a:folHlink>
-        <a:srgbClr val="954f72"/>
+        <a:srgbClr val="954F72"/>
       </a:folHlink>
     </a:clrScheme>
     <a:fontScheme name="Office">
       <a:majorFont>
-        <a:latin typeface="Calibri Light" pitchFamily="0" charset="1"/>
+        <a:latin typeface="Calibri Light"/>
         <a:ea typeface=""/>
         <a:cs typeface=""/>
       </a:majorFont>
       <a:minorFont>
-        <a:latin typeface="Calibri" pitchFamily="0" charset="1"/>
+        <a:latin typeface="Calibri"/>
         <a:ea typeface=""/>
         <a:cs typeface=""/>
       </a:minorFont>
@@ -1738,7 +1642,7 @@
             </a:gs>
           </a:gsLst>
           <a:lin ang="5400000" scaled="0"/>
-          <a:tileRect l="0" t="0" r="0" b="0"/>
+          <a:tileRect/>
         </a:gradFill>
         <a:gradFill>
           <a:gsLst>
@@ -1762,7 +1666,7 @@
             </a:gs>
           </a:gsLst>
           <a:lin ang="5400000" scaled="0"/>
-          <a:tileRect l="0" t="0" r="0" b="0"/>
+          <a:tileRect/>
         </a:gradFill>
       </a:fillStyleLst>
       <a:lnStyleLst>
@@ -1822,11 +1726,13 @@
             </a:gs>
           </a:gsLst>
           <a:lin ang="5400000" scaled="0"/>
-          <a:tileRect l="0" t="0" r="0" b="0"/>
+          <a:tileRect/>
         </a:gradFill>
       </a:bgFillStyleLst>
     </a:fmtScheme>
   </a:themeElements>
+  <a:objectDefaults/>
+  <a:extraClrSchemeLst/>
 </a:theme>
 </file>
 
